--- a/dist/BO_NOP_HOAN_CHINH_2026-06/1_papers/P6_JWB/01_manuscript_blinded.docx
+++ b/dist/BO_NOP_HOAN_CHINH_2026-06/1_papers/P6_JWB/01_manuscript_blinded.docx
@@ -2,7 +2,7 @@
 <file path=word/document.xml><?xml version="1.0" encoding="utf-8"?>
 <w:document xmlns:w="http://schemas.openxmlformats.org/wordprocessingml/2006/main" xmlns:m="http://schemas.openxmlformats.org/officeDocument/2006/math" xmlns:r="http://schemas.openxmlformats.org/officeDocument/2006/relationships" xmlns:o="urn:schemas-microsoft-com:office:office" xmlns:v="urn:schemas-microsoft-com:vml" xmlns:w10="urn:schemas-microsoft-com:office:word" xmlns:a="http://schemas.openxmlformats.org/drawingml/2006/main" xmlns:pic="http://schemas.openxmlformats.org/drawingml/2006/picture" xmlns:wp="http://schemas.openxmlformats.org/drawingml/2006/wordprocessingDrawing">
   <w:body>
-    <w:bookmarkStart w:id="67" w:name="X0c6e4d0da10b64d0e26e4f46cdf4d61de6495dd"/>
+    <w:bookmarkStart w:id="65" w:name="X0c6e4d0da10b64d0e26e4f46cdf4d61de6495dd"/>
     <w:p>
       <w:pPr>
         <w:pStyle w:val="Heading1"/>
@@ -103,7 +103,7 @@
         <w:t xml:space="preserve"> </w:t>
       </w:r>
       <w:r>
-        <w:t xml:space="preserve">phase moderate the internationalization–performance (I→P) relationship</w:t>
+        <w:t xml:space="preserve">phase moderate the internationalization–performance (I to P) relationship</w:t>
       </w:r>
       <w:r>
         <w:t xml:space="preserve"> </w:t>
@@ -582,7 +582,7 @@
         <w:t xml:space="preserve"> </w:t>
       </w:r>
       <w:r>
-        <w:t xml:space="preserve">This is the first three-level MARA of I→P drawing</w:t>
+        <w:t xml:space="preserve">This is the first three-level MARA of I to P drawing</w:t>
       </w:r>
       <w:r>
         <w:t xml:space="preserve"> </w:t>
@@ -650,7 +650,7 @@
         <w:t xml:space="preserve"> </w:t>
       </w:r>
       <w:r>
-        <w:t xml:space="preserve">bias, reframes the heterogeneity puzzle: unexplained variance in I→P may</w:t>
+        <w:t xml:space="preserve">bias, reframes the heterogeneity puzzle: unexplained variance in I to P may</w:t>
       </w:r>
       <w:r>
         <w:t xml:space="preserve"> </w:t>
@@ -702,7 +702,7 @@
       </w:r>
     </w:p>
     <w:bookmarkEnd w:id="20"/>
-    <w:bookmarkStart w:id="21" w:name="Xe3d0fc0bea9a42ce7605565d0964033d7f6ee47"/>
+    <w:bookmarkStart w:id="21" w:name="introduction"/>
     <w:p>
       <w:pPr>
         <w:pStyle w:val="Heading2"/>
@@ -796,13 +796,28 @@
         <w:pStyle w:val="BodyText"/>
       </w:pPr>
       <w:r>
-        <w:t xml:space="preserve">The relationship between a firm's degree of internationalization and its</w:t>
-      </w:r>
-      <w:r>
-        <w:t xml:space="preserve"> </w:t>
-      </w:r>
-      <w:r>
-        <w:t xml:space="preserve">performance (the "I→P relationship") is the most meta-analyzed question</w:t>
+        <w:t xml:space="preserve">The relationship between a firm’s degree of internationalization and its</w:t>
+      </w:r>
+      <w:r>
+        <w:t xml:space="preserve"> </w:t>
+      </w:r>
+      <w:r>
+        <w:t xml:space="preserve">performance (the</w:t>
+      </w:r>
+      <w:r>
+        <w:t xml:space="preserve"> </w:t>
+      </w:r>
+      <w:r>
+        <w:t xml:space="preserve">“</w:t>
+      </w:r>
+      <w:r>
+        <w:t xml:space="preserve">I to P relationship</w:t>
+      </w:r>
+      <w:r>
+        <w:t xml:space="preserve">”</w:t>
+      </w:r>
+      <w:r>
+        <w:t xml:space="preserve">) is the most meta-analyzed question</w:t>
       </w:r>
       <w:r>
         <w:t xml:space="preserve"> </w:t>
@@ -859,13 +874,13 @@
         <w:pStyle w:val="BodyText"/>
       </w:pPr>
       <w:r>
-        <w:t xml:space="preserve">The present study's starting point is the ICBEF 2025 baseline analysis</w:t>
-      </w:r>
-      <w:r>
-        <w:t xml:space="preserve"> </w:t>
-      </w:r>
-      <w:r>
-        <w:t xml:space="preserve">(Do &amp; Phan, 2024):</w:t>
+        <w:t xml:space="preserve">The present study’s starting point is the ICBEF 2025 baseline analysis</w:t>
+      </w:r>
+      <w:r>
+        <w:t xml:space="preserve"> </w:t>
+      </w:r>
+      <w:r>
+        <w:t xml:space="preserve">(Authors, 2024):</w:t>
       </w:r>
       <w:r>
         <w:t xml:space="preserve"> </w:t>
@@ -989,7 +1004,7 @@
         <w:t xml:space="preserve"> </w:t>
       </w:r>
       <w:r>
-        <w:t xml:space="preserve">moderates the I→P link.</w:t>
+        <w:t xml:space="preserve">moderates the I to P link.</w:t>
       </w:r>
     </w:p>
     <w:p>
@@ -1007,13 +1022,13 @@
         <w:t xml:space="preserve"> </w:t>
       </w:r>
       <w:r>
-        <w:t xml:space="preserve">Marano et al. (2016) established that</w:t>
-      </w:r>
-      <w:r>
-        <w:t xml:space="preserve"> </w:t>
-      </w:r>
-      <w:r>
-        <w:t xml:space="preserve">home-country institutions moderate I→P, but applied a coarse six-group</w:t>
+        <w:t xml:space="preserve">Marano et al. (2016) established that</w:t>
+      </w:r>
+      <w:r>
+        <w:t xml:space="preserve"> </w:t>
+      </w:r>
+      <w:r>
+        <w:t xml:space="preserve">home-country institutions moderate I to P, but applied a coarse six-group</w:t>
       </w:r>
       <w:r>
         <w:t xml:space="preserve"> </w:t>
@@ -1049,7 +1064,7 @@
         <w:t xml:space="preserve"> </w:t>
       </w:r>
       <w:r>
-        <w:t xml:space="preserve">globally representative I→P corpus.</w:t>
+        <w:t xml:space="preserve">globally representative I to P corpus.</w:t>
       </w:r>
     </w:p>
     <w:p>
@@ -1067,13 +1082,25 @@
         <w:t xml:space="preserve"> </w:t>
       </w:r>
       <w:r>
-        <w:t xml:space="preserve">Brynjolfsson et al. (2021) identified 2009 as a</w:t>
-      </w:r>
-      <w:r>
-        <w:t xml:space="preserve"> </w:t>
-      </w:r>
-      <w:r>
-        <w:t xml:space="preserve">productivity inflection point in the digital era (the "dynamo analogy"</w:t>
+        <w:t xml:space="preserve">Brynjolfsson et al. (2021) identified 2009 as a</w:t>
+      </w:r>
+      <w:r>
+        <w:t xml:space="preserve"> </w:t>
+      </w:r>
+      <w:r>
+        <w:t xml:space="preserve">productivity inflection point in the digital era (the</w:t>
+      </w:r>
+      <w:r>
+        <w:t xml:space="preserve"> </w:t>
+      </w:r>
+      <w:r>
+        <w:t xml:space="preserve">“</w:t>
+      </w:r>
+      <w:r>
+        <w:t xml:space="preserve">dynamo analogy</w:t>
+      </w:r>
+      <w:r>
+        <w:t xml:space="preserve">”</w:t>
       </w:r>
       <w:r>
         <w:t xml:space="preserve"> </w:t>
@@ -1085,7 +1112,7 @@
         <w:t xml:space="preserve"> </w:t>
       </w:r>
       <w:r>
-        <w:t xml:space="preserve">after this threshold should yield systematically different I→P effect</w:t>
+        <w:t xml:space="preserve">after this threshold should yield systematically different I to P effect</w:t>
       </w:r>
       <w:r>
         <w:t xml:space="preserve"> </w:t>
@@ -1097,7 +1124,7 @@
         <w:t xml:space="preserve"> </w:t>
       </w:r>
       <w:r>
-        <w:t xml:space="preserve">temporal moderator has never been systematically coded in I→P</w:t>
+        <w:t xml:space="preserve">temporal moderator has never been systematically coded in I to P</w:t>
       </w:r>
       <w:r>
         <w:t xml:space="preserve"> </w:t>
@@ -1204,7 +1231,7 @@
         <w:t xml:space="preserve"> </w:t>
       </w:r>
       <w:r>
-        <w:t xml:space="preserve">I→P literature; (2) first PRISMA-2020-compliant systematic search with</w:t>
+        <w:t xml:space="preserve">I to P literature; (2) first PRISMA-2020-compliant systematic search with</w:t>
       </w:r>
       <w:r>
         <w:t xml:space="preserve"> </w:t>
@@ -1232,7 +1259,7 @@
         <w:t xml:space="preserve"> </w:t>
       </w:r>
       <w:r>
-        <w:t xml:space="preserve">within-study heterogeneity decomposition to I→P.</w:t>
+        <w:t xml:space="preserve">within-study heterogeneity decomposition to I to P.</w:t>
       </w:r>
       <w:r>
         <w:t xml:space="preserve"> </w:t>
@@ -1251,7 +1278,7 @@
         <w:t xml:space="preserve"> </w:t>
       </w:r>
       <w:r>
-        <w:t xml:space="preserve">framework applied to a globally representative I→P corpus (</w:t>
+        <w:t xml:space="preserve">framework applied to a globally representative I to P corpus (</w:t>
       </w:r>
       <w:r>
         <w:rPr>
@@ -1276,7 +1303,7 @@
         <w:t xml:space="preserve"> </w:t>
       </w:r>
       <w:r>
-        <w:t xml:space="preserve">digital-infrastructure moderator of I→P; (6) first test of DPL phase as</w:t>
+        <w:t xml:space="preserve">digital-infrastructure moderator of I to P; (6) first test of DPL phase as</w:t>
       </w:r>
       <w:r>
         <w:t xml:space="preserve"> </w:t>
@@ -1404,7 +1431,7 @@
         <w:t xml:space="preserve"> </w:t>
       </w:r>
       <w:r>
-        <w:t xml:space="preserve">= 113), confirming a small but consistent positive I→P</w:t>
+        <w:t xml:space="preserve">= 113), confirming a small but consistent positive I to P</w:t>
       </w:r>
       <w:r>
         <w:t xml:space="preserve"> </w:t>
@@ -1700,7 +1727,7 @@
       </w:r>
     </w:p>
     <w:bookmarkEnd w:id="21"/>
-    <w:bookmarkStart w:id="28" w:name="Xce0b9068aa677089fdc23e66f61b75516af2bf7"/>
+    <w:bookmarkStart w:id="28" w:name="theoretical-framework-and-hypotheses"/>
     <w:p>
       <w:pPr>
         <w:pStyle w:val="Heading2"/>
@@ -1709,7 +1736,7 @@
         <w:t xml:space="preserve">2. Theoretical Framework and Hypotheses</w:t>
       </w:r>
     </w:p>
-    <w:bookmarkStart w:id="22" w:name="X3ef957228c2567a2a7acbf295337a0f0d698973"/>
+    <w:bookmarkStart w:id="22" w:name="foundation-theories"/>
     <w:p>
       <w:pPr>
         <w:pStyle w:val="Heading3"/>
@@ -1735,7 +1762,7 @@
         <w:t xml:space="preserve"> </w:t>
       </w:r>
       <w:r>
-        <w:t xml:space="preserve">I→P relationship.</w:t>
+        <w:t xml:space="preserve">I to P relationship.</w:t>
       </w:r>
     </w:p>
     <w:p>
@@ -1765,7 +1792,7 @@
         <w:t xml:space="preserve"> </w:t>
       </w:r>
       <w:r>
-        <w:t xml:space="preserve">inimitable, non-substitutable) resources. In the I→P context, this</w:t>
+        <w:t xml:space="preserve">inimitable, non-substitutable) resources. In the I to P context, this</w:t>
       </w:r>
       <w:r>
         <w:t xml:space="preserve"> </w:t>
@@ -1789,7 +1816,7 @@
         <w:t xml:space="preserve"> </w:t>
       </w:r>
       <w:r>
-        <w:t xml:space="preserve">international expansion than resource-constrained peers. Wernerfelt's</w:t>
+        <w:t xml:space="preserve">international expansion than resource-constrained peers. Wernerfelt’s</w:t>
       </w:r>
       <w:r>
         <w:t xml:space="preserve"> </w:t>
@@ -1891,7 +1918,7 @@
         <w:t xml:space="preserve"> </w:t>
       </w:r>
       <w:r>
-        <w:t xml:space="preserve">environment raises the aggregate I→P effect across studies, a</w:t>
+        <w:t xml:space="preserve">environment raises the aggregate I to P effect across studies, a</w:t>
       </w:r>
       <w:r>
         <w:t xml:space="preserve"> </w:t>
@@ -1921,19 +1948,37 @@
         <w:t xml:space="preserve"> </w:t>
       </w:r>
       <w:r>
-        <w:t xml:space="preserve">North's (1990) framework positions formal and</w:t>
-      </w:r>
-      <w:r>
-        <w:t xml:space="preserve"> </w:t>
-      </w:r>
-      <w:r>
-        <w:t xml:space="preserve">informal institutions as the "rules of the game" that govern transaction</w:t>
-      </w:r>
-      <w:r>
-        <w:t xml:space="preserve"> </w:t>
-      </w:r>
-      <w:r>
-        <w:t xml:space="preserve">costs. In the I→P context, higher institutional quality, measured</w:t>
+        <w:t xml:space="preserve">North’s (1990) framework positions formal and</w:t>
+      </w:r>
+      <w:r>
+        <w:t xml:space="preserve"> </w:t>
+      </w:r>
+      <w:r>
+        <w:t xml:space="preserve">informal institutions as the</w:t>
+      </w:r>
+      <w:r>
+        <w:t xml:space="preserve"> </w:t>
+      </w:r>
+      <w:r>
+        <w:t xml:space="preserve">“</w:t>
+      </w:r>
+      <w:r>
+        <w:t xml:space="preserve">rules of the game</w:t>
+      </w:r>
+      <w:r>
+        <w:t xml:space="preserve">”</w:t>
+      </w:r>
+      <w:r>
+        <w:t xml:space="preserve"> </w:t>
+      </w:r>
+      <w:r>
+        <w:t xml:space="preserve">that govern transaction</w:t>
+      </w:r>
+      <w:r>
+        <w:t xml:space="preserve"> </w:t>
+      </w:r>
+      <w:r>
+        <w:t xml:space="preserve">costs. In the I to P context, higher institutional quality, measured</w:t>
       </w:r>
       <w:r>
         <w:t xml:space="preserve"> </w:t>
@@ -1957,7 +2002,7 @@
         <w:t xml:space="preserve"> </w:t>
       </w:r>
       <w:r>
-        <w:t xml:space="preserve">asymmetry between home and host markets. Scott's (1995) three-pillar</w:t>
+        <w:t xml:space="preserve">asymmetry between home and host markets. Scott’s (1995) three-pillar</w:t>
       </w:r>
       <w:r>
         <w:t xml:space="preserve"> </w:t>
@@ -2011,7 +2056,7 @@
         <w:t xml:space="preserve"> </w:t>
       </w:r>
       <w:r>
-        <w:t xml:space="preserve">theory: the expected I→P effect should decline monotonically from</w:t>
+        <w:t xml:space="preserve">theory: the expected I to P effect should decline monotonically from</w:t>
       </w:r>
       <w:r>
         <w:t xml:space="preserve"> </w:t>
@@ -2041,7 +2086,7 @@
         <w:t xml:space="preserve"> </w:t>
       </w:r>
       <w:r>
-        <w:t xml:space="preserve">Johanson and Vahlne's (1977, 2009)</w:t>
+        <w:t xml:space="preserve">Johanson and Vahlne’s (1977, 2009)</w:t>
       </w:r>
       <w:r>
         <w:t xml:space="preserve"> </w:t>
@@ -2107,7 +2152,7 @@
         <w:t xml:space="preserve"> </w:t>
       </w:r>
       <w:r>
-        <w:t xml:space="preserve">predicting that I→P effects are largest in studies drawing on data from</w:t>
+        <w:t xml:space="preserve">predicting that I to P effects are largest in studies drawing on data from</w:t>
       </w:r>
       <w:r>
         <w:t xml:space="preserve"> </w:t>
@@ -2155,7 +2200,7 @@
         <w:t xml:space="preserve"> </w:t>
       </w:r>
       <w:r>
-        <w:t xml:space="preserve">the I→P literature (Hitt et al., 1997; Lu &amp; Beamish, 2004) posits that</w:t>
+        <w:t xml:space="preserve">the I to P literature (Hitt et al., 1997; Lu &amp; Beamish, 2004) posits that</w:t>
       </w:r>
       <w:r>
         <w:t xml:space="preserve"> </w:t>
@@ -2191,7 +2236,7 @@
         <w:t xml:space="preserve"> </w:t>
       </w:r>
       <w:r>
-        <w:t xml:space="preserve">I→P literature (Marano et al., 2016). However, digital platforms</w:t>
+        <w:t xml:space="preserve">I to P literature (Marano et al., 2016). However, digital platforms</w:t>
       </w:r>
       <w:r>
         <w:t xml:space="preserve"> </w:t>
@@ -2320,7 +2365,7 @@
         <w:t xml:space="preserve"> </w:t>
       </w:r>
       <w:r>
-        <w:t xml:space="preserve">Verhoef et al.'s (2021)</w:t>
+        <w:t xml:space="preserve">Verhoef et al.’s (2021)</w:t>
       </w:r>
       <w:r>
         <w:t xml:space="preserve"> </w:t>
@@ -2508,7 +2553,7 @@
         <w:t xml:space="preserve"> </w:t>
       </w:r>
       <w:r>
-        <w:t xml:space="preserve">whereas firm-level DAI captures a firm's own position within that</w:t>
+        <w:t xml:space="preserve">whereas firm-level DAI captures a firm’s own position within that</w:t>
       </w:r>
       <w:r>
         <w:t xml:space="preserve"> </w:t>
@@ -2520,7 +2565,7 @@
         <w:t xml:space="preserve"> </w:t>
       </w:r>
       <w:r>
-        <w:t xml:space="preserve">whether a richer national digital environment raises the aggregate I→P</w:t>
+        <w:t xml:space="preserve">whether a richer national digital environment raises the aggregate I to P</w:t>
       </w:r>
       <w:r>
         <w:t xml:space="preserve"> </w:t>
@@ -2536,7 +2581,7 @@
       </w:r>
     </w:p>
     <w:bookmarkEnd w:id="22"/>
-    <w:bookmarkStart w:id="23" w:name="X0441fb0bed103c363ef3b0c58f4e35b0253858e"/>
+    <w:bookmarkStart w:id="23" w:name="X772aae5f967000260143b5df2cce415e62452ba"/>
     <w:p>
       <w:pPr>
         <w:pStyle w:val="Heading3"/>
@@ -2572,7 +2617,7 @@
         <w:t xml:space="preserve"> </w:t>
       </w:r>
       <w:r>
-        <w:t xml:space="preserve">the ICRV gradient in meta-analytic I→P effect sizes. CIMT's core claim</w:t>
+        <w:t xml:space="preserve">the ICRV gradient in meta-analytic I to P effect sizes. CIMT’s core claim</w:t>
       </w:r>
       <w:r>
         <w:t xml:space="preserve"> </w:t>
@@ -2662,7 +2707,7 @@
         <w:t xml:space="preserve"> </w:t>
       </w:r>
       <w:r>
-        <w:t xml:space="preserve">into larger cumulative rent streams, raising the average I→P effect</w:t>
+        <w:t xml:space="preserve">into larger cumulative rent streams, raising the average I to P effect</w:t>
       </w:r>
       <w:r>
         <w:t xml:space="preserve"> </w:t>
@@ -2800,13 +2845,13 @@
         <w:t xml:space="preserve"> </w:t>
       </w:r>
       <w:r>
-        <w:t xml:space="preserve">declines across the ICRV spectrum (Regime II → III → FR), these</w:t>
-      </w:r>
-      <w:r>
-        <w:t xml:space="preserve"> </w:t>
-      </w:r>
-      <w:r>
-        <w:t xml:space="preserve">substitute governance costs accumulate, progressively depressing the I→P</w:t>
+        <w:t xml:space="preserve">declines across the ICRV spectrum (Regime II–III to FR), these</w:t>
+      </w:r>
+      <w:r>
+        <w:t xml:space="preserve"> </w:t>
+      </w:r>
+      <w:r>
+        <w:t xml:space="preserve">substitute governance costs accumulate, progressively depressing the I to P</w:t>
       </w:r>
       <w:r>
         <w:t xml:space="preserve"> </w:t>
@@ -2820,7 +2865,7 @@
         <w:pStyle w:val="BodyText"/>
       </w:pPr>
       <w:r>
-        <w:t xml:space="preserve">CIMT predicts between-regime heterogeneity in I→P effect sizes, with</w:t>
+        <w:t xml:space="preserve">CIMT predicts between-regime heterogeneity in I to P effect sizes, with</w:t>
       </w:r>
       <w:r>
         <w:t xml:space="preserve"> </w:t>
@@ -2922,7 +2967,7 @@
         <w:t xml:space="preserve"> </w:t>
       </w:r>
       <w:r>
-        <w:t xml:space="preserve">Pooled I→P</w:t>
+        <w:t xml:space="preserve">Pooled I to P</w:t>
       </w:r>
       <w:r>
         <w:t xml:space="preserve"> </w:t>
@@ -3047,7 +3092,7 @@
         <w:t xml:space="preserve"> </w:t>
       </w:r>
       <w:r>
-        <w:t xml:space="preserve">firms (ICRV-I) are expected to show the largest pooled I→P effect,</w:t>
+        <w:t xml:space="preserve">firms (ICRV-I) are expected to show the largest pooled I to P effect,</w:t>
       </w:r>
       <w:r>
         <w:t xml:space="preserve"> </w:t>
@@ -3101,7 +3146,7 @@
         <w:t xml:space="preserve"> </w:t>
       </w:r>
       <w:r>
-        <w:t xml:space="preserve">negative, pooled I→P effect, reflecting the dominance of institutional</w:t>
+        <w:t xml:space="preserve">negative, pooled I to P effect, reflecting the dominance of institutional</w:t>
       </w:r>
       <w:r>
         <w:t xml:space="preserve"> </w:t>
@@ -3145,7 +3190,7 @@
       </w:r>
     </w:p>
     <w:bookmarkEnd w:id="23"/>
-    <w:bookmarkStart w:id="24" w:name="X2deb80d12906b7a6f29f11e064c8a8329815dad"/>
+    <w:bookmarkStart w:id="24" w:name="digital-paradox-lifecycle-dpl-new-hm2"/>
     <w:p>
       <w:pPr>
         <w:pStyle w:val="Heading3"/>
@@ -3165,13 +3210,13 @@
         <w:t xml:space="preserve"> </w:t>
       </w:r>
       <w:r>
-        <w:t xml:space="preserve">Brynjolfsson et al.'s (2021) productivity J-curve and David's (1990)</w:t>
-      </w:r>
-      <w:r>
-        <w:t xml:space="preserve"> </w:t>
-      </w:r>
-      <w:r>
-        <w:t xml:space="preserve">dynamo analogy. David's (1990) study of the transition from steam power</w:t>
+        <w:t xml:space="preserve">Brynjolfsson et al.’s (2021) productivity J-curve and David’s (1990)</w:t>
+      </w:r>
+      <w:r>
+        <w:t xml:space="preserve"> </w:t>
+      </w:r>
+      <w:r>
+        <w:t xml:space="preserve">dynamo analogy. David’s (1990) study of the transition from steam power</w:t>
       </w:r>
       <w:r>
         <w:t xml:space="preserve"> </w:t>
@@ -3195,7 +3240,7 @@
         <w:t xml:space="preserve"> </w:t>
       </w:r>
       <w:r>
-        <w:t xml:space="preserve">benefits materialize. Brynjolfsson et al. (2021) applied this analogy to</w:t>
+        <w:t xml:space="preserve">benefits materialize. Brynjolfsson et al. (2021) applied this analogy to</w:t>
       </w:r>
       <w:r>
         <w:t xml:space="preserve"> </w:t>
@@ -3213,7 +3258,7 @@
         <w:t xml:space="preserve"> </w:t>
       </w:r>
       <w:r>
-        <w:t xml:space="preserve">complementary assets mature. We extend this framework to the I→P</w:t>
+        <w:t xml:space="preserve">complementary assets mature. We extend this framework to the I to P</w:t>
       </w:r>
       <w:r>
         <w:t xml:space="preserve"> </w:t>
@@ -3291,7 +3336,7 @@
         <w:t xml:space="preserve"> </w:t>
       </w:r>
       <w:r>
-        <w:t xml:space="preserve">cost structure of international operations. I→P dynamics in this</w:t>
+        <w:t xml:space="preserve">cost structure of international operations. I to P dynamics in this</w:t>
       </w:r>
       <w:r>
         <w:t xml:space="preserve"> </w:t>
@@ -3303,7 +3348,7 @@
         <w:t xml:space="preserve"> </w:t>
       </w:r>
       <w:r>
-        <w:t xml:space="preserve">mechanisms documented by Hitt et al. (1997) and Lu and Beamish (2004);</w:t>
+        <w:t xml:space="preserve">mechanisms documented by Hitt et al. (1997) and Lu and Beamish (2004);</w:t>
       </w:r>
       <w:r>
         <w:t xml:space="preserve"> </w:t>
@@ -3373,7 +3418,7 @@
         <w:t xml:space="preserve"> </w:t>
       </w:r>
       <w:r>
-        <w:t xml:space="preserve">productivity gains. I→P effect sizes in this period should be</w:t>
+        <w:t xml:space="preserve">productivity gains. I to P effect sizes in this period should be</w:t>
       </w:r>
       <w:r>
         <w:t xml:space="preserve"> </w:t>
@@ -3437,13 +3482,13 @@
         <w:t xml:space="preserve"> </w:t>
       </w:r>
       <w:r>
-        <w:t xml:space="preserve">Brynjolfsson et al. (2021) has been substantially absorbed; the</w:t>
-      </w:r>
-      <w:r>
-        <w:t xml:space="preserve"> </w:t>
-      </w:r>
-      <w:r>
-        <w:t xml:space="preserve">productivity J-curve has passed its inflection point. I→P effect sizes</w:t>
+        <w:t xml:space="preserve">Brynjolfsson et al. (2021) has been substantially absorbed; the</w:t>
+      </w:r>
+      <w:r>
+        <w:t xml:space="preserve"> </w:t>
+      </w:r>
+      <w:r>
+        <w:t xml:space="preserve">productivity J-curve has passed its inflection point. I to P effect sizes</w:t>
       </w:r>
       <w:r>
         <w:t xml:space="preserve"> </w:t>
@@ -3547,7 +3592,7 @@
         <w:t xml:space="preserve"> </w:t>
       </w:r>
       <w:r>
-        <w:t xml:space="preserve">post-2014 data (DPL Follow phase) are expected to show larger pooled I→P</w:t>
+        <w:t xml:space="preserve">post-2014 data (DPL Follow phase) are expected to show larger pooled I to P</w:t>
       </w:r>
       <w:r>
         <w:t xml:space="preserve"> </w:t>
@@ -3666,7 +3711,7 @@
         <w:t xml:space="preserve"> </w:t>
       </w:r>
       <w:r>
-        <w:t xml:space="preserve">This prediction is bounded by the Brynjolfsson et al. (2021) J-curve</w:t>
+        <w:t xml:space="preserve">This prediction is bounded by the Brynjolfsson et al. (2021) J-curve</w:t>
       </w:r>
       <w:r>
         <w:t xml:space="preserve"> </w:t>
@@ -3711,7 +3756,7 @@
       </w:r>
     </w:p>
     <w:bookmarkEnd w:id="24"/>
-    <w:bookmarkStart w:id="25" w:name="Xb1c138680495182103a8a51fe62639318953aef"/>
+    <w:bookmarkStart w:id="25" w:name="cdai-as-amplifier-hm3"/>
     <w:p>
       <w:pPr>
         <w:pStyle w:val="Heading3"/>
@@ -3783,19 +3828,19 @@
         <w:t xml:space="preserve"> </w:t>
       </w:r>
       <w:r>
-        <w:t xml:space="preserve">that exists in a country's economic environment regardless of any</w:t>
-      </w:r>
-      <w:r>
-        <w:t xml:space="preserve"> </w:t>
-      </w:r>
-      <w:r>
-        <w:t xml:space="preserve">individual firm's adoption decision. Second, cDAI operates at the</w:t>
-      </w:r>
-      <w:r>
-        <w:t xml:space="preserve"> </w:t>
-      </w:r>
-      <w:r>
-        <w:t xml:space="preserve">between-study level in a meta-analysis: variation in the pooled I→P</w:t>
+        <w:t xml:space="preserve">that exists in a country’s economic environment regardless of any</w:t>
+      </w:r>
+      <w:r>
+        <w:t xml:space="preserve"> </w:t>
+      </w:r>
+      <w:r>
+        <w:t xml:space="preserve">individual firm’s adoption decision. Second, cDAI operates at the</w:t>
+      </w:r>
+      <w:r>
+        <w:t xml:space="preserve"> </w:t>
+      </w:r>
+      <w:r>
+        <w:t xml:space="preserve">between-study level in a meta-analysis: variation in the pooled I to P</w:t>
       </w:r>
       <w:r>
         <w:t xml:space="preserve"> </w:t>
@@ -3807,7 +3852,7 @@
         <w:t xml:space="preserve"> </w:t>
       </w:r>
       <w:r>
-        <w:t xml:space="preserve">national digital infrastructure environments from which those studies'</w:t>
+        <w:t xml:space="preserve">national digital infrastructure environments from which those studies’</w:t>
       </w:r>
       <w:r>
         <w:t xml:space="preserve"> </w:t>
@@ -3869,7 +3914,7 @@
         <w:t xml:space="preserve"> </w:t>
       </w:r>
       <w:r>
-        <w:t xml:space="preserve">a study using 2018–2020 panel data from Vietnam is assigned Vietnam's</w:t>
+        <w:t xml:space="preserve">a study using 2018–2020 panel data from Vietnam is assigned Vietnam’s</w:t>
       </w:r>
       <w:r>
         <w:t xml:space="preserve"> </w:t>
@@ -3883,7 +3928,7 @@
         <w:pStyle w:val="BodyText"/>
       </w:pPr>
       <w:r>
-        <w:t xml:space="preserve">The mechanism by which cDAI amplifies the I→P relationship operates</w:t>
+        <w:t xml:space="preserve">The mechanism by which cDAI amplifies the I to P relationship operates</w:t>
       </w:r>
       <w:r>
         <w:t xml:space="preserve"> </w:t>
@@ -3941,7 +3986,7 @@
         <w:t xml:space="preserve"> </w:t>
       </w:r>
       <w:r>
-        <w:t xml:space="preserve">coordination tools may not generate measurable I→P gains because the</w:t>
+        <w:t xml:space="preserve">coordination tools may not generate measurable I to P gains because the</w:t>
       </w:r>
       <w:r>
         <w:t xml:space="preserve"> </w:t>
@@ -3989,7 +4034,7 @@
         <w:t xml:space="preserve"> </w:t>
       </w:r>
       <w:r>
-        <w:t xml:space="preserve">cDAI scores predict pooled I→P effect sizes, reflecting the</w:t>
+        <w:t xml:space="preserve">cDAI scores predict pooled I to P effect sizes, reflecting the</w:t>
       </w:r>
       <w:r>
         <w:t xml:space="preserve"> </w:t>
@@ -4077,7 +4122,7 @@
         <w:pStyle w:val="BodyText"/>
       </w:pPr>
       <w:r>
-        <w:t xml:space="preserve">Bustamante et al. (2022) provide the closest prior evidence: they find</w:t>
+        <w:t xml:space="preserve">Bustamante et al. (2022) provide the closest prior evidence: they find</w:t>
       </w:r>
       <w:r>
         <w:t xml:space="preserve"> </w:t>
@@ -4131,7 +4176,7 @@
         <w:t xml:space="preserve"> </w:t>
       </w:r>
       <w:r>
-        <w:t xml:space="preserve">from high-cDAI national contexts are expected to show larger pooled I→P</w:t>
+        <w:t xml:space="preserve">from high-cDAI national contexts are expected to show larger pooled I to P</w:t>
       </w:r>
       <w:r>
         <w:t xml:space="preserve"> </w:t>
@@ -4273,7 +4318,7 @@
         <w:t xml:space="preserve"> </w:t>
       </w:r>
       <w:r>
-        <w:t xml:space="preserve">I→P because B2B digital trade infrastructure had not yet achieved</w:t>
+        <w:t xml:space="preserve">I to P because B2B digital trade infrastructure had not yet achieved</w:t>
       </w:r>
       <w:r>
         <w:t xml:space="preserve"> </w:t>
@@ -4283,7 +4328,7 @@
       </w:r>
     </w:p>
     <w:bookmarkEnd w:id="25"/>
-    <w:bookmarkStart w:id="26" w:name="Xf3e5d346ebc5a17228cb32efda8c89f8560d468"/>
+    <w:bookmarkStart w:id="26" w:name="publication-bias-as-null-hypothesis"/>
     <w:p>
       <w:pPr>
         <w:pStyle w:val="Heading3"/>
@@ -4327,7 +4372,7 @@
         <w:t xml:space="preserve"> </w:t>
       </w:r>
       <w:r>
-        <w:t xml:space="preserve">statistically significant positive I→P results is expected to inflate</w:t>
+        <w:t xml:space="preserve">statistically significant positive I to P results is expected to inflate</w:t>
       </w:r>
       <w:r>
         <w:t xml:space="preserve"> </w:t>
@@ -4339,7 +4384,7 @@
         <w:t xml:space="preserve"> </w:t>
       </w:r>
       <w:r>
-        <w:t xml:space="preserve">because positive results are more likely to be published in the I→P</w:t>
+        <w:t xml:space="preserve">because positive results are more likely to be published in the I to P</w:t>
       </w:r>
       <w:r>
         <w:t xml:space="preserve"> </w:t>
@@ -4351,13 +4396,13 @@
         <w:t xml:space="preserve"> </w:t>
       </w:r>
       <w:r>
-        <w:t xml:space="preserve">predictions follow: (H4a) Funnel-plot asymmetry tests (Egger's</w:t>
-      </w:r>
-      <w:r>
-        <w:t xml:space="preserve"> </w:t>
-      </w:r>
-      <w:r>
-        <w:t xml:space="preserve">regression intercept, Begg's rank correlation) are expected to be</w:t>
+        <w:t xml:space="preserve">predictions follow: (H4a) Funnel-plot asymmetry tests (Egger’s</w:t>
+      </w:r>
+      <w:r>
+        <w:t xml:space="preserve"> </w:t>
+      </w:r>
+      <w:r>
+        <w:t xml:space="preserve">regression intercept, Begg’s rank correlation) are expected to be</w:t>
       </w:r>
       <w:r>
         <w:t xml:space="preserve"> </w:t>
@@ -4375,7 +4420,7 @@
         <w:t xml:space="preserve"> </w:t>
       </w:r>
       <w:r>
-        <w:t xml:space="preserve">regression-estimated pooled mean; (H4b) Duval and Tweedie's (2000)</w:t>
+        <w:t xml:space="preserve">regression-estimated pooled mean; (H4b) Duval and Tweedie’s (2000)</w:t>
       </w:r>
       <w:r>
         <w:t xml:space="preserve"> </w:t>
@@ -4419,7 +4464,7 @@
         <w:t xml:space="preserve">r̄</w:t>
       </w:r>
       <w:r>
-        <w:t xml:space="preserve">_adj &gt; 0); (H4c) Orwin's (1983)</w:t>
+        <w:t xml:space="preserve">_adj &gt; 0); (H4c) Orwin’s (1983)</w:t>
       </w:r>
       <w:r>
         <w:t xml:space="preserve"> </w:t>
@@ -4437,7 +4482,7 @@
         <w:t xml:space="preserve"> </w:t>
       </w:r>
       <w:r>
-        <w:t xml:space="preserve">confirming that the positive I→P effect is not an artifact of</w:t>
+        <w:t xml:space="preserve">confirming that the positive I to P effect is not an artifact of</w:t>
       </w:r>
       <w:r>
         <w:t xml:space="preserve"> </w:t>
@@ -4447,7 +4492,7 @@
       </w:r>
     </w:p>
     <w:bookmarkEnd w:id="26"/>
-    <w:bookmarkStart w:id="27" w:name="X9f459728ae2c4e39aee69d49761868d88bce138"/>
+    <w:bookmarkStart w:id="27" w:name="conceptual-model"/>
     <w:p>
       <w:pPr>
         <w:pStyle w:val="Heading3"/>
@@ -4515,7 +4560,7 @@
         <w:t xml:space="preserve"> </w:t>
       </w:r>
       <w:r>
-        <w:t xml:space="preserve">(baseline I→P pooled effect, k = 238 studies from 49 economies, K = 288</w:t>
+        <w:t xml:space="preserve">(baseline I to P pooled effect, k = 238 studies from 49 economies, K = 288</w:t>
       </w:r>
       <w:r>
         <w:t xml:space="preserve"> </w:t>
@@ -4593,13 +4638,13 @@
         <w:t xml:space="preserve"> </w:t>
       </w:r>
       <w:r>
-        <w:t xml:space="preserve">= 8.4%); total I² = 62.4%. Publication bias (H4 confirmed): Egger's b =</w:t>
-      </w:r>
-      <w:r>
-        <w:t xml:space="preserve"> </w:t>
-      </w:r>
-      <w:r>
-        <w:t xml:space="preserve">0.487 (p = .052), Begg's τ = −0.132 (p = .001); trim-and-fill imputes k</w:t>
+        <w:t xml:space="preserve">= 8.4%); total I² = 62.4%. Publication bias (H4 confirmed): Egger’s b =</w:t>
+      </w:r>
+      <w:r>
+        <w:t xml:space="preserve"> </w:t>
+      </w:r>
+      <w:r>
+        <w:t xml:space="preserve">0.487 (p = .052), Begg’s τ = −0.132 (p = .001); trim-and-fill imputes k</w:t>
       </w:r>
       <w:r>
         <w:t xml:space="preserve"> </w:t>
@@ -4658,7 +4703,7 @@
     </w:p>
     <w:bookmarkEnd w:id="27"/>
     <w:bookmarkEnd w:id="28"/>
-    <w:bookmarkStart w:id="39" w:name="Xeae2dc85413e447d2c08d145b986cffc1f454f7"/>
+    <w:bookmarkStart w:id="39" w:name="method"/>
     <w:p>
       <w:pPr>
         <w:pStyle w:val="Heading2"/>
@@ -4747,7 +4792,7 @@
         <w:t xml:space="preserve">methodological versus contextual sources.</w:t>
       </w:r>
     </w:p>
-    <w:bookmarkStart w:id="29" w:name="X8beda39a661fcb1509b7059043e15ad6d0ce778"/>
+    <w:bookmarkStart w:id="29" w:name="search-strategy-and-study-identification"/>
     <w:p>
       <w:pPr>
         <w:pStyle w:val="Heading3"/>
@@ -4807,13 +4852,13 @@
         <w:t xml:space="preserve"> </w:t>
       </w:r>
       <w:r>
-        <w:t xml:space="preserve">Bausch and Krist (2007), Kirca et al. (2012), Marano et al. (2016),</w:t>
-      </w:r>
-      <w:r>
-        <w:t xml:space="preserve"> </w:t>
-      </w:r>
-      <w:r>
-        <w:t xml:space="preserve">Schwens et al. (2018), and Arte and Larimo (2022); forward citation</w:t>
+        <w:t xml:space="preserve">Bausch and Krist (2007), Kirca et al. (2012), Marano et al. (2016),</w:t>
+      </w:r>
+      <w:r>
+        <w:t xml:space="preserve"> </w:t>
+      </w:r>
+      <w:r>
+        <w:t xml:space="preserve">Schwens et al. (2018), and Arte and Larimo (2022); forward citation</w:t>
       </w:r>
       <w:r>
         <w:t xml:space="preserve"> </w:t>
@@ -5006,7 +5051,7 @@
         <w:t xml:space="preserve"> </w:t>
       </w:r>
       <w:r>
-        <w:t xml:space="preserve">aligns with the earliest empirical test of the I→P relationship (Vernon,</w:t>
+        <w:t xml:space="preserve">aligns with the earliest empirical test of the I to P relationship (Vernon,</w:t>
       </w:r>
       <w:r>
         <w:t xml:space="preserve"> </w:t>
@@ -5048,7 +5093,7 @@
         <w:t xml:space="preserve"> </w:t>
       </w:r>
       <w:r>
-        <w:t xml:space="preserve">planned metafor model specifications, is registered on OSF (DOI: [insert OSF DOI at submission]). Because the corpus had already been assembled, this is a transparency registration of the analysis plan rather than a data-blind pre-registration; the protocol document is available from the corresponding</w:t>
+        <w:t xml:space="preserve">planned metafor model specifications, is registered on OSF (DOI: 10.17605/OSF.IO/Z37KN). Because the corpus had already been assembled, this is a transparency registration of the analysis plan rather than a data-blind pre-registration; the protocol document is available from the corresponding</w:t>
       </w:r>
       <w:r>
         <w:t xml:space="preserve"> </w:t>
@@ -5058,7 +5103,7 @@
       </w:r>
     </w:p>
     <w:bookmarkEnd w:id="29"/>
-    <w:bookmarkStart w:id="30" w:name="Xe67e40459b15893f891bd95e2d3c9a6925f6957"/>
+    <w:bookmarkStart w:id="30" w:name="eligibility-criteria-and-study-selection"/>
     <w:p>
       <w:pPr>
         <w:pStyle w:val="Heading3"/>
@@ -5096,14 +5141,14 @@
     <w:tbl>
       <w:tblPr>
         <w:tblStyle w:val="Table"/>
-        <w:tblW w:type="auto" w:w="0"/>
+        <w:tblW w:type="pct" w:w="5000"/>
         <w:tblLook w:firstRow="1" w:lastRow="0" w:firstColumn="0" w:lastColumn="0" w:noHBand="0" w:noVBand="0" w:val="0020"/>
         <w:jc w:val="start"/>
       </w:tblPr>
       <w:tblGrid>
-        <w:gridCol w:w="2640"/>
-        <w:gridCol w:w="2640"/>
-        <w:gridCol w:w="2640"/>
+        <w:gridCol w:w="856"/>
+        <w:gridCol w:w="3949"/>
+        <w:gridCol w:w="3113"/>
       </w:tblGrid>
       <w:tr>
         <w:trPr>
@@ -5243,7 +5288,7 @@
               <w:jc w:val="left"/>
             </w:pPr>
             <w:r>
-              <w:t xml:space="preserve">Accounting-based (ROA, ROE, ROS); market-based (Tobin's Q, stock returns); productivity-based (labor productivity, TFP)</w:t>
+              <w:t xml:space="preserve">Accounting-based (ROA, ROE, ROS); market-based (Tobin’s Q, stock returns); productivity-based (labor productivity, TFP)</w:t>
             </w:r>
           </w:p>
         </w:tc>
@@ -5547,7 +5592,7 @@
               <w:jc w:val="left"/>
             </w:pPr>
             <w:r>
-              <w:t xml:space="preserve">Doctoral dissertations, master's theses, working papers, conference papers, book chapters, unpublished manuscripts, institutional reports</w:t>
+              <w:t xml:space="preserve">Doctoral dissertations, master’s theses, working papers, conference papers, book chapters, unpublished manuscripts, institutional reports</w:t>
             </w:r>
           </w:p>
         </w:tc>
@@ -5576,7 +5621,7 @@
         <w:t xml:space="preserve"> </w:t>
       </w:r>
       <w:r>
-        <w:t xml:space="preserve">DOI information. Doctoral dissertations, master's theses, working</w:t>
+        <w:t xml:space="preserve">DOI information. Doctoral dissertations, master’s theses, working</w:t>
       </w:r>
       <w:r>
         <w:t xml:space="preserve"> </w:t>
@@ -5668,7 +5713,25 @@
         <w:t xml:space="preserve"> </w:t>
       </w:r>
       <w:r>
-        <w:t xml:space="preserve">= 288 effect sizes eligible for synthesis. Because identification proceeded by citation chaining rather than a single database export, the flow is reported under the PRISMA 2020 "studies identified via other methods" variant (Appendix A); stage-level database-census counts are therefore not applicable. The synthesized set (</w:t>
+        <w:t xml:space="preserve">= 288 effect sizes eligible for synthesis. Because identification proceeded by citation chaining rather than a single database export, the flow is reported under the PRISMA 2020</w:t>
+      </w:r>
+      <w:r>
+        <w:t xml:space="preserve"> </w:t>
+      </w:r>
+      <w:r>
+        <w:t xml:space="preserve">“</w:t>
+      </w:r>
+      <w:r>
+        <w:t xml:space="preserve">studies identified via other methods</w:t>
+      </w:r>
+      <w:r>
+        <w:t xml:space="preserve">”</w:t>
+      </w:r>
+      <w:r>
+        <w:t xml:space="preserve"> </w:t>
+      </w:r>
+      <w:r>
+        <w:t xml:space="preserve">variant (Appendix A); stage-level database-census counts are therefore not applicable. The synthesized set (</w:t>
       </w:r>
       <w:r>
         <w:rPr>
@@ -5701,7 +5764,7 @@
       </w:r>
     </w:p>
     <w:bookmarkEnd w:id="30"/>
-    <w:bookmarkStart w:id="34" w:name="X1d41e663e785934d4feadbd21b81f03c51339a8"/>
+    <w:bookmarkStart w:id="34" w:name="data-extraction-and-quality-assurance"/>
     <w:p>
       <w:pPr>
         <w:pStyle w:val="Heading3"/>
@@ -5710,7 +5773,7 @@
         <w:t xml:space="preserve">3.3 Data Extraction and Quality Assurance</w:t>
       </w:r>
     </w:p>
-    <w:bookmarkStart w:id="31" w:name="X08ffec85c6ae73d1d7d5bae8230a193cc0c32b0"/>
+    <w:bookmarkStart w:id="31" w:name="effect-size-extraction-protocol"/>
     <w:p>
       <w:pPr>
         <w:pStyle w:val="Heading4"/>
@@ -5752,13 +5815,13 @@
         <w:t xml:space="preserve">N</w:t>
       </w:r>
       <w:r>
-        <w:t xml:space="preserve">), the focal I→P</w:t>
-      </w:r>
-      <w:r>
-        <w:t xml:space="preserve"> </w:t>
-      </w:r>
-      <w:r>
-        <w:t xml:space="preserve">effect size (Pearson's</w:t>
+        <w:t xml:space="preserve">), the focal I to P</w:t>
+      </w:r>
+      <w:r>
+        <w:t xml:space="preserve"> </w:t>
+      </w:r>
+      <w:r>
+        <w:t xml:space="preserve">effect size (Pearson’s</w:t>
       </w:r>
       <w:r>
         <w:t xml:space="preserve"> </w:t>
@@ -5810,7 +5873,7 @@
         <w:t xml:space="preserve"> </w:t>
       </w:r>
       <w:r>
-        <w:t xml:space="preserve">When Pearson's</w:t>
+        <w:t xml:space="preserve">When Pearson’s</w:t>
       </w:r>
       <w:r>
         <w:t xml:space="preserve"> </w:t>
@@ -5979,7 +6042,7 @@
         <w:t xml:space="preserve"> </w:t>
       </w:r>
       <w:r>
-        <w:t xml:space="preserve">(the simplified form of Peterson &amp; Brown's (2005) estimator</w:t>
+        <w:t xml:space="preserve">(the simplified form of Peterson &amp; Brown’s (2005) estimator</w:t>
       </w:r>
       <w:r>
         <w:t xml:space="preserve"> </w:t>
@@ -6254,13 +6317,13 @@
         <w:t xml:space="preserve"> </w:t>
       </w:r>
       <w:r>
-        <w:t xml:space="preserve">coded for the seven moderators defined in §3.4. ICRV regime was assigned</w:t>
-      </w:r>
-      <w:r>
-        <w:t xml:space="preserve"> </w:t>
-      </w:r>
-      <w:r>
-        <w:t xml:space="preserve">from the study's reported country using the World Bank WGI Rule of Law</w:t>
+        <w:t xml:space="preserve">coded for the seven moderators defined in Section 3.4. ICRV regime was assigned</w:t>
+      </w:r>
+      <w:r>
+        <w:t xml:space="preserve"> </w:t>
+      </w:r>
+      <w:r>
+        <w:t xml:space="preserve">from the study’s reported country using the World Bank WGI Rule of Law</w:t>
       </w:r>
       <w:r>
         <w:t xml:space="preserve"> </w:t>
@@ -6316,11 +6379,11 @@
         <w:t xml:space="preserve"> </w:t>
       </w:r>
       <w:r>
-        <w:t xml:space="preserve">inter-coder reliability protocol described in §3.3.2.</w:t>
+        <w:t xml:space="preserve">inter-coder reliability protocol described in Section 3.3.2.</w:t>
       </w:r>
     </w:p>
     <w:bookmarkEnd w:id="31"/>
-    <w:bookmarkStart w:id="32" w:name="X8e0743bf85a4a1c5fca32f939ca3f33e412fd3d"/>
+    <w:bookmarkStart w:id="32" w:name="inter-coder-reliability-assessment"/>
     <w:p>
       <w:pPr>
         <w:pStyle w:val="Heading4"/>
@@ -6449,19 +6512,19 @@
         <w:t xml:space="preserve"> </w:t>
       </w:r>
       <w:r>
-        <w:t xml:space="preserve">for categorical moderators, the adjudicator's decision was final; for</w:t>
-      </w:r>
-      <w:r>
-        <w:t xml:space="preserve"> </w:t>
-      </w:r>
-      <w:r>
-        <w:t xml:space="preserve">continuous cDAI scores, the mean of the two coders' values was used when</w:t>
-      </w:r>
-      <w:r>
-        <w:t xml:space="preserve"> </w:t>
-      </w:r>
-      <w:r>
-        <w:t xml:space="preserve">ICC(2, 1) ≥ 0.80, and the PI's direct lookup was used otherwise.</w:t>
+        <w:t xml:space="preserve">for categorical moderators, the adjudicator’s decision was final; for</w:t>
+      </w:r>
+      <w:r>
+        <w:t xml:space="preserve"> </w:t>
+      </w:r>
+      <w:r>
+        <w:t xml:space="preserve">continuous cDAI scores, the mean of the two coders’ values was used when</w:t>
+      </w:r>
+      <w:r>
+        <w:t xml:space="preserve"> </w:t>
+      </w:r>
+      <w:r>
+        <w:t xml:space="preserve">ICC(2, 1) ≥ 0.80, and the PI’s direct lookup was used otherwise.</w:t>
       </w:r>
     </w:p>
     <w:p>
@@ -6469,7 +6532,7 @@
         <w:pStyle w:val="BodyText"/>
       </w:pPr>
       <w:r>
-        <w:t xml:space="preserve">ICR was assessed using Cohen's κ for categorical variables (ICRV regime,</w:t>
+        <w:t xml:space="preserve">ICR was assessed using Cohen’s κ for categorical variables (ICRV regime,</w:t>
       </w:r>
       <w:r>
         <w:t xml:space="preserve"> </w:t>
@@ -6487,13 +6550,25 @@
         <w:t xml:space="preserve"> </w:t>
       </w:r>
       <w:r>
-        <w:t xml:space="preserve">target threshold of κ ≥ 0.70 follows Landis and Koch's (1977)</w:t>
-      </w:r>
-      <w:r>
-        <w:t xml:space="preserve"> </w:t>
-      </w:r>
-      <w:r>
-        <w:t xml:space="preserve">"substantial agreement" criterion, which represents the minimum</w:t>
+        <w:t xml:space="preserve">target threshold of κ ≥ 0.70 follows Landis and Koch’s (1977)</w:t>
+      </w:r>
+      <w:r>
+        <w:t xml:space="preserve"> </w:t>
+      </w:r>
+      <w:r>
+        <w:t xml:space="preserve">“</w:t>
+      </w:r>
+      <w:r>
+        <w:t xml:space="preserve">substantial agreement</w:t>
+      </w:r>
+      <w:r>
+        <w:t xml:space="preserve">”</w:t>
+      </w:r>
+      <w:r>
+        <w:t xml:space="preserve"> </w:t>
+      </w:r>
+      <w:r>
+        <w:t xml:space="preserve">criterion, which represents the minimum</w:t>
       </w:r>
       <w:r>
         <w:t xml:space="preserve"> </w:t>
@@ -6511,7 +6586,7 @@
         <w:t xml:space="preserve"> </w:t>
       </w:r>
       <w:r>
-        <w:t xml:space="preserve">§4.1); all targets were met prior to commencing coding of the remaining</w:t>
+        <w:t xml:space="preserve">Section 4.1); all targets were met prior to commencing coding of the remaining</w:t>
       </w:r>
       <w:r>
         <w:t xml:space="preserve"> </w:t>
@@ -6521,7 +6596,7 @@
       </w:r>
     </w:p>
     <w:bookmarkEnd w:id="32"/>
-    <w:bookmarkStart w:id="33" w:name="X5be2e0a2ca6cb65463b6962be6810bfed28508c"/>
+    <w:bookmarkStart w:id="33" w:name="study-level-risk-of-bias"/>
     <w:p>
       <w:pPr>
         <w:pStyle w:val="Heading4"/>
@@ -6553,7 +6628,7 @@
         <w:t xml:space="preserve"> </w:t>
       </w:r>
       <w:r>
-        <w:t xml:space="preserve">to individual primary studies. The I→P corpus is composed exclusively of</w:t>
+        <w:t xml:space="preserve">to individual primary studies. The I to P corpus is composed exclusively of</w:t>
       </w:r>
       <w:r>
         <w:t xml:space="preserve"> </w:t>
@@ -6583,19 +6658,19 @@
         <w:t xml:space="preserve"> </w:t>
       </w:r>
       <w:r>
-        <w:t xml:space="preserve">assessed via Egger's regression test, Begg and Mazumdar's (1994)</w:t>
-      </w:r>
-      <w:r>
-        <w:t xml:space="preserve"> </w:t>
-      </w:r>
-      <w:r>
-        <w:t xml:space="preserve">rank-correlation test, and Duval and Tweedie's (2000) trim-and-fill</w:t>
-      </w:r>
-      <w:r>
-        <w:t xml:space="preserve"> </w:t>
-      </w:r>
-      <w:r>
-        <w:t xml:space="preserve">procedure (§3.6). Measurement heterogeneity is addressed through</w:t>
+        <w:t xml:space="preserve">assessed via Egger’s regression test, Begg and Mazumdar’s (1994)</w:t>
+      </w:r>
+      <w:r>
+        <w:t xml:space="preserve"> </w:t>
+      </w:r>
+      <w:r>
+        <w:t xml:space="preserve">rank-correlation test, and Duval and Tweedie’s (2000) trim-and-fill</w:t>
+      </w:r>
+      <w:r>
+        <w:t xml:space="preserve"> </w:t>
+      </w:r>
+      <w:r>
+        <w:t xml:space="preserve">procedure (Section 3.6). Measurement heterogeneity is addressed through</w:t>
       </w:r>
       <w:r>
         <w:t xml:space="preserve"> </w:t>
@@ -6607,7 +6682,7 @@
         <w:t xml:space="preserve"> </w:t>
       </w:r>
       <w:r>
-        <w:t xml:space="preserve">performance type, and through the three-level model's explicit</w:t>
+        <w:t xml:space="preserve">performance type, and through the three-level model’s explicit</w:t>
       </w:r>
       <w:r>
         <w:t xml:space="preserve"> </w:t>
@@ -6624,7 +6699,7 @@
     </w:p>
     <w:bookmarkEnd w:id="33"/>
     <w:bookmarkEnd w:id="34"/>
-    <w:bookmarkStart w:id="35" w:name="X601957e051aebf49785be7eb6f4c3dde13d76da"/>
+    <w:bookmarkStart w:id="35" w:name="moderator-coding-protocol"/>
     <w:p>
       <w:pPr>
         <w:pStyle w:val="Heading3"/>
@@ -6644,7 +6719,7 @@
         <w:t xml:space="preserve"> </w:t>
       </w:r>
       <w:r>
-        <w:t xml:space="preserve">moderators replicated from prior I→P meta-analyses (Marano et al., 2016)</w:t>
+        <w:t xml:space="preserve">moderators replicated from prior I to P meta-analyses (Marano et al., 2016)</w:t>
       </w:r>
       <w:r>
         <w:t xml:space="preserve"> </w:t>
@@ -6693,7 +6768,25 @@
         <w:t xml:space="preserve"> </w:t>
       </w:r>
       <w:r>
-        <w:t xml:space="preserve">coded as "pooled" with ICRV regime assigned to the modal country if</w:t>
+        <w:t xml:space="preserve">coded as</w:t>
+      </w:r>
+      <w:r>
+        <w:t xml:space="preserve"> </w:t>
+      </w:r>
+      <w:r>
+        <w:t xml:space="preserve">“</w:t>
+      </w:r>
+      <w:r>
+        <w:t xml:space="preserve">pooled</w:t>
+      </w:r>
+      <w:r>
+        <w:t xml:space="preserve">”</w:t>
+      </w:r>
+      <w:r>
+        <w:t xml:space="preserve"> </w:t>
+      </w:r>
+      <w:r>
+        <w:t xml:space="preserve">with ICRV regime assigned to the modal country if</w:t>
       </w:r>
       <w:r>
         <w:t xml:space="preserve"> </w:t>
@@ -6705,7 +6798,13 @@
         <w:t xml:space="preserve"> </w:t>
       </w:r>
       <w:r>
-        <w:t xml:space="preserve">"cross-regime"</w:t>
+        <w:t xml:space="preserve">“</w:t>
+      </w:r>
+      <w:r>
+        <w:t xml:space="preserve">cross-regime</w:t>
+      </w:r>
+      <w:r>
+        <w:t xml:space="preserve">”</w:t>
       </w:r>
     </w:p>
     <w:p>
@@ -6786,7 +6885,7 @@
         <w:t xml:space="preserve"> </w:t>
       </w:r>
       <w:r>
-        <w:t xml:space="preserve">market-based (Tobin's Q, stock return); productivity-based (labor</w:t>
+        <w:t xml:space="preserve">market-based (Tobin’s Q, stock return); productivity-based (labor</w:t>
       </w:r>
       <w:r>
         <w:t xml:space="preserve"> </w:t>
@@ -6920,7 +7019,7 @@
         <w:t xml:space="preserve"> </w:t>
       </w:r>
       <w:r>
-        <w:t xml:space="preserve">follows the median year of the study's data collection period. For</w:t>
+        <w:t xml:space="preserve">follows the median year of the study’s data collection period. For</w:t>
       </w:r>
       <w:r>
         <w:t xml:space="preserve"> </w:t>
@@ -6963,13 +7062,43 @@
         <w:t xml:space="preserve">DPL phase</w:t>
       </w:r>
       <w:r>
-        <w:t xml:space="preserve">, "Precede": data collection predominantly prior</w:t>
-      </w:r>
-      <w:r>
-        <w:t xml:space="preserve"> </w:t>
-      </w:r>
-      <w:r>
-        <w:t xml:space="preserve">to 2009 (median data year &lt; 2009); "Span": data collection spans</w:t>
+        <w:t xml:space="preserve">,</w:t>
+      </w:r>
+      <w:r>
+        <w:t xml:space="preserve"> </w:t>
+      </w:r>
+      <w:r>
+        <w:t xml:space="preserve">“</w:t>
+      </w:r>
+      <w:r>
+        <w:t xml:space="preserve">Precede</w:t>
+      </w:r>
+      <w:r>
+        <w:t xml:space="preserve">”</w:t>
+      </w:r>
+      <w:r>
+        <w:t xml:space="preserve">: data collection predominantly prior</w:t>
+      </w:r>
+      <w:r>
+        <w:t xml:space="preserve"> </w:t>
+      </w:r>
+      <w:r>
+        <w:t xml:space="preserve">to 2009 (median data year &lt; 2009);</w:t>
+      </w:r>
+      <w:r>
+        <w:t xml:space="preserve"> </w:t>
+      </w:r>
+      <w:r>
+        <w:t xml:space="preserve">“</w:t>
+      </w:r>
+      <w:r>
+        <w:t xml:space="preserve">Span</w:t>
+      </w:r>
+      <w:r>
+        <w:t xml:space="preserve">”</w:t>
+      </w:r>
+      <w:r>
+        <w:t xml:space="preserve">: data collection spans</w:t>
       </w:r>
       <w:r>
         <w:t xml:space="preserve"> </w:t>
@@ -6981,7 +7110,16 @@
         <w:t xml:space="preserve"> </w:t>
       </w:r>
       <w:r>
-        <w:t xml:space="preserve">"Follow": data collection predominantly post-2014 (median data year ≥</w:t>
+        <w:t xml:space="preserve">“</w:t>
+      </w:r>
+      <w:r>
+        <w:t xml:space="preserve">Follow</w:t>
+      </w:r>
+      <w:r>
+        <w:t xml:space="preserve">”</w:t>
+      </w:r>
+      <w:r>
+        <w:t xml:space="preserve">: data collection predominantly post-2014 (median data year ≥</w:t>
       </w:r>
       <w:r>
         <w:t xml:space="preserve"> </w:t>
@@ -6993,11 +7131,29 @@
         <w:t xml:space="preserve"> </w:t>
       </w:r>
       <w:r>
-        <w:t xml:space="preserve">coded as "Span" by default and flagged.</w:t>
+        <w:t xml:space="preserve">coded as</w:t>
+      </w:r>
+      <w:r>
+        <w:t xml:space="preserve"> </w:t>
+      </w:r>
+      <w:r>
+        <w:t xml:space="preserve">“</w:t>
+      </w:r>
+      <w:r>
+        <w:t xml:space="preserve">Span</w:t>
+      </w:r>
+      <w:r>
+        <w:t xml:space="preserve">”</w:t>
+      </w:r>
+      <w:r>
+        <w:t xml:space="preserve"> </w:t>
+      </w:r>
+      <w:r>
+        <w:t xml:space="preserve">by default and flagged.</w:t>
       </w:r>
     </w:p>
     <w:bookmarkEnd w:id="35"/>
-    <w:bookmarkStart w:id="36" w:name="X39398803b6212107b1d34889a3ed87f1d2a89f2"/>
+    <w:bookmarkStart w:id="36" w:name="statistical-model-three-level-mara"/>
     <w:p>
       <w:pPr>
         <w:pStyle w:val="Heading3"/>
@@ -7966,7 +8122,7 @@
         <w:t xml:space="preserve"> </w:t>
       </w:r>
       <w:r>
-        <w:t xml:space="preserve">applies here (Raudenbush &amp; Bryk, 2002, p. 39).</w:t>
+        <w:t xml:space="preserve">applies here (Raudenbush &amp; Bryk, 2002, p. 39).</w:t>
       </w:r>
     </w:p>
     <w:p>
@@ -7984,7 +8140,7 @@
         <w:t xml:space="preserve"> </w:t>
       </w:r>
       <w:r>
-        <w:t xml:space="preserve">All Pearson's</w:t>
+        <w:t xml:space="preserve">All Pearson’s</w:t>
       </w:r>
       <w:r>
         <w:t xml:space="preserve"> </w:t>
@@ -8006,7 +8162,7 @@
         <w:t xml:space="preserve"> </w:t>
       </w:r>
       <w:r>
-        <w:t xml:space="preserve">to Fisher's</w:t>
+        <w:t xml:space="preserve">to Fisher’s</w:t>
       </w:r>
       <w:r>
         <w:t xml:space="preserve"> </w:t>
@@ -8784,7 +8940,7 @@
       </w:r>
     </w:p>
     <w:bookmarkEnd w:id="36"/>
-    <w:bookmarkStart w:id="37" w:name="X2f1abb1755f8cc5892d8e5725c0dbd361d50806"/>
+    <w:bookmarkStart w:id="37" w:name="publication-bias-assessment"/>
     <w:p>
       <w:pPr>
         <w:pStyle w:val="Heading3"/>
@@ -8804,7 +8960,7 @@
         <w:t xml:space="preserve"> </w:t>
       </w:r>
       <w:r>
-        <w:t xml:space="preserve">the graduated approach recommended by Borenstein et al. (2021, ch. 30)</w:t>
+        <w:t xml:space="preserve">the graduated approach recommended by Borenstein et al. (2021, ch. 30)</w:t>
       </w:r>
       <w:r>
         <w:t xml:space="preserve"> </w:t>
@@ -8820,7 +8976,7 @@
           <w:bCs/>
           <w:b/>
         </w:rPr>
-        <w:t xml:space="preserve">Egger's weighted regression test</w:t>
+        <w:t xml:space="preserve">Egger’s weighted regression test</w:t>
       </w:r>
       <w:r>
         <w:t xml:space="preserve"> </w:t>
@@ -8848,7 +9004,7 @@
           <w:bCs/>
           <w:b/>
         </w:rPr>
-        <w:t xml:space="preserve">Begg and Mazumdar's rank correlation test</w:t>
+        <w:t xml:space="preserve">Begg and Mazumdar’s rank correlation test</w:t>
       </w:r>
       <w:r>
         <w:t xml:space="preserve"> </w:t>
@@ -8916,7 +9072,7 @@
           <w:bCs/>
           <w:b/>
         </w:rPr>
-        <w:t xml:space="preserve">Orwin's fail-safe</w:t>
+        <w:t xml:space="preserve">Orwin’s fail-safe</w:t>
       </w:r>
       <w:r>
         <w:rPr>
@@ -9106,7 +9262,7 @@
       </w:r>
     </w:p>
     <w:bookmarkEnd w:id="37"/>
-    <w:bookmarkStart w:id="38" w:name="Xe36430cf7d8e0a8c6df93020e9507d5e203e939"/>
+    <w:bookmarkStart w:id="38" w:name="robustness-checks"/>
     <w:p>
       <w:pPr>
         <w:pStyle w:val="Heading3"/>
@@ -9148,7 +9304,7 @@
           <w:bCs/>
           <w:b/>
         </w:rPr>
-        <w:t xml:space="preserve">Two-level vs. three-level comparison.</w:t>
+        <w:t xml:space="preserve">Two-level vs. three-level comparison.</w:t>
       </w:r>
       <w:r>
         <w:t xml:space="preserve"> </w:t>
@@ -9257,7 +9413,7 @@
         <w:t xml:space="preserve"> </w:t>
       </w:r>
       <w:r>
-        <w:t xml:space="preserve">influential studies (Cook's distance &gt; 4/</w:t>
+        <w:t xml:space="preserve">influential studies (Cook’s distance &gt; 4/</w:t>
       </w:r>
       <w:r>
         <w:rPr>
@@ -9435,7 +9591,7 @@
     </w:p>
     <w:bookmarkEnd w:id="38"/>
     <w:bookmarkEnd w:id="39"/>
-    <w:bookmarkStart w:id="47" w:name="X121719332867ee227f0a04b486098cee978c6e6"/>
+    <w:bookmarkStart w:id="47" w:name="results"/>
     <w:p>
       <w:pPr>
         <w:pStyle w:val="Heading2"/>
@@ -9444,7 +9600,7 @@
         <w:t xml:space="preserve">4. Results</w:t>
       </w:r>
     </w:p>
-    <w:bookmarkStart w:id="40" w:name="X404e116a6fc5d40bc82ca2b5ca0e91216768dfb"/>
+    <w:bookmarkStart w:id="40" w:name="X919d8d711cf606d2dd3f7af57602ee0032ae633"/>
     <w:p>
       <w:pPr>
         <w:pStyle w:val="Heading3"/>
@@ -9506,22 +9662,22 @@
           <w:iCs/>
           <w:i/>
         </w:rPr>
-        <w:t xml:space="preserve">(two authors independently code a 20% stratified subsample, k = 47 studies, blind to each other's codes)</w:t>
+        <w:t xml:space="preserve">(two authors independently code a 20% stratified subsample, k = 47 studies, blind to each other’s codes)</w:t>
       </w:r>
     </w:p>
     <w:tbl>
       <w:tblPr>
         <w:tblStyle w:val="Table"/>
-        <w:tblW w:type="auto" w:w="0"/>
+        <w:tblW w:type="pct" w:w="5000"/>
         <w:tblLook w:firstRow="1" w:lastRow="0" w:firstColumn="0" w:lastColumn="0" w:noHBand="0" w:noVBand="0" w:val="0020"/>
         <w:jc w:val="start"/>
       </w:tblPr>
       <w:tblGrid>
-        <w:gridCol w:w="1584"/>
-        <w:gridCol w:w="1584"/>
-        <w:gridCol w:w="1584"/>
-        <w:gridCol w:w="1584"/>
-        <w:gridCol w:w="1584"/>
+        <w:gridCol w:w="2217"/>
+        <w:gridCol w:w="1900"/>
+        <w:gridCol w:w="1161"/>
+        <w:gridCol w:w="739"/>
+        <w:gridCol w:w="1900"/>
       </w:tblGrid>
       <w:tr>
         <w:trPr>
@@ -9621,7 +9777,7 @@
               <w:jc w:val="left"/>
             </w:pPr>
             <w:r>
-              <w:t xml:space="preserve">Cohen's κ</w:t>
+              <w:t xml:space="preserve">Cohen’s κ</w:t>
             </w:r>
           </w:p>
         </w:tc>
@@ -9683,7 +9839,7 @@
               <w:jc w:val="left"/>
             </w:pPr>
             <w:r>
-              <w:t xml:space="preserve">Cohen's κ</w:t>
+              <w:t xml:space="preserve">Cohen’s κ</w:t>
             </w:r>
           </w:p>
         </w:tc>
@@ -9745,7 +9901,7 @@
               <w:jc w:val="left"/>
             </w:pPr>
             <w:r>
-              <w:t xml:space="preserve">Cohen's κ</w:t>
+              <w:t xml:space="preserve">Cohen’s κ</w:t>
             </w:r>
           </w:p>
         </w:tc>
@@ -9807,7 +9963,7 @@
               <w:jc w:val="left"/>
             </w:pPr>
             <w:r>
-              <w:t xml:space="preserve">Cohen's κ</w:t>
+              <w:t xml:space="preserve">Cohen’s κ</w:t>
             </w:r>
           </w:p>
         </w:tc>
@@ -9869,7 +10025,7 @@
               <w:jc w:val="left"/>
             </w:pPr>
             <w:r>
-              <w:t xml:space="preserve">Cohen's κ</w:t>
+              <w:t xml:space="preserve">Cohen’s κ</w:t>
             </w:r>
           </w:p>
         </w:tc>
@@ -9976,7 +10132,7 @@
         <w:t xml:space="preserve"> </w:t>
       </w:r>
       <w:r>
-        <w:t xml:space="preserve">The full corpus is coded by the first author against the standardized codebook (Appendix B). For reliability, the two authors independently code a 20% stratified subsample (k = 47 studies), blind to each other's codes; agreement is assessed with Cohen's κ for the categorical moderators and ICC(2, 1) for the continuous cDAI index, against the Landis and Koch (1977) thresholds (κ ≥ 0.70; ICC ≥ 0.80). Disagreements are resolved by discussion, with Regime II/III boundary cases adjudicated by lookup of WGI Rule of Law vintage scores.</w:t>
+        <w:t xml:space="preserve">The full corpus is coded by the first author against the standardized codebook (Appendix B). For reliability, the two authors independently code a 20% stratified subsample (k = 47 studies), blind to each other’s codes; agreement is assessed with Cohen’s κ for the categorical moderators and ICC(2, 1) for the continuous cDAI index, against the Landis and Koch (1977) thresholds (κ ≥ 0.70; ICC ≥ 0.80). Disagreements are resolved by discussion, with Regime II/III boundary cases adjudicated by lookup of WGI Rule of Law vintage scores.</w:t>
       </w:r>
     </w:p>
     <w:p>
@@ -10004,14 +10160,14 @@
     <w:tbl>
       <w:tblPr>
         <w:tblStyle w:val="Table"/>
-        <w:tblW w:type="auto" w:w="0"/>
+        <w:tblW w:type="pct" w:w="5000"/>
         <w:tblLook w:firstRow="1" w:lastRow="0" w:firstColumn="0" w:lastColumn="0" w:noHBand="0" w:noVBand="0" w:val="0020"/>
         <w:jc w:val="start"/>
       </w:tblPr>
       <w:tblGrid>
-        <w:gridCol w:w="2640"/>
-        <w:gridCol w:w="2640"/>
-        <w:gridCol w:w="2640"/>
+        <w:gridCol w:w="5840"/>
+        <w:gridCol w:w="1040"/>
+        <w:gridCol w:w="1040"/>
       </w:tblGrid>
       <w:tr>
         <w:trPr>
@@ -10975,7 +11131,7 @@
       </w:r>
     </w:p>
     <w:bookmarkEnd w:id="40"/>
-    <w:bookmarkStart w:id="41" w:name="X484949e7994e09bd70500137e9d7c8f884b58c1"/>
+    <w:bookmarkStart w:id="41" w:name="baseline-three-level-model"/>
     <w:p>
       <w:pPr>
         <w:pStyle w:val="Heading3"/>
@@ -11746,7 +11902,7 @@
         <w:t xml:space="preserve"> </w:t>
       </w:r>
       <w:r>
-        <w:t xml:space="preserve">moderator analysis, though the moderator analyses in §§4.3–4.5 do not</w:t>
+        <w:t xml:space="preserve">moderator analysis, though the moderator analyses in Section 4.3–4.5 do not</w:t>
       </w:r>
       <w:r>
         <w:t xml:space="preserve"> </w:t>
@@ -11756,7 +11912,7 @@
       </w:r>
     </w:p>
     <w:bookmarkEnd w:id="41"/>
-    <w:bookmarkStart w:id="42" w:name="Xa97dc1af7f7d522b04ad4b6d2a4fed8000451ef"/>
+    <w:bookmarkStart w:id="42" w:name="icrv-5-regime-moderation-h1"/>
     <w:p>
       <w:pPr>
         <w:pStyle w:val="Heading3"/>
@@ -11915,6 +12071,1003 @@
           <w:i/>
         </w:rPr>
         <w:t xml:space="preserve">k=238/K=288)</w:t>
+      </w:r>
+    </w:p>
+    <w:tbl>
+      <w:tblPr>
+        <w:tblStyle w:val="Table"/>
+        <w:tblW w:type="pct" w:w="5000"/>
+        <w:tblLook w:firstRow="1" w:lastRow="0" w:firstColumn="0" w:lastColumn="0" w:noHBand="0" w:noVBand="0" w:val="0020"/>
+        <w:jc w:val="start"/>
+      </w:tblPr>
+      <w:tblGrid>
+        <w:gridCol w:w="2282"/>
+        <w:gridCol w:w="223"/>
+        <w:gridCol w:w="313"/>
+        <w:gridCol w:w="805"/>
+        <w:gridCol w:w="4295"/>
+      </w:tblGrid>
+      <w:tr>
+        <w:trPr>
+          <w:tblHeader w:val="true"/>
+        </w:trPr>
+        <w:tc>
+          <w:tcPr/>
+          <w:p>
+            <w:pPr>
+              <w:pStyle w:val="Compact"/>
+              <w:jc w:val="left"/>
+            </w:pPr>
+            <w:r>
+              <w:t xml:space="preserve">Regime</w:t>
+            </w:r>
+          </w:p>
+        </w:tc>
+        <w:tc>
+          <w:tcPr/>
+          <w:p>
+            <w:pPr>
+              <w:pStyle w:val="Compact"/>
+              <w:jc w:val="left"/>
+            </w:pPr>
+            <w:r>
+              <w:rPr>
+                <w:iCs/>
+                <w:i/>
+              </w:rPr>
+              <w:t xml:space="preserve">k</w:t>
+            </w:r>
+          </w:p>
+        </w:tc>
+        <w:tc>
+          <w:tcPr/>
+          <w:p>
+            <w:pPr>
+              <w:pStyle w:val="Compact"/>
+              <w:jc w:val="left"/>
+            </w:pPr>
+            <w:r>
+              <w:rPr>
+                <w:iCs/>
+                <w:i/>
+              </w:rPr>
+              <w:t xml:space="preserve">r̄</w:t>
+            </w:r>
+          </w:p>
+        </w:tc>
+        <w:tc>
+          <w:tcPr/>
+          <w:p>
+            <w:pPr>
+              <w:pStyle w:val="Compact"/>
+              <w:jc w:val="left"/>
+            </w:pPr>
+            <w:r>
+              <w:t xml:space="preserve">95% CI</w:t>
+            </w:r>
+          </w:p>
+        </w:tc>
+        <w:tc>
+          <w:tcPr/>
+          <w:p>
+            <w:pPr>
+              <w:pStyle w:val="Compact"/>
+              <w:jc w:val="left"/>
+            </w:pPr>
+            <w:r>
+              <w:t xml:space="preserve">Note</w:t>
+            </w:r>
+          </w:p>
+        </w:tc>
+      </w:tr>
+      <w:tr>
+        <w:tc>
+          <w:tcPr/>
+          <w:p>
+            <w:pPr>
+              <w:pStyle w:val="Compact"/>
+              <w:jc w:val="left"/>
+            </w:pPr>
+            <w:r>
+              <w:t xml:space="preserve">I, Advanced-Innovation (SG, HK, KR, JP, UK, US…)</w:t>
+            </w:r>
+          </w:p>
+        </w:tc>
+        <w:tc>
+          <w:tcPr/>
+          <w:p>
+            <w:pPr>
+              <w:pStyle w:val="Compact"/>
+              <w:jc w:val="left"/>
+            </w:pPr>
+            <w:r>
+              <w:t xml:space="preserve">139</w:t>
+            </w:r>
+          </w:p>
+        </w:tc>
+        <w:tc>
+          <w:tcPr/>
+          <w:p>
+            <w:pPr>
+              <w:pStyle w:val="Compact"/>
+              <w:jc w:val="left"/>
+            </w:pPr>
+            <w:r>
+              <w:t xml:space="preserve">0.079</w:t>
+            </w:r>
+          </w:p>
+        </w:tc>
+        <w:tc>
+          <w:tcPr/>
+          <w:p>
+            <w:pPr>
+              <w:pStyle w:val="Compact"/>
+              <w:jc w:val="left"/>
+            </w:pPr>
+            <w:r>
+              <w:t xml:space="preserve">[0.058, 0.099]</w:t>
+            </w:r>
+          </w:p>
+        </w:tc>
+        <w:tc>
+          <w:tcPr/>
+          <w:p>
+            <w:pPr>
+              <w:pStyle w:val="Compact"/>
+              <w:jc w:val="left"/>
+            </w:pPr>
+            <w:r>
+              <w:t xml:space="preserve">Largest group; broadly consistent with H1</w:t>
+            </w:r>
+          </w:p>
+        </w:tc>
+      </w:tr>
+      <w:tr>
+        <w:tc>
+          <w:tcPr/>
+          <w:p>
+            <w:pPr>
+              <w:pStyle w:val="Compact"/>
+              <w:jc w:val="left"/>
+            </w:pPr>
+            <w:r>
+              <w:t xml:space="preserve">II, Upper-middle</w:t>
+            </w:r>
+          </w:p>
+        </w:tc>
+        <w:tc>
+          <w:tcPr/>
+          <w:p>
+            <w:pPr>
+              <w:pStyle w:val="Compact"/>
+              <w:jc w:val="left"/>
+            </w:pPr>
+            <w:r>
+              <w:t xml:space="preserve">25</w:t>
+            </w:r>
+          </w:p>
+        </w:tc>
+        <w:tc>
+          <w:tcPr/>
+          <w:p>
+            <w:pPr>
+              <w:pStyle w:val="Compact"/>
+              <w:jc w:val="left"/>
+            </w:pPr>
+            <w:r>
+              <w:t xml:space="preserve">0.065</w:t>
+            </w:r>
+          </w:p>
+        </w:tc>
+        <w:tc>
+          <w:tcPr/>
+          <w:p>
+            <w:pPr>
+              <w:pStyle w:val="Compact"/>
+              <w:jc w:val="left"/>
+            </w:pPr>
+            <w:r>
+              <w:t xml:space="preserve">[0.020, 0.109]</w:t>
+            </w:r>
+          </w:p>
+        </w:tc>
+        <w:tc>
+          <w:tcPr/>
+          <w:p>
+            <w:pPr>
+              <w:pStyle w:val="Compact"/>
+              <w:jc w:val="left"/>
+            </w:pPr>
+            <w:r>
+              <w:t xml:space="preserve">ns vs. Group I (b = −0.014,</w:t>
+            </w:r>
+            <w:r>
+              <w:t xml:space="preserve"> </w:t>
+            </w:r>
+            <w:r>
+              <w:rPr>
+                <w:iCs/>
+                <w:i/>
+              </w:rPr>
+              <w:t xml:space="preserve">p</w:t>
+            </w:r>
+            <w:r>
+              <w:t xml:space="preserve"> </w:t>
+            </w:r>
+            <w:r>
+              <w:t xml:space="preserve">= .581)</w:t>
+            </w:r>
+          </w:p>
+        </w:tc>
+      </w:tr>
+      <w:tr>
+        <w:tc>
+          <w:tcPr/>
+          <w:p>
+            <w:pPr>
+              <w:pStyle w:val="Compact"/>
+              <w:jc w:val="left"/>
+            </w:pPr>
+            <w:r>
+              <w:t xml:space="preserve">III, Emerging (VN, IN, CN, PH…)</w:t>
+            </w:r>
+          </w:p>
+        </w:tc>
+        <w:tc>
+          <w:tcPr/>
+          <w:p>
+            <w:pPr>
+              <w:pStyle w:val="Compact"/>
+              <w:jc w:val="left"/>
+            </w:pPr>
+            <w:r>
+              <w:t xml:space="preserve">91</w:t>
+            </w:r>
+          </w:p>
+        </w:tc>
+        <w:tc>
+          <w:tcPr/>
+          <w:p>
+            <w:pPr>
+              <w:pStyle w:val="Compact"/>
+              <w:jc w:val="left"/>
+            </w:pPr>
+            <w:r>
+              <w:t xml:space="preserve">0.068</w:t>
+            </w:r>
+          </w:p>
+        </w:tc>
+        <w:tc>
+          <w:tcPr/>
+          <w:p>
+            <w:pPr>
+              <w:pStyle w:val="Compact"/>
+              <w:jc w:val="left"/>
+            </w:pPr>
+            <w:r>
+              <w:t xml:space="preserve">[0.044, 0.092]</w:t>
+            </w:r>
+          </w:p>
+        </w:tc>
+        <w:tc>
+          <w:tcPr/>
+          <w:p>
+            <w:pPr>
+              <w:pStyle w:val="Compact"/>
+              <w:jc w:val="left"/>
+            </w:pPr>
+            <w:r>
+              <w:t xml:space="preserve">ns vs. Group I (b = −0.011,</w:t>
+            </w:r>
+            <w:r>
+              <w:t xml:space="preserve"> </w:t>
+            </w:r>
+            <w:r>
+              <w:rPr>
+                <w:iCs/>
+                <w:i/>
+              </w:rPr>
+              <w:t xml:space="preserve">p</w:t>
+            </w:r>
+            <w:r>
+              <w:t xml:space="preserve"> </w:t>
+            </w:r>
+            <w:r>
+              <w:t xml:space="preserve">= .502)</w:t>
+            </w:r>
+          </w:p>
+        </w:tc>
+      </w:tr>
+      <w:tr>
+        <w:tc>
+          <w:tcPr/>
+          <w:p>
+            <w:pPr>
+              <w:pStyle w:val="Compact"/>
+              <w:jc w:val="left"/>
+            </w:pPr>
+            <w:r>
+              <w:t xml:space="preserve">FR, Frontier</w:t>
+            </w:r>
+          </w:p>
+        </w:tc>
+        <w:tc>
+          <w:tcPr/>
+          <w:p>
+            <w:pPr>
+              <w:pStyle w:val="Compact"/>
+              <w:jc w:val="left"/>
+            </w:pPr>
+            <w:r>
+              <w:t xml:space="preserve">3</w:t>
+            </w:r>
+          </w:p>
+        </w:tc>
+        <w:tc>
+          <w:tcPr/>
+          <w:p>
+            <w:pPr>
+              <w:pStyle w:val="Compact"/>
+              <w:jc w:val="left"/>
+            </w:pPr>
+            <w:r>
+              <w:t xml:space="preserve">0.349</w:t>
+            </w:r>
+          </w:p>
+        </w:tc>
+        <w:tc>
+          <w:tcPr/>
+          <w:p>
+            <w:pPr>
+              <w:pStyle w:val="Compact"/>
+              <w:jc w:val="left"/>
+            </w:pPr>
+            <w:r>
+              <w:t xml:space="preserve">[0.217, 0.468]</w:t>
+            </w:r>
+          </w:p>
+        </w:tc>
+        <w:tc>
+          <w:tcPr/>
+          <w:p>
+            <w:pPr>
+              <w:pStyle w:val="Compact"/>
+              <w:jc w:val="left"/>
+            </w:pPr>
+            <w:r>
+              <w:t xml:space="preserve">⚠️</w:t>
+            </w:r>
+            <w:r>
+              <w:t xml:space="preserve"> </w:t>
+            </w:r>
+            <w:r>
+              <w:rPr>
+                <w:iCs/>
+                <w:i/>
+              </w:rPr>
+              <w:t xml:space="preserve">k</w:t>
+            </w:r>
+            <w:r>
+              <w:t xml:space="preserve"> </w:t>
+            </w:r>
+            <w:r>
+              <w:t xml:space="preserve">= 3 only; estimate unreliable (one outlier: Pouresmaeili et al.,</w:t>
+            </w:r>
+            <w:r>
+              <w:t xml:space="preserve"> </w:t>
+            </w:r>
+            <w:r>
+              <w:rPr>
+                <w:iCs/>
+                <w:i/>
+              </w:rPr>
+              <w:t xml:space="preserve">r</w:t>
+            </w:r>
+            <w:r>
+              <w:t xml:space="preserve"> </w:t>
+            </w:r>
+            <w:r>
+              <w:t xml:space="preserve">= 0.69,</w:t>
+            </w:r>
+            <w:r>
+              <w:t xml:space="preserve"> </w:t>
+            </w:r>
+            <w:r>
+              <w:rPr>
+                <w:iCs/>
+                <w:i/>
+              </w:rPr>
+              <w:t xml:space="preserve">n</w:t>
+            </w:r>
+            <w:r>
+              <w:t xml:space="preserve"> </w:t>
+            </w:r>
+            <w:r>
+              <w:t xml:space="preserve">= 226)</w:t>
+            </w:r>
+          </w:p>
+        </w:tc>
+      </w:tr>
+      <w:tr>
+        <w:tc>
+          <w:tcPr/>
+          <w:p>
+            <w:pPr>
+              <w:pStyle w:val="Compact"/>
+              <w:jc w:val="left"/>
+            </w:pPr>
+            <w:r>
+              <w:t xml:space="preserve">MX, Multi-country / Mixed</w:t>
+            </w:r>
+          </w:p>
+        </w:tc>
+        <w:tc>
+          <w:tcPr/>
+          <w:p>
+            <w:pPr>
+              <w:pStyle w:val="Compact"/>
+              <w:jc w:val="left"/>
+            </w:pPr>
+            <w:r>
+              <w:t xml:space="preserve">30</w:t>
+            </w:r>
+          </w:p>
+        </w:tc>
+        <w:tc>
+          <w:tcPr/>
+          <w:p>
+            <w:pPr>
+              <w:pStyle w:val="Compact"/>
+              <w:jc w:val="left"/>
+            </w:pPr>
+            <w:r>
+              <w:t xml:space="preserve">0.053</w:t>
+            </w:r>
+          </w:p>
+        </w:tc>
+        <w:tc>
+          <w:tcPr/>
+          <w:p>
+            <w:pPr>
+              <w:pStyle w:val="Compact"/>
+              <w:jc w:val="left"/>
+            </w:pPr>
+            <w:r>
+              <w:t xml:space="preserve">[0.012, 0.094]</w:t>
+            </w:r>
+          </w:p>
+        </w:tc>
+        <w:tc>
+          <w:tcPr/>
+          <w:p>
+            <w:pPr>
+              <w:pStyle w:val="Compact"/>
+              <w:jc w:val="left"/>
+            </w:pPr>
+            <w:r>
+              <w:t xml:space="preserve">ns vs. Group I (b = −0.026,</w:t>
+            </w:r>
+            <w:r>
+              <w:t xml:space="preserve"> </w:t>
+            </w:r>
+            <w:r>
+              <w:rPr>
+                <w:iCs/>
+                <w:i/>
+              </w:rPr>
+              <w:t xml:space="preserve">p</w:t>
+            </w:r>
+            <w:r>
+              <w:t xml:space="preserve"> </w:t>
+            </w:r>
+            <w:r>
+              <w:t xml:space="preserve">= .269)</w:t>
+            </w:r>
+          </w:p>
+        </w:tc>
+      </w:tr>
+    </w:tbl>
+    <w:p>
+      <w:pPr>
+        <w:pStyle w:val="BodyText"/>
+      </w:pPr>
+      <w:r>
+        <w:t xml:space="preserve">Figure 2: ICRV 5-regime forest plot, subgroup pooled effects with 95%</w:t>
+      </w:r>
+      <w:r>
+        <w:t xml:space="preserve"> </w:t>
+      </w:r>
+      <w:r>
+        <w:t xml:space="preserve">CI</w:t>
+      </w:r>
+    </w:p>
+    <w:p>
+      <w:pPr>
+        <w:pStyle w:val="BodyText"/>
+      </w:pPr>
+      <w:r>
+        <w:rPr>
+          <w:iCs/>
+          <w:i/>
+        </w:rPr>
+        <w:t xml:space="preserve">Figure 2.</w:t>
+      </w:r>
+      <w:r>
+        <w:t xml:space="preserve"> </w:t>
+      </w:r>
+      <w:r>
+        <w:t xml:space="preserve">ICRV subgroup forest plot. Pooled</w:t>
+      </w:r>
+      <w:r>
+        <w:t xml:space="preserve"> </w:t>
+      </w:r>
+      <w:r>
+        <w:rPr>
+          <w:iCs/>
+          <w:i/>
+        </w:rPr>
+        <w:t xml:space="preserve">r̄</w:t>
+      </w:r>
+      <w:r>
+        <w:t xml:space="preserve"> </w:t>
+      </w:r>
+      <w:r>
+        <w:t xml:space="preserve">and 95% CI per coded</w:t>
+      </w:r>
+      <w:r>
+        <w:t xml:space="preserve"> </w:t>
+      </w:r>
+      <w:r>
+        <w:t xml:space="preserve">institutional regime.</w:t>
+      </w:r>
+    </w:p>
+    <w:p>
+      <w:pPr>
+        <w:pStyle w:val="BodyText"/>
+      </w:pPr>
+      <w:r>
+        <w:t xml:space="preserve">The</w:t>
+      </w:r>
+      <w:r>
+        <w:t xml:space="preserve"> </w:t>
+      </w:r>
+      <w:r>
+        <w:rPr>
+          <w:iCs/>
+          <w:i/>
+        </w:rPr>
+        <w:t xml:space="preserve">Q</w:t>
+      </w:r>
+      <w:r>
+        <w:t xml:space="preserve">_M = 17.35 is statistically significant (</w:t>
+      </w:r>
+      <w:r>
+        <w:rPr>
+          <w:iCs/>
+          <w:i/>
+        </w:rPr>
+        <w:t xml:space="preserve">p</w:t>
+      </w:r>
+      <w:r>
+        <w:t xml:space="preserve"> </w:t>
+      </w:r>
+      <w:r>
+        <w:t xml:space="preserve">= .002) but the</w:t>
+      </w:r>
+      <w:r>
+        <w:t xml:space="preserve"> </w:t>
+      </w:r>
+      <w:r>
+        <w:t xml:space="preserve">between-group pattern does not confirm the hypothesized monotone</w:t>
+      </w:r>
+      <w:r>
+        <w:t xml:space="preserve"> </w:t>
+      </w:r>
+      <w:r>
+        <w:t xml:space="preserve">gradient (I &gt; II &gt; III &gt; Frontier). Pairwise contrasts against Group</w:t>
+      </w:r>
+      <w:r>
+        <w:t xml:space="preserve"> </w:t>
+      </w:r>
+      <w:r>
+        <w:t xml:space="preserve">I (intercept) reveal that Group II (</w:t>
+      </w:r>
+      <w:r>
+        <w:rPr>
+          <w:iCs/>
+          <w:i/>
+        </w:rPr>
+        <w:t xml:space="preserve">p</w:t>
+      </w:r>
+      <w:r>
+        <w:t xml:space="preserve"> </w:t>
+      </w:r>
+      <w:r>
+        <w:t xml:space="preserve">= .581), Group III (</w:t>
+      </w:r>
+      <w:r>
+        <w:rPr>
+          <w:iCs/>
+          <w:i/>
+        </w:rPr>
+        <w:t xml:space="preserve">p</w:t>
+      </w:r>
+      <w:r>
+        <w:t xml:space="preserve"> </w:t>
+      </w:r>
+      <w:r>
+        <w:t xml:space="preserve">= .502),</w:t>
+      </w:r>
+      <w:r>
+        <w:t xml:space="preserve"> </w:t>
+      </w:r>
+      <w:r>
+        <w:t xml:space="preserve">and MX (</w:t>
+      </w:r>
+      <w:r>
+        <w:rPr>
+          <w:iCs/>
+          <w:i/>
+        </w:rPr>
+        <w:t xml:space="preserve">p</w:t>
+      </w:r>
+      <w:r>
+        <w:t xml:space="preserve"> </w:t>
+      </w:r>
+      <w:r>
+        <w:t xml:space="preserve">= .269) do not differ significantly from Advanced-Innovation</w:t>
+      </w:r>
+      <w:r>
+        <w:t xml:space="preserve"> </w:t>
+      </w:r>
+      <w:r>
+        <w:t xml:space="preserve">contexts. The only significant contrast is Group I vs. Frontier (b =</w:t>
+      </w:r>
+      <w:r>
+        <w:t xml:space="preserve"> </w:t>
+      </w:r>
+      <w:r>
+        <w:t xml:space="preserve">+0.285,</w:t>
+      </w:r>
+      <w:r>
+        <w:t xml:space="preserve"> </w:t>
+      </w:r>
+      <w:r>
+        <w:rPr>
+          <w:iCs/>
+          <w:i/>
+        </w:rPr>
+        <w:t xml:space="preserve">p</w:t>
+      </w:r>
+      <w:r>
+        <w:t xml:space="preserve"> </w:t>
+      </w:r>
+      <w:r>
+        <w:t xml:space="preserve">&lt; .001), driven entirely by the</w:t>
+      </w:r>
+      <w:r>
+        <w:t xml:space="preserve"> </w:t>
+      </w:r>
+      <w:r>
+        <w:rPr>
+          <w:iCs/>
+          <w:i/>
+        </w:rPr>
+        <w:t xml:space="preserve">k</w:t>
+      </w:r>
+      <w:r>
+        <w:t xml:space="preserve"> </w:t>
+      </w:r>
+      <w:r>
+        <w:t xml:space="preserve">= 3 Frontier-group</w:t>
+      </w:r>
+      <w:r>
+        <w:t xml:space="preserve"> </w:t>
+      </w:r>
+      <w:r>
+        <w:t xml:space="preserve">estimate, which is dominated by one outlier study (Pouresmaeili et al.,</w:t>
+      </w:r>
+      <w:r>
+        <w:t xml:space="preserve"> </w:t>
+      </w:r>
+      <w:r>
+        <w:t xml:space="preserve">2018,</w:t>
+      </w:r>
+      <w:r>
+        <w:t xml:space="preserve"> </w:t>
+      </w:r>
+      <w:r>
+        <w:rPr>
+          <w:iCs/>
+          <w:i/>
+        </w:rPr>
+        <w:t xml:space="preserve">r</w:t>
+      </w:r>
+      <w:r>
+        <w:t xml:space="preserve"> </w:t>
+      </w:r>
+      <w:r>
+        <w:t xml:space="preserve">= 0.69). Excluding the Frontier group, no between-group</w:t>
+      </w:r>
+      <w:r>
+        <w:t xml:space="preserve"> </w:t>
+      </w:r>
+      <w:r>
+        <w:t xml:space="preserve">differences approach significance.</w:t>
+      </w:r>
+    </w:p>
+    <w:p>
+      <w:pPr>
+        <w:pStyle w:val="BodyText"/>
+      </w:pPr>
+      <w:r>
+        <w:t xml:space="preserve">Group I (k=139, primarily Western MNEs and Asian advanced economies)</w:t>
+      </w:r>
+      <w:r>
+        <w:t xml:space="preserve"> </w:t>
+      </w:r>
+      <w:r>
+        <w:t xml:space="preserve">shows the highest reliable I to P effect (</w:t>
+      </w:r>
+      <w:r>
+        <w:rPr>
+          <w:iCs/>
+          <w:i/>
+        </w:rPr>
+        <w:t xml:space="preserve">r̄</w:t>
+      </w:r>
+      <w:r>
+        <w:t xml:space="preserve"> </w:t>
+      </w:r>
+      <w:r>
+        <w:t xml:space="preserve">= 0.079), and Group III</w:t>
+      </w:r>
+      <w:r>
+        <w:t xml:space="preserve"> </w:t>
+      </w:r>
+      <w:r>
+        <w:t xml:space="preserve">(k=91, Emerging) shows</w:t>
+      </w:r>
+      <w:r>
+        <w:t xml:space="preserve"> </w:t>
+      </w:r>
+      <w:r>
+        <w:rPr>
+          <w:iCs/>
+          <w:i/>
+        </w:rPr>
+        <w:t xml:space="preserve">r̄</w:t>
+      </w:r>
+      <w:r>
+        <w:t xml:space="preserve"> </w:t>
+      </w:r>
+      <w:r>
+        <w:t xml:space="preserve">= 0.068, a difference of 0.011 that is</w:t>
+      </w:r>
+      <w:r>
+        <w:t xml:space="preserve"> </w:t>
+      </w:r>
+      <w:r>
+        <w:t xml:space="preserve">directionally consistent with CIMT but not statistically significant</w:t>
+      </w:r>
+      <w:r>
+        <w:t xml:space="preserve"> </w:t>
+      </w:r>
+      <w:r>
+        <w:t xml:space="preserve">given within-group heterogeneity. H1 (between-regime heterogeneity</w:t>
+      </w:r>
+      <w:r>
+        <w:t xml:space="preserve"> </w:t>
+      </w:r>
+      <w:r>
+        <w:rPr>
+          <w:iCs/>
+          <w:i/>
+        </w:rPr>
+        <w:t xml:space="preserve">Q</w:t>
+      </w:r>
+      <w:r>
+        <w:t xml:space="preserve">_M significant) is confirmed, establishing that I to P effect sizes</w:t>
+      </w:r>
+      <w:r>
+        <w:t xml:space="preserve"> </w:t>
+      </w:r>
+      <w:r>
+        <w:t xml:space="preserve">vary systematically across ICRV regimes. However, E1a’s predicted</w:t>
+      </w:r>
+      <w:r>
+        <w:t xml:space="preserve"> </w:t>
+      </w:r>
+      <w:r>
+        <w:t xml:space="preserve">directional ordering (Advanced &gt; Emerging) and E1b’s predicted Frontier</w:t>
+      </w:r>
+      <w:r>
+        <w:t xml:space="preserve"> </w:t>
+      </w:r>
+      <w:r>
+        <w:t xml:space="preserve">floor are not statistically confirmable at</w:t>
+      </w:r>
+      <w:r>
+        <w:t xml:space="preserve"> </w:t>
+      </w:r>
+      <w:r>
+        <w:rPr>
+          <w:iCs/>
+          <w:i/>
+        </w:rPr>
+        <w:t xml:space="preserve">k</w:t>
+      </w:r>
+      <w:r>
+        <w:t xml:space="preserve"> </w:t>
+      </w:r>
+      <w:r>
+        <w:t xml:space="preserve">= 3 Frontier. The</w:t>
+      </w:r>
+      <w:r>
+        <w:t xml:space="preserve"> </w:t>
+      </w:r>
+      <w:r>
+        <w:t xml:space="preserve">gradient-specific propositions require larger</w:t>
+      </w:r>
+      <w:r>
+        <w:t xml:space="preserve"> </w:t>
+      </w:r>
+      <w:r>
+        <w:rPr>
+          <w:iCs/>
+          <w:i/>
+        </w:rPr>
+        <w:t xml:space="preserve">k</w:t>
+      </w:r>
+      <w:r>
+        <w:t xml:space="preserve"> </w:t>
+      </w:r>
+      <w:r>
+        <w:t xml:space="preserve">per regime before they</w:t>
+      </w:r>
+      <w:r>
+        <w:t xml:space="preserve"> </w:t>
+      </w:r>
+      <w:r>
+        <w:t xml:space="preserve">can be properly tested.</w:t>
+      </w:r>
+    </w:p>
+    <w:bookmarkEnd w:id="42"/>
+    <w:bookmarkStart w:id="43" w:name="cdai-moderation-h3"/>
+    <w:p>
+      <w:pPr>
+        <w:pStyle w:val="Heading3"/>
+      </w:pPr>
+      <w:r>
+        <w:t xml:space="preserve">4.4 cDAI Moderation (H3)</w:t>
+      </w:r>
+    </w:p>
+    <w:p>
+      <w:pPr>
+        <w:pStyle w:val="FirstParagraph"/>
+      </w:pPr>
+      <w:r>
+        <w:rPr>
+          <w:iCs/>
+          <w:i/>
+        </w:rPr>
+        <w:t xml:space="preserve">Q</w:t>
+      </w:r>
+      <w:r>
+        <w:t xml:space="preserve">_M(cDAI) = 1.23 (</w:t>
+      </w:r>
+      <w:r>
+        <w:rPr>
+          <w:iCs/>
+          <w:i/>
+        </w:rPr>
+        <w:t xml:space="preserve">df</w:t>
+      </w:r>
+      <w:r>
+        <w:t xml:space="preserve"> </w:t>
+      </w:r>
+      <w:r>
+        <w:t xml:space="preserve">= 2,</w:t>
+      </w:r>
+      <w:r>
+        <w:t xml:space="preserve"> </w:t>
+      </w:r>
+      <w:r>
+        <w:rPr>
+          <w:iCs/>
+          <w:i/>
+        </w:rPr>
+        <w:t xml:space="preserve">p</w:t>
+      </w:r>
+      <w:r>
+        <w:t xml:space="preserve"> </w:t>
+      </w:r>
+      <w:r>
+        <w:t xml:space="preserve">= .541). H3</w:t>
+      </w:r>
+      <w:r>
+        <w:t xml:space="preserve"> </w:t>
+      </w:r>
+      <w:r>
+        <w:rPr>
+          <w:bCs/>
+          <w:b/>
+        </w:rPr>
+        <w:t xml:space="preserve">not supported</w:t>
+      </w:r>
+      <w:r>
+        <w:t xml:space="preserve">.</w:t>
+      </w:r>
+    </w:p>
+    <w:p>
+      <w:pPr>
+        <w:pStyle w:val="BodyText"/>
+      </w:pPr>
+      <w:r>
+        <w:t xml:space="preserve">Meta-regression with continuous cDAI score: β_cDAI = +0.003 (</w:t>
+      </w:r>
+      <w:r>
+        <w:rPr>
+          <w:iCs/>
+          <w:i/>
+        </w:rPr>
+        <w:t xml:space="preserve">SE</w:t>
+      </w:r>
+      <w:r>
+        <w:t xml:space="preserve"> </w:t>
+      </w:r>
+      <w:r>
+        <w:t xml:space="preserve">=</w:t>
+      </w:r>
+      <w:r>
+        <w:t xml:space="preserve"> </w:t>
+      </w:r>
+      <w:r>
+        <w:t xml:space="preserve">0.010,</w:t>
+      </w:r>
+      <w:r>
+        <w:t xml:space="preserve"> </w:t>
+      </w:r>
+      <w:r>
+        <w:rPr>
+          <w:iCs/>
+          <w:i/>
+        </w:rPr>
+        <w:t xml:space="preserve">p</w:t>
+      </w:r>
+      <w:r>
+        <w:t xml:space="preserve"> </w:t>
+      </w:r>
+      <w:r>
+        <w:t xml:space="preserve">= .744). Neither the categorical between-group test nor the</w:t>
+      </w:r>
+      <w:r>
+        <w:t xml:space="preserve"> </w:t>
+      </w:r>
+      <w:r>
+        <w:t xml:space="preserve">continuous linear trend shows significant cDAI moderation.</w:t>
+      </w:r>
+    </w:p>
+    <w:p>
+      <w:pPr>
+        <w:pStyle w:val="BodyText"/>
+      </w:pPr>
+      <w:r>
+        <w:rPr>
+          <w:bCs/>
+          <w:b/>
+        </w:rPr>
+        <w:t xml:space="preserve">Table 4.2, cDAI subgroup</w:t>
+      </w:r>
+      <w:r>
+        <w:t xml:space="preserve"> </w:t>
+      </w:r>
+      <w:r>
+        <w:rPr>
+          <w:iCs/>
+          <w:i/>
+        </w:rPr>
+        <w:t xml:space="preserve">(actual MARA output)</w:t>
       </w:r>
     </w:p>
     <w:tbl>
@@ -11943,7 +13096,7 @@
               <w:jc w:val="left"/>
             </w:pPr>
             <w:r>
-              <w:t xml:space="preserve">Regime</w:t>
+              <w:t xml:space="preserve">cDAI Group</w:t>
             </w:r>
           </w:p>
         </w:tc>
@@ -11999,7 +13152,7 @@
               <w:jc w:val="left"/>
             </w:pPr>
             <w:r>
-              <w:t xml:space="preserve">Note</w:t>
+              <w:t xml:space="preserve">Δ vs. Low</w:t>
             </w:r>
           </w:p>
         </w:tc>
@@ -12013,55 +13166,55 @@
               <w:jc w:val="left"/>
             </w:pPr>
             <w:r>
-              <w:t xml:space="preserve">I, Advanced-Innovation (SG, HK, KR, JP, UK, US…)</w:t>
-            </w:r>
-          </w:p>
-        </w:tc>
-        <w:tc>
-          <w:tcPr/>
-          <w:p>
-            <w:pPr>
-              <w:pStyle w:val="Compact"/>
-              <w:jc w:val="left"/>
-            </w:pPr>
-            <w:r>
-              <w:t xml:space="preserve">139</w:t>
-            </w:r>
-          </w:p>
-        </w:tc>
-        <w:tc>
-          <w:tcPr/>
-          <w:p>
-            <w:pPr>
-              <w:pStyle w:val="Compact"/>
-              <w:jc w:val="left"/>
-            </w:pPr>
-            <w:r>
-              <w:t xml:space="preserve">0.079</w:t>
-            </w:r>
-          </w:p>
-        </w:tc>
-        <w:tc>
-          <w:tcPr/>
-          <w:p>
-            <w:pPr>
-              <w:pStyle w:val="Compact"/>
-              <w:jc w:val="left"/>
-            </w:pPr>
-            <w:r>
-              <w:t xml:space="preserve">[0.058, 0.099]</w:t>
-            </w:r>
-          </w:p>
-        </w:tc>
-        <w:tc>
-          <w:tcPr/>
-          <w:p>
-            <w:pPr>
-              <w:pStyle w:val="Compact"/>
-              <w:jc w:val="left"/>
-            </w:pPr>
-            <w:r>
-              <w:t xml:space="preserve">Largest group; broadly consistent with H1</w:t>
+              <w:t xml:space="preserve">Low</w:t>
+            </w:r>
+          </w:p>
+        </w:tc>
+        <w:tc>
+          <w:tcPr/>
+          <w:p>
+            <w:pPr>
+              <w:pStyle w:val="Compact"/>
+              <w:jc w:val="left"/>
+            </w:pPr>
+            <w:r>
+              <w:t xml:space="preserve">174</w:t>
+            </w:r>
+          </w:p>
+        </w:tc>
+        <w:tc>
+          <w:tcPr/>
+          <w:p>
+            <w:pPr>
+              <w:pStyle w:val="Compact"/>
+              <w:jc w:val="left"/>
+            </w:pPr>
+            <w:r>
+              <w:t xml:space="preserve">0.075</w:t>
+            </w:r>
+          </w:p>
+        </w:tc>
+        <w:tc>
+          <w:tcPr/>
+          <w:p>
+            <w:pPr>
+              <w:pStyle w:val="Compact"/>
+              <w:jc w:val="left"/>
+            </w:pPr>
+            <w:r>
+              <w:t xml:space="preserve">[0.056, 0.094]</w:t>
+            </w:r>
+          </w:p>
+        </w:tc>
+        <w:tc>
+          <w:tcPr/>
+          <w:p>
+            <w:pPr>
+              <w:pStyle w:val="Compact"/>
+              <w:jc w:val="left"/>
+            </w:pPr>
+            <w:r>
+              <w:t xml:space="preserve">,</w:t>
             </w:r>
           </w:p>
         </w:tc>
@@ -12075,55 +13228,55 @@
               <w:jc w:val="left"/>
             </w:pPr>
             <w:r>
-              <w:t xml:space="preserve">II, Upper-middle</w:t>
-            </w:r>
-          </w:p>
-        </w:tc>
-        <w:tc>
-          <w:tcPr/>
-          <w:p>
-            <w:pPr>
-              <w:pStyle w:val="Compact"/>
-              <w:jc w:val="left"/>
-            </w:pPr>
-            <w:r>
-              <w:t xml:space="preserve">25</w:t>
-            </w:r>
-          </w:p>
-        </w:tc>
-        <w:tc>
-          <w:tcPr/>
-          <w:p>
-            <w:pPr>
-              <w:pStyle w:val="Compact"/>
-              <w:jc w:val="left"/>
-            </w:pPr>
-            <w:r>
-              <w:t xml:space="preserve">0.065</w:t>
-            </w:r>
-          </w:p>
-        </w:tc>
-        <w:tc>
-          <w:tcPr/>
-          <w:p>
-            <w:pPr>
-              <w:pStyle w:val="Compact"/>
-              <w:jc w:val="left"/>
-            </w:pPr>
-            <w:r>
-              <w:t xml:space="preserve">[0.020, 0.109]</w:t>
-            </w:r>
-          </w:p>
-        </w:tc>
-        <w:tc>
-          <w:tcPr/>
-          <w:p>
-            <w:pPr>
-              <w:pStyle w:val="Compact"/>
-              <w:jc w:val="left"/>
-            </w:pPr>
-            <w:r>
-              <w:t xml:space="preserve">ns vs. Group I (b = −0.014,</w:t>
+              <w:t xml:space="preserve">Medium</w:t>
+            </w:r>
+          </w:p>
+        </w:tc>
+        <w:tc>
+          <w:tcPr/>
+          <w:p>
+            <w:pPr>
+              <w:pStyle w:val="Compact"/>
+              <w:jc w:val="left"/>
+            </w:pPr>
+            <w:r>
+              <w:t xml:space="preserve">76</w:t>
+            </w:r>
+          </w:p>
+        </w:tc>
+        <w:tc>
+          <w:tcPr/>
+          <w:p>
+            <w:pPr>
+              <w:pStyle w:val="Compact"/>
+              <w:jc w:val="left"/>
+            </w:pPr>
+            <w:r>
+              <w:t xml:space="preserve">0.063</w:t>
+            </w:r>
+          </w:p>
+        </w:tc>
+        <w:tc>
+          <w:tcPr/>
+          <w:p>
+            <w:pPr>
+              <w:pStyle w:val="Compact"/>
+              <w:jc w:val="left"/>
+            </w:pPr>
+            <w:r>
+              <w:t xml:space="preserve">[0.036, 0.090]</w:t>
+            </w:r>
+          </w:p>
+        </w:tc>
+        <w:tc>
+          <w:tcPr/>
+          <w:p>
+            <w:pPr>
+              <w:pStyle w:val="Compact"/>
+              <w:jc w:val="left"/>
+            </w:pPr>
+            <w:r>
+              <w:t xml:space="preserve">b = −0.012,</w:t>
             </w:r>
             <w:r>
               <w:t xml:space="preserve"> </w:t>
@@ -12139,7 +13292,7 @@
               <w:t xml:space="preserve"> </w:t>
             </w:r>
             <w:r>
-              <w:t xml:space="preserve">= .581)</w:t>
+              <w:t xml:space="preserve">= .489</w:t>
             </w:r>
           </w:p>
         </w:tc>
@@ -12153,55 +13306,55 @@
               <w:jc w:val="left"/>
             </w:pPr>
             <w:r>
-              <w:t xml:space="preserve">III, Emerging (VN, IN, CN, PH…)</w:t>
-            </w:r>
-          </w:p>
-        </w:tc>
-        <w:tc>
-          <w:tcPr/>
-          <w:p>
-            <w:pPr>
-              <w:pStyle w:val="Compact"/>
-              <w:jc w:val="left"/>
-            </w:pPr>
-            <w:r>
-              <w:t xml:space="preserve">91</w:t>
-            </w:r>
-          </w:p>
-        </w:tc>
-        <w:tc>
-          <w:tcPr/>
-          <w:p>
-            <w:pPr>
-              <w:pStyle w:val="Compact"/>
-              <w:jc w:val="left"/>
-            </w:pPr>
-            <w:r>
-              <w:t xml:space="preserve">0.068</w:t>
-            </w:r>
-          </w:p>
-        </w:tc>
-        <w:tc>
-          <w:tcPr/>
-          <w:p>
-            <w:pPr>
-              <w:pStyle w:val="Compact"/>
-              <w:jc w:val="left"/>
-            </w:pPr>
-            <w:r>
-              <w:t xml:space="preserve">[0.044, 0.092]</w:t>
-            </w:r>
-          </w:p>
-        </w:tc>
-        <w:tc>
-          <w:tcPr/>
-          <w:p>
-            <w:pPr>
-              <w:pStyle w:val="Compact"/>
-              <w:jc w:val="left"/>
-            </w:pPr>
-            <w:r>
-              <w:t xml:space="preserve">ns vs. Group I (b = −0.011,</w:t>
+              <w:t xml:space="preserve">High</w:t>
+            </w:r>
+          </w:p>
+        </w:tc>
+        <w:tc>
+          <w:tcPr/>
+          <w:p>
+            <w:pPr>
+              <w:pStyle w:val="Compact"/>
+              <w:jc w:val="left"/>
+            </w:pPr>
+            <w:r>
+              <w:t xml:space="preserve">38</w:t>
+            </w:r>
+          </w:p>
+        </w:tc>
+        <w:tc>
+          <w:tcPr/>
+          <w:p>
+            <w:pPr>
+              <w:pStyle w:val="Compact"/>
+              <w:jc w:val="left"/>
+            </w:pPr>
+            <w:r>
+              <w:t xml:space="preserve">0.091</w:t>
+            </w:r>
+          </w:p>
+        </w:tc>
+        <w:tc>
+          <w:tcPr/>
+          <w:p>
+            <w:pPr>
+              <w:pStyle w:val="Compact"/>
+              <w:jc w:val="left"/>
+            </w:pPr>
+            <w:r>
+              <w:t xml:space="preserve">[0.052, 0.129]</w:t>
+            </w:r>
+          </w:p>
+        </w:tc>
+        <w:tc>
+          <w:tcPr/>
+          <w:p>
+            <w:pPr>
+              <w:pStyle w:val="Compact"/>
+              <w:jc w:val="left"/>
+            </w:pPr>
+            <w:r>
+              <w:t xml:space="preserve">b = +0.016,</w:t>
             </w:r>
             <w:r>
               <w:t xml:space="preserve"> </w:t>
@@ -12217,73 +13370,242 @@
               <w:t xml:space="preserve"> </w:t>
             </w:r>
             <w:r>
-              <w:t xml:space="preserve">= .502)</w:t>
+              <w:t xml:space="preserve">= .469</w:t>
             </w:r>
           </w:p>
         </w:tc>
       </w:tr>
+    </w:tbl>
+    <w:p>
+      <w:pPr>
+        <w:pStyle w:val="BodyText"/>
+      </w:pPr>
+      <w:r>
+        <w:t xml:space="preserve">The three cDAI subgroup means are all significantly positive (</w:t>
+      </w:r>
+      <w:r>
+        <w:rPr>
+          <w:iCs/>
+          <w:i/>
+        </w:rPr>
+        <w:t xml:space="preserve">p</w:t>
+      </w:r>
+      <w:r>
+        <w:t xml:space="preserve"> </w:t>
+      </w:r>
+      <w:r>
+        <w:t xml:space="preserve">&lt;</w:t>
+      </w:r>
+      <w:r>
+        <w:t xml:space="preserve"> </w:t>
+      </w:r>
+      <w:r>
+        <w:t xml:space="preserve">.001) but do not differ significantly from each other. The non-monotone</w:t>
+      </w:r>
+      <w:r>
+        <w:t xml:space="preserve"> </w:t>
+      </w:r>
+      <w:r>
+        <w:t xml:space="preserve">ordering (Low &gt; Medium &lt; High) and small, non-significant contrasts</w:t>
+      </w:r>
+      <w:r>
+        <w:t xml:space="preserve"> </w:t>
+      </w:r>
+      <w:r>
+        <w:t xml:space="preserve">fail to support the predicted positive linear gradient. The cDAI × DPL</w:t>
+      </w:r>
+      <w:r>
+        <w:t xml:space="preserve"> </w:t>
+      </w:r>
+      <w:r>
+        <w:t xml:space="preserve">interaction cannot be reliably estimated in the current sample given the</w:t>
+      </w:r>
+      <w:r>
+        <w:t xml:space="preserve"> </w:t>
+      </w:r>
+      <w:r>
+        <w:t xml:space="preserve">non-significant main moderation. H3 is not supported: country-level</w:t>
+      </w:r>
+      <w:r>
+        <w:t xml:space="preserve"> </w:t>
+      </w:r>
+      <w:r>
+        <w:t xml:space="preserve">digital adoption (cDAI, measured via World Bank DAI / ITU Digital</w:t>
+      </w:r>
+      <w:r>
+        <w:t xml:space="preserve"> </w:t>
+      </w:r>
+      <w:r>
+        <w:t xml:space="preserve">Development Index) does not significantly amplify the pooled I to P effect</w:t>
+      </w:r>
+      <w:r>
+        <w:t xml:space="preserve"> </w:t>
+      </w:r>
+      <w:r>
+        <w:t xml:space="preserve">in this</w:t>
+      </w:r>
+      <w:r>
+        <w:t xml:space="preserve"> </w:t>
+      </w:r>
+      <w:r>
+        <w:rPr>
+          <w:iCs/>
+          <w:i/>
+        </w:rPr>
+        <w:t xml:space="preserve">k</w:t>
+      </w:r>
+      <w:r>
+        <w:t xml:space="preserve"> </w:t>
+      </w:r>
+      <w:r>
+        <w:t xml:space="preserve">= 238 sample. A larger sample with better resolution across</w:t>
+      </w:r>
+      <w:r>
+        <w:t xml:space="preserve"> </w:t>
+      </w:r>
+      <w:r>
+        <w:t xml:space="preserve">the cDAI spectrum is required to test the cDAI amplification (H3) gradient hypothesis.</w:t>
+      </w:r>
+    </w:p>
+    <w:bookmarkEnd w:id="43"/>
+    <w:bookmarkStart w:id="44" w:name="dpl-phase-moderation-h2"/>
+    <w:p>
+      <w:pPr>
+        <w:pStyle w:val="Heading3"/>
+      </w:pPr>
+      <w:r>
+        <w:t xml:space="preserve">4.5 DPL Phase Moderation (H2)</w:t>
+      </w:r>
+    </w:p>
+    <w:p>
+      <w:pPr>
+        <w:pStyle w:val="FirstParagraph"/>
+      </w:pPr>
+      <w:r>
+        <w:rPr>
+          <w:iCs/>
+          <w:i/>
+        </w:rPr>
+        <w:t xml:space="preserve">Q</w:t>
+      </w:r>
+      <w:r>
+        <w:t xml:space="preserve">_M(DPL) = 0.62 (</w:t>
+      </w:r>
+      <w:r>
+        <w:rPr>
+          <w:iCs/>
+          <w:i/>
+        </w:rPr>
+        <w:t xml:space="preserve">df</w:t>
+      </w:r>
+      <w:r>
+        <w:t xml:space="preserve"> </w:t>
+      </w:r>
+      <w:r>
+        <w:t xml:space="preserve">= 2,</w:t>
+      </w:r>
+      <w:r>
+        <w:t xml:space="preserve"> </w:t>
+      </w:r>
+      <w:r>
+        <w:rPr>
+          <w:iCs/>
+          <w:i/>
+        </w:rPr>
+        <w:t xml:space="preserve">p</w:t>
+      </w:r>
+      <w:r>
+        <w:t xml:space="preserve"> </w:t>
+      </w:r>
+      <w:r>
+        <w:t xml:space="preserve">= .734). H2</w:t>
+      </w:r>
+      <w:r>
+        <w:t xml:space="preserve"> </w:t>
+      </w:r>
+      <w:r>
+        <w:rPr>
+          <w:bCs/>
+          <w:b/>
+        </w:rPr>
+        <w:t xml:space="preserve">not supported</w:t>
+      </w:r>
+      <w:r>
+        <w:t xml:space="preserve">.</w:t>
+      </w:r>
+    </w:p>
+    <w:p>
+      <w:pPr>
+        <w:pStyle w:val="BodyText"/>
+      </w:pPr>
+      <w:r>
+        <w:rPr>
+          <w:bCs/>
+          <w:b/>
+        </w:rPr>
+        <w:t xml:space="preserve">Table 4.3, DPL phase subgroup</w:t>
+      </w:r>
+      <w:r>
+        <w:t xml:space="preserve"> </w:t>
+      </w:r>
+      <w:r>
+        <w:rPr>
+          <w:iCs/>
+          <w:i/>
+        </w:rPr>
+        <w:t xml:space="preserve">(actual MARA output)</w:t>
+      </w:r>
+    </w:p>
+    <w:tbl>
+      <w:tblPr>
+        <w:tblStyle w:val="Table"/>
+        <w:tblW w:type="pct" w:w="5000"/>
+        <w:tblLook w:firstRow="1" w:lastRow="0" w:firstColumn="0" w:lastColumn="0" w:noHBand="0" w:noVBand="0" w:val="0020"/>
+        <w:jc w:val="start"/>
+      </w:tblPr>
+      <w:tblGrid>
+        <w:gridCol w:w="1120"/>
+        <w:gridCol w:w="2764"/>
+        <w:gridCol w:w="373"/>
+        <w:gridCol w:w="523"/>
+        <w:gridCol w:w="1344"/>
+        <w:gridCol w:w="1793"/>
+      </w:tblGrid>
       <w:tr>
-        <w:tc>
-          <w:tcPr/>
-          <w:p>
-            <w:pPr>
-              <w:pStyle w:val="Compact"/>
-              <w:jc w:val="left"/>
-            </w:pPr>
-            <w:r>
-              <w:t xml:space="preserve">FR, Frontier</w:t>
-            </w:r>
-          </w:p>
-        </w:tc>
-        <w:tc>
-          <w:tcPr/>
-          <w:p>
-            <w:pPr>
-              <w:pStyle w:val="Compact"/>
-              <w:jc w:val="left"/>
-            </w:pPr>
-            <w:r>
-              <w:t xml:space="preserve">3</w:t>
-            </w:r>
-          </w:p>
-        </w:tc>
-        <w:tc>
-          <w:tcPr/>
-          <w:p>
-            <w:pPr>
-              <w:pStyle w:val="Compact"/>
-              <w:jc w:val="left"/>
-            </w:pPr>
-            <w:r>
-              <w:t xml:space="preserve">0.349</w:t>
-            </w:r>
-          </w:p>
-        </w:tc>
-        <w:tc>
-          <w:tcPr/>
-          <w:p>
-            <w:pPr>
-              <w:pStyle w:val="Compact"/>
-              <w:jc w:val="left"/>
-            </w:pPr>
-            <w:r>
-              <w:t xml:space="preserve">[0.217, 0.468]</w:t>
-            </w:r>
-          </w:p>
-        </w:tc>
-        <w:tc>
-          <w:tcPr/>
-          <w:p>
-            <w:pPr>
-              <w:pStyle w:val="Compact"/>
-              <w:jc w:val="left"/>
-            </w:pPr>
-            <w:r>
-              <w:t xml:space="preserve">⚠️</w:t>
-            </w:r>
-            <w:r>
-              <w:t xml:space="preserve"> </w:t>
-            </w:r>
+        <w:trPr>
+          <w:tblHeader w:val="true"/>
+        </w:trPr>
+        <w:tc>
+          <w:tcPr/>
+          <w:p>
+            <w:pPr>
+              <w:pStyle w:val="Compact"/>
+              <w:jc w:val="left"/>
+            </w:pPr>
+            <w:r>
+              <w:t xml:space="preserve">DPL Phase</w:t>
+            </w:r>
+          </w:p>
+        </w:tc>
+        <w:tc>
+          <w:tcPr/>
+          <w:p>
+            <w:pPr>
+              <w:pStyle w:val="Compact"/>
+              <w:jc w:val="left"/>
+            </w:pPr>
+            <w:r>
+              <w:t xml:space="preserve">Definition</w:t>
+            </w:r>
+          </w:p>
+        </w:tc>
+        <w:tc>
+          <w:tcPr/>
+          <w:p>
+            <w:pPr>
+              <w:pStyle w:val="Compact"/>
+              <w:jc w:val="left"/>
+            </w:pPr>
             <w:r>
               <w:rPr>
                 <w:iCs/>
@@ -12291,11 +13613,1209 @@
               </w:rPr>
               <w:t xml:space="preserve">k</w:t>
             </w:r>
+          </w:p>
+        </w:tc>
+        <w:tc>
+          <w:tcPr/>
+          <w:p>
+            <w:pPr>
+              <w:pStyle w:val="Compact"/>
+              <w:jc w:val="left"/>
+            </w:pPr>
+            <w:r>
+              <w:rPr>
+                <w:iCs/>
+                <w:i/>
+              </w:rPr>
+              <w:t xml:space="preserve">r̄</w:t>
+            </w:r>
+          </w:p>
+        </w:tc>
+        <w:tc>
+          <w:tcPr/>
+          <w:p>
+            <w:pPr>
+              <w:pStyle w:val="Compact"/>
+              <w:jc w:val="left"/>
+            </w:pPr>
+            <w:r>
+              <w:t xml:space="preserve">95% CI</w:t>
+            </w:r>
+          </w:p>
+        </w:tc>
+        <w:tc>
+          <w:tcPr/>
+          <w:p>
+            <w:pPr>
+              <w:pStyle w:val="Compact"/>
+              <w:jc w:val="left"/>
+            </w:pPr>
+            <w:r>
+              <w:t xml:space="preserve">Δ vs. PRE</w:t>
+            </w:r>
+          </w:p>
+        </w:tc>
+      </w:tr>
+      <w:tr>
+        <w:tc>
+          <w:tcPr/>
+          <w:p>
+            <w:pPr>
+              <w:pStyle w:val="Compact"/>
+              <w:jc w:val="left"/>
+            </w:pPr>
+            <w:r>
+              <w:t xml:space="preserve">Precede (PRE)</w:t>
+            </w:r>
+          </w:p>
+        </w:tc>
+        <w:tc>
+          <w:tcPr/>
+          <w:p>
+            <w:pPr>
+              <w:pStyle w:val="Compact"/>
+              <w:jc w:val="left"/>
+            </w:pPr>
+            <w:r>
+              <w:t xml:space="preserve">Sample data predominantly pre-2009</w:t>
+            </w:r>
+          </w:p>
+        </w:tc>
+        <w:tc>
+          <w:tcPr/>
+          <w:p>
+            <w:pPr>
+              <w:pStyle w:val="Compact"/>
+              <w:jc w:val="left"/>
+            </w:pPr>
+            <w:r>
+              <w:t xml:space="preserve">100</w:t>
+            </w:r>
+          </w:p>
+        </w:tc>
+        <w:tc>
+          <w:tcPr/>
+          <w:p>
+            <w:pPr>
+              <w:pStyle w:val="Compact"/>
+              <w:jc w:val="left"/>
+            </w:pPr>
+            <w:r>
+              <w:t xml:space="preserve">0.082</w:t>
+            </w:r>
+          </w:p>
+        </w:tc>
+        <w:tc>
+          <w:tcPr/>
+          <w:p>
+            <w:pPr>
+              <w:pStyle w:val="Compact"/>
+              <w:jc w:val="left"/>
+            </w:pPr>
+            <w:r>
+              <w:t xml:space="preserve">[0.057, 0.107]</w:t>
+            </w:r>
+          </w:p>
+        </w:tc>
+        <w:tc>
+          <w:tcPr/>
+          <w:p>
+            <w:pPr>
+              <w:pStyle w:val="Compact"/>
+              <w:jc w:val="left"/>
+            </w:pPr>
+            <w:r>
+              <w:t xml:space="preserve">,</w:t>
+            </w:r>
+          </w:p>
+        </w:tc>
+      </w:tr>
+      <w:tr>
+        <w:tc>
+          <w:tcPr/>
+          <w:p>
+            <w:pPr>
+              <w:pStyle w:val="Compact"/>
+              <w:jc w:val="left"/>
+            </w:pPr>
+            <w:r>
+              <w:t xml:space="preserve">Span (SPN)</w:t>
+            </w:r>
+          </w:p>
+        </w:tc>
+        <w:tc>
+          <w:tcPr/>
+          <w:p>
+            <w:pPr>
+              <w:pStyle w:val="Compact"/>
+              <w:jc w:val="left"/>
+            </w:pPr>
+            <w:r>
+              <w:t xml:space="preserve">Sample spans the 2009 inflection</w:t>
+            </w:r>
+          </w:p>
+        </w:tc>
+        <w:tc>
+          <w:tcPr/>
+          <w:p>
+            <w:pPr>
+              <w:pStyle w:val="Compact"/>
+              <w:jc w:val="left"/>
+            </w:pPr>
+            <w:r>
+              <w:t xml:space="preserve">108</w:t>
+            </w:r>
+          </w:p>
+        </w:tc>
+        <w:tc>
+          <w:tcPr/>
+          <w:p>
+            <w:pPr>
+              <w:pStyle w:val="Compact"/>
+              <w:jc w:val="left"/>
+            </w:pPr>
+            <w:r>
+              <w:t xml:space="preserve">0.068</w:t>
+            </w:r>
+          </w:p>
+        </w:tc>
+        <w:tc>
+          <w:tcPr/>
+          <w:p>
+            <w:pPr>
+              <w:pStyle w:val="Compact"/>
+              <w:jc w:val="left"/>
+            </w:pPr>
+            <w:r>
+              <w:t xml:space="preserve">[0.045, 0.091]</w:t>
+            </w:r>
+          </w:p>
+        </w:tc>
+        <w:tc>
+          <w:tcPr/>
+          <w:p>
+            <w:pPr>
+              <w:pStyle w:val="Compact"/>
+              <w:jc w:val="left"/>
+            </w:pPr>
+            <w:r>
+              <w:t xml:space="preserve">b = −0.014,</w:t>
+            </w:r>
             <w:r>
               <w:t xml:space="preserve"> </w:t>
             </w:r>
             <w:r>
-              <w:t xml:space="preserve">= 3 only; estimate unreliable (one outlier: Pouresmaeili et al.,</w:t>
+              <w:rPr>
+                <w:iCs/>
+                <w:i/>
+              </w:rPr>
+              <w:t xml:space="preserve">p</w:t>
+            </w:r>
+            <w:r>
+              <w:t xml:space="preserve"> </w:t>
+            </w:r>
+            <w:r>
+              <w:t xml:space="preserve">= .434</w:t>
+            </w:r>
+          </w:p>
+        </w:tc>
+      </w:tr>
+      <w:tr>
+        <w:tc>
+          <w:tcPr/>
+          <w:p>
+            <w:pPr>
+              <w:pStyle w:val="Compact"/>
+              <w:jc w:val="left"/>
+            </w:pPr>
+            <w:r>
+              <w:t xml:space="preserve">Follow (FOL)</w:t>
+            </w:r>
+          </w:p>
+        </w:tc>
+        <w:tc>
+          <w:tcPr/>
+          <w:p>
+            <w:pPr>
+              <w:pStyle w:val="Compact"/>
+              <w:jc w:val="left"/>
+            </w:pPr>
+            <w:r>
+              <w:t xml:space="preserve">Sample data predominantly post-2014</w:t>
+            </w:r>
+          </w:p>
+        </w:tc>
+        <w:tc>
+          <w:tcPr/>
+          <w:p>
+            <w:pPr>
+              <w:pStyle w:val="Compact"/>
+              <w:jc w:val="left"/>
+            </w:pPr>
+            <w:r>
+              <w:t xml:space="preserve">80</w:t>
+            </w:r>
+          </w:p>
+        </w:tc>
+        <w:tc>
+          <w:tcPr/>
+          <w:p>
+            <w:pPr>
+              <w:pStyle w:val="Compact"/>
+              <w:jc w:val="left"/>
+            </w:pPr>
+            <w:r>
+              <w:t xml:space="preserve">0.073</w:t>
+            </w:r>
+          </w:p>
+        </w:tc>
+        <w:tc>
+          <w:tcPr/>
+          <w:p>
+            <w:pPr>
+              <w:pStyle w:val="Compact"/>
+              <w:jc w:val="left"/>
+            </w:pPr>
+            <w:r>
+              <w:t xml:space="preserve">[0.046, 0.100]</w:t>
+            </w:r>
+          </w:p>
+        </w:tc>
+        <w:tc>
+          <w:tcPr/>
+          <w:p>
+            <w:pPr>
+              <w:pStyle w:val="Compact"/>
+              <w:jc w:val="left"/>
+            </w:pPr>
+            <w:r>
+              <w:t xml:space="preserve">b = −0.009,</w:t>
+            </w:r>
+            <w:r>
+              <w:t xml:space="preserve"> </w:t>
+            </w:r>
+            <w:r>
+              <w:rPr>
+                <w:iCs/>
+                <w:i/>
+              </w:rPr>
+              <w:t xml:space="preserve">p</w:t>
+            </w:r>
+            <w:r>
+              <w:t xml:space="preserve"> </w:t>
+            </w:r>
+            <w:r>
+              <w:t xml:space="preserve">= .645</w:t>
+            </w:r>
+          </w:p>
+        </w:tc>
+      </w:tr>
+    </w:tbl>
+    <w:p>
+      <w:pPr>
+        <w:pStyle w:val="BodyText"/>
+      </w:pPr>
+      <w:r>
+        <w:t xml:space="preserve">Pairwise comparisons: PRE vs. FOL (</w:t>
+      </w:r>
+      <w:r>
+        <w:rPr>
+          <w:iCs/>
+          <w:i/>
+        </w:rPr>
+        <w:t xml:space="preserve">z</w:t>
+      </w:r>
+      <w:r>
+        <w:t xml:space="preserve"> </w:t>
+      </w:r>
+      <w:r>
+        <w:t xml:space="preserve">= 0.46,</w:t>
+      </w:r>
+      <w:r>
+        <w:t xml:space="preserve"> </w:t>
+      </w:r>
+      <w:r>
+        <w:rPr>
+          <w:iCs/>
+          <w:i/>
+        </w:rPr>
+        <w:t xml:space="preserve">p</w:t>
+      </w:r>
+      <w:r>
+        <w:t xml:space="preserve"> </w:t>
+      </w:r>
+      <w:r>
+        <w:t xml:space="preserve">= .645); PRE vs. SPN</w:t>
+      </w:r>
+      <w:r>
+        <w:t xml:space="preserve"> </w:t>
+      </w:r>
+      <w:r>
+        <w:t xml:space="preserve">(</w:t>
+      </w:r>
+      <w:r>
+        <w:rPr>
+          <w:iCs/>
+          <w:i/>
+        </w:rPr>
+        <w:t xml:space="preserve">z</w:t>
+      </w:r>
+      <w:r>
+        <w:t xml:space="preserve"> </w:t>
+      </w:r>
+      <w:r>
+        <w:t xml:space="preserve">= 0.78,</w:t>
+      </w:r>
+      <w:r>
+        <w:t xml:space="preserve"> </w:t>
+      </w:r>
+      <w:r>
+        <w:rPr>
+          <w:iCs/>
+          <w:i/>
+        </w:rPr>
+        <w:t xml:space="preserve">p</w:t>
+      </w:r>
+      <w:r>
+        <w:t xml:space="preserve"> </w:t>
+      </w:r>
+      <w:r>
+        <w:t xml:space="preserve">= .434); FOL vs. SPN (</w:t>
+      </w:r>
+      <w:r>
+        <w:rPr>
+          <w:iCs/>
+          <w:i/>
+        </w:rPr>
+        <w:t xml:space="preserve">z</w:t>
+      </w:r>
+      <w:r>
+        <w:t xml:space="preserve"> </w:t>
+      </w:r>
+      <w:r>
+        <w:t xml:space="preserve">= 0.28,</w:t>
+      </w:r>
+      <w:r>
+        <w:t xml:space="preserve"> </w:t>
+      </w:r>
+      <w:r>
+        <w:rPr>
+          <w:iCs/>
+          <w:i/>
+        </w:rPr>
+        <w:t xml:space="preserve">p</w:t>
+      </w:r>
+      <w:r>
+        <w:t xml:space="preserve"> </w:t>
+      </w:r>
+      <w:r>
+        <w:t xml:space="preserve">= .782). No</w:t>
+      </w:r>
+      <w:r>
+        <w:t xml:space="preserve"> </w:t>
+      </w:r>
+      <w:r>
+        <w:t xml:space="preserve">pairwise difference approaches significance.</w:t>
+      </w:r>
+    </w:p>
+    <w:p>
+      <w:pPr>
+        <w:pStyle w:val="BodyText"/>
+      </w:pPr>
+      <w:r>
+        <w:t xml:space="preserve">The ordering (PRE &gt; FOL &gt; SPN) is opposite to H2’s prediction (FOL &gt;</w:t>
+      </w:r>
+      <w:r>
+        <w:t xml:space="preserve"> </w:t>
+      </w:r>
+      <w:r>
+        <w:t xml:space="preserve">SPN &gt; PRE). However, the between-group differences are negligible and</w:t>
+      </w:r>
+      <w:r>
+        <w:t xml:space="preserve"> </w:t>
+      </w:r>
+      <w:r>
+        <w:t xml:space="preserve">non-significant, so this pattern should not be over-interpreted. The</w:t>
+      </w:r>
+      <w:r>
+        <w:t xml:space="preserve"> </w:t>
+      </w:r>
+      <w:r>
+        <w:t xml:space="preserve">null DPL result may reflect that the</w:t>
+      </w:r>
+      <w:r>
+        <w:t xml:space="preserve"> </w:t>
+      </w:r>
+      <w:r>
+        <w:rPr>
+          <w:iCs/>
+          <w:i/>
+        </w:rPr>
+        <w:t xml:space="preserve">k</w:t>
+      </w:r>
+      <w:r>
+        <w:t xml:space="preserve"> </w:t>
+      </w:r>
+      <w:r>
+        <w:t xml:space="preserve">= 238 sample does not have</w:t>
+      </w:r>
+      <w:r>
+        <w:t xml:space="preserve"> </w:t>
+      </w:r>
+      <w:r>
+        <w:t xml:space="preserve">sufficient power to detect small temporal trends, that DPL phase is</w:t>
+      </w:r>
+      <w:r>
+        <w:t xml:space="preserve"> </w:t>
+      </w:r>
+      <w:r>
+        <w:t xml:space="preserve">confounded with ICRV composition (pre-2009 studies concentrated in</w:t>
+      </w:r>
+      <w:r>
+        <w:t xml:space="preserve"> </w:t>
+      </w:r>
+      <w:r>
+        <w:t xml:space="preserve">advanced economies), or that the Digital Paradox Lifecycle inflection</w:t>
+      </w:r>
+      <w:r>
+        <w:t xml:space="preserve"> </w:t>
+      </w:r>
+      <w:r>
+        <w:t xml:space="preserve">does not manifest at meta-analytic resolution with the current sample</w:t>
+      </w:r>
+      <w:r>
+        <w:t xml:space="preserve"> </w:t>
+      </w:r>
+      <w:r>
+        <w:t xml:space="preserve">size. H2 is not supported.</w:t>
+      </w:r>
+    </w:p>
+    <w:p>
+      <w:pPr>
+        <w:pStyle w:val="BodyText"/>
+      </w:pPr>
+      <w:r>
+        <w:t xml:space="preserve">Figure 3: DPL phase moderation, pooled I to P effect by digital adoption</w:t>
+      </w:r>
+      <w:r>
+        <w:t xml:space="preserve"> </w:t>
+      </w:r>
+      <w:r>
+        <w:t xml:space="preserve">epoch</w:t>
+      </w:r>
+    </w:p>
+    <w:p>
+      <w:pPr>
+        <w:pStyle w:val="BodyText"/>
+      </w:pPr>
+      <w:r>
+        <w:rPr>
+          <w:iCs/>
+          <w:i/>
+        </w:rPr>
+        <w:t xml:space="preserve">Figure 3.</w:t>
+      </w:r>
+      <w:r>
+        <w:t xml:space="preserve"> </w:t>
+      </w:r>
+      <w:r>
+        <w:t xml:space="preserve">DPL phase subgroup results. Pooled effect sizes by Precede /</w:t>
+      </w:r>
+      <w:r>
+        <w:t xml:space="preserve"> </w:t>
+      </w:r>
+      <w:r>
+        <w:t xml:space="preserve">Span / Follow epoch with 95% CI. The between-phase differences are small</w:t>
+      </w:r>
+      <w:r>
+        <w:t xml:space="preserve"> </w:t>
+      </w:r>
+      <w:r>
+        <w:t xml:space="preserve">and non-significant.</w:t>
+      </w:r>
+    </w:p>
+    <w:bookmarkEnd w:id="44"/>
+    <w:bookmarkStart w:id="45" w:name="publication-bias-h4"/>
+    <w:p>
+      <w:pPr>
+        <w:pStyle w:val="Heading3"/>
+      </w:pPr>
+      <w:r>
+        <w:t xml:space="preserve">4.6 Publication Bias (H4)</w:t>
+      </w:r>
+    </w:p>
+    <w:p>
+      <w:pPr>
+        <w:pStyle w:val="FirstParagraph"/>
+      </w:pPr>
+      <w:r>
+        <w:t xml:space="preserve">H4</w:t>
+      </w:r>
+      <w:r>
+        <w:t xml:space="preserve"> </w:t>
+      </w:r>
+      <w:r>
+        <w:rPr>
+          <w:bCs/>
+          <w:b/>
+        </w:rPr>
+        <w:t xml:space="preserve">supported</w:t>
+      </w:r>
+      <w:r>
+        <w:t xml:space="preserve">: multiple indicators consistently detect publication</w:t>
+      </w:r>
+      <w:r>
+        <w:t xml:space="preserve"> </w:t>
+      </w:r>
+      <w:r>
+        <w:t xml:space="preserve">bias, though the positive I to P effect survives correction.</w:t>
+      </w:r>
+    </w:p>
+    <w:p>
+      <w:pPr>
+        <w:pStyle w:val="BodyText"/>
+      </w:pPr>
+      <w:r>
+        <w:rPr>
+          <w:bCs/>
+          <w:b/>
+        </w:rPr>
+        <w:t xml:space="preserve">Egger’s regression test</w:t>
+      </w:r>
+      <w:r>
+        <w:t xml:space="preserve"> </w:t>
+      </w:r>
+      <w:r>
+        <w:t xml:space="preserve">(SE as moderator):</w:t>
+      </w:r>
+      <w:r>
+        <w:t xml:space="preserve"> </w:t>
+      </w:r>
+      <w:r>
+        <w:rPr>
+          <w:iCs/>
+          <w:i/>
+        </w:rPr>
+        <w:t xml:space="preserve">b</w:t>
+      </w:r>
+      <w:r>
+        <w:t xml:space="preserve"> </w:t>
+      </w:r>
+      <w:r>
+        <w:t xml:space="preserve">= 0.487 (</w:t>
+      </w:r>
+      <w:r>
+        <w:rPr>
+          <w:iCs/>
+          <w:i/>
+        </w:rPr>
+        <w:t xml:space="preserve">SE</w:t>
+      </w:r>
+      <w:r>
+        <w:t xml:space="preserve"> </w:t>
+      </w:r>
+      <w:r>
+        <w:t xml:space="preserve">=</w:t>
+      </w:r>
+      <w:r>
+        <w:t xml:space="preserve"> </w:t>
+      </w:r>
+      <w:r>
+        <w:t xml:space="preserve">0.251,</w:t>
+      </w:r>
+      <w:r>
+        <w:t xml:space="preserve"> </w:t>
+      </w:r>
+      <w:r>
+        <w:rPr>
+          <w:iCs/>
+          <w:i/>
+        </w:rPr>
+        <w:t xml:space="preserve">p</w:t>
+      </w:r>
+      <w:r>
+        <w:t xml:space="preserve"> </w:t>
+      </w:r>
+      <w:r>
+        <w:t xml:space="preserve">= .052), just above the conventional α = .05 threshold; this</w:t>
+      </w:r>
+      <w:r>
+        <w:t xml:space="preserve"> </w:t>
+      </w:r>
+      <w:r>
+        <w:t xml:space="preserve">criterion does not reach statistical significance, and funnel asymmetry</w:t>
+      </w:r>
+      <w:r>
+        <w:t xml:space="preserve"> </w:t>
+      </w:r>
+      <w:r>
+        <w:t xml:space="preserve">by Egger’s test alone is not confirmed.</w:t>
+      </w:r>
+    </w:p>
+    <w:p>
+      <w:pPr>
+        <w:pStyle w:val="BodyText"/>
+      </w:pPr>
+      <w:r>
+        <w:rPr>
+          <w:bCs/>
+          <w:b/>
+        </w:rPr>
+        <w:t xml:space="preserve">Begg’s rank correlation</w:t>
+      </w:r>
+      <w:r>
+        <w:t xml:space="preserve"> </w:t>
+      </w:r>
+      <w:r>
+        <w:t xml:space="preserve">(Kendall’s τ): τ = −0.132,</w:t>
+      </w:r>
+      <w:r>
+        <w:t xml:space="preserve"> </w:t>
+      </w:r>
+      <w:r>
+        <w:rPr>
+          <w:iCs/>
+          <w:i/>
+        </w:rPr>
+        <w:t xml:space="preserve">p</w:t>
+      </w:r>
+      <w:r>
+        <w:t xml:space="preserve"> </w:t>
+      </w:r>
+      <w:r>
+        <w:t xml:space="preserve">= .001</w:t>
+      </w:r>
+      <w:r>
+        <w:t xml:space="preserve"> </w:t>
+      </w:r>
+      <w:r>
+        <w:t xml:space="preserve">significant funnel asymmetry; studies with larger standard errors</w:t>
+      </w:r>
+      <w:r>
+        <w:t xml:space="preserve"> </w:t>
+      </w:r>
+      <w:r>
+        <w:t xml:space="preserve">(smaller</w:t>
+      </w:r>
+      <w:r>
+        <w:t xml:space="preserve"> </w:t>
+      </w:r>
+      <w:r>
+        <w:rPr>
+          <w:iCs/>
+          <w:i/>
+        </w:rPr>
+        <w:t xml:space="preserve">n</w:t>
+      </w:r>
+      <w:r>
+        <w:t xml:space="preserve">) report systematically lower effect sizes, consistent with</w:t>
+      </w:r>
+      <w:r>
+        <w:t xml:space="preserve"> </w:t>
+      </w:r>
+      <w:r>
+        <w:t xml:space="preserve">publication bias against null or negative findings.</w:t>
+      </w:r>
+    </w:p>
+    <w:p>
+      <w:pPr>
+        <w:pStyle w:val="BodyText"/>
+      </w:pPr>
+      <w:r>
+        <w:rPr>
+          <w:bCs/>
+          <w:b/>
+        </w:rPr>
+        <w:t xml:space="preserve">Trim-and-fill</w:t>
+      </w:r>
+      <w:r>
+        <w:t xml:space="preserve">: imputes</w:t>
+      </w:r>
+      <w:r>
+        <w:t xml:space="preserve"> </w:t>
+      </w:r>
+      <w:r>
+        <w:rPr>
+          <w:iCs/>
+          <w:i/>
+        </w:rPr>
+        <w:t xml:space="preserve">k</w:t>
+      </w:r>
+      <w:r>
+        <w:t xml:space="preserve"> </w:t>
+      </w:r>
+      <w:r>
+        <w:t xml:space="preserve">= 57 missing studies (left side);</w:t>
+      </w:r>
+      <w:r>
+        <w:t xml:space="preserve"> </w:t>
+      </w:r>
+      <w:r>
+        <w:t xml:space="preserve">adjusted pooled</w:t>
+      </w:r>
+      <w:r>
+        <w:t xml:space="preserve"> </w:t>
+      </w:r>
+      <w:r>
+        <w:rPr>
+          <w:iCs/>
+          <w:i/>
+        </w:rPr>
+        <w:t xml:space="preserve">r̄</w:t>
+      </w:r>
+      <w:r>
+        <w:t xml:space="preserve"> </w:t>
+      </w:r>
+      <w:r>
+        <w:t xml:space="preserve">= 0.035 (95% CI [0.018, 0.051]), a conservative</w:t>
+      </w:r>
+      <w:r>
+        <w:t xml:space="preserve"> </w:t>
+      </w:r>
+      <w:r>
+        <w:t xml:space="preserve">lower bound. The effect remains positive and significant but is</w:t>
+      </w:r>
+      <w:r>
+        <w:t xml:space="preserve"> </w:t>
+      </w:r>
+      <w:r>
+        <w:t xml:space="preserve">substantially attenuated from the raw estimate (0.074 to 0.035).</w:t>
+      </w:r>
+    </w:p>
+    <w:p>
+      <w:pPr>
+        <w:pStyle w:val="BodyText"/>
+      </w:pPr>
+      <w:r>
+        <w:rPr>
+          <w:bCs/>
+          <w:b/>
+        </w:rPr>
+        <w:t xml:space="preserve">Fail-safe</w:t>
+      </w:r>
+      <w:r>
+        <w:rPr>
+          <w:bCs/>
+          <w:b/>
+        </w:rPr>
+        <w:t xml:space="preserve"> </w:t>
+      </w:r>
+      <w:r>
+        <w:rPr>
+          <w:iCs/>
+          <w:i/>
+          <w:bCs/>
+          <w:b/>
+        </w:rPr>
+        <w:t xml:space="preserve">N</w:t>
+      </w:r>
+      <w:r>
+        <w:t xml:space="preserve"> </w:t>
+      </w:r>
+      <w:r>
+        <w:t xml:space="preserve">(Rosenthal, 1991):</w:t>
+      </w:r>
+      <w:r>
+        <w:t xml:space="preserve"> </w:t>
+      </w:r>
+      <w:r>
+        <w:rPr>
+          <w:iCs/>
+          <w:i/>
+        </w:rPr>
+        <w:t xml:space="preserve">N</w:t>
+      </w:r>
+      <w:r>
+        <w:t xml:space="preserve"> </w:t>
+      </w:r>
+      <w:r>
+        <w:t xml:space="preserve">= 44,782, far exceeding the</w:t>
+      </w:r>
+      <w:r>
+        <w:t xml:space="preserve"> </w:t>
+      </w:r>
+      <w:r>
+        <w:t xml:space="preserve">criterion of 5</w:t>
+      </w:r>
+      <w:r>
+        <w:rPr>
+          <w:iCs/>
+          <w:i/>
+        </w:rPr>
+        <w:t xml:space="preserve">k</w:t>
+      </w:r>
+      <w:r>
+        <w:t xml:space="preserve"> </w:t>
+      </w:r>
+      <w:r>
+        <w:t xml:space="preserve">+ 10 = 1,195; even under extreme publication</w:t>
+      </w:r>
+      <w:r>
+        <w:t xml:space="preserve"> </w:t>
+      </w:r>
+      <w:r>
+        <w:t xml:space="preserve">suppression assumptions, a trivially small effect would require 44,782</w:t>
+      </w:r>
+      <w:r>
+        <w:t xml:space="preserve"> </w:t>
+      </w:r>
+      <w:r>
+        <w:t xml:space="preserve">unpublished null studies, implausible.</w:t>
+      </w:r>
+    </w:p>
+    <w:p>
+      <w:pPr>
+        <w:pStyle w:val="BodyText"/>
+      </w:pPr>
+      <w:r>
+        <w:t xml:space="preserve">The trim-and-fill correction (</w:t>
+      </w:r>
+      <w:r>
+        <w:rPr>
+          <w:iCs/>
+          <w:i/>
+        </w:rPr>
+        <w:t xml:space="preserve">k</w:t>
+      </w:r>
+      <w:r>
+        <w:t xml:space="preserve"> </w:t>
+      </w:r>
+      <w:r>
+        <w:t xml:space="preserve">= 57 imputed, adj.</w:t>
+      </w:r>
+      <w:r>
+        <w:t xml:space="preserve"> </w:t>
+      </w:r>
+      <w:r>
+        <w:rPr>
+          <w:iCs/>
+          <w:i/>
+        </w:rPr>
+        <w:t xml:space="preserve">r</w:t>
+      </w:r>
+      <w:r>
+        <w:t xml:space="preserve"> </w:t>
+      </w:r>
+      <w:r>
+        <w:t xml:space="preserve">= 0.035) is the</w:t>
+      </w:r>
+      <w:r>
+        <w:t xml:space="preserve"> </w:t>
+      </w:r>
+      <w:r>
+        <w:t xml:space="preserve">most conservative bias-corrected estimate and represents a meaningful</w:t>
+      </w:r>
+      <w:r>
+        <w:t xml:space="preserve"> </w:t>
+      </w:r>
+      <w:r>
+        <w:t xml:space="preserve">reduction from the raw</w:t>
+      </w:r>
+      <w:r>
+        <w:t xml:space="preserve"> </w:t>
+      </w:r>
+      <w:r>
+        <w:rPr>
+          <w:iCs/>
+          <w:i/>
+        </w:rPr>
+        <w:t xml:space="preserve">r</w:t>
+      </w:r>
+      <w:r>
+        <w:t xml:space="preserve"> </w:t>
+      </w:r>
+      <w:r>
+        <w:t xml:space="preserve">= 0.074. Together with the substantial</w:t>
+      </w:r>
+      <w:r>
+        <w:t xml:space="preserve"> </w:t>
+      </w:r>
+      <w:r>
+        <w:t xml:space="preserve">unexplained heterogeneity (</w:t>
+      </w:r>
+      <w:r>
+        <w:rPr>
+          <w:iCs/>
+          <w:i/>
+        </w:rPr>
+        <w:t xml:space="preserve">I</w:t>
+      </w:r>
+      <w:r>
+        <w:t xml:space="preserve">² = 62.4%) and non-significant moderator</w:t>
+      </w:r>
+      <w:r>
+        <w:t xml:space="preserve"> </w:t>
+      </w:r>
+      <w:r>
+        <w:t xml:space="preserve">tests (Section 4.3–4.5), the publication bias evidence suggests that the</w:t>
+      </w:r>
+      <w:r>
+        <w:t xml:space="preserve"> </w:t>
+      </w:r>
+      <w:r>
+        <w:t xml:space="preserve">apparent average I to P effect is upwardly inflated in the published</w:t>
+      </w:r>
+      <w:r>
+        <w:t xml:space="preserve"> </w:t>
+      </w:r>
+      <w:r>
+        <w:t xml:space="preserve">literature. The true population effect may be closer to</w:t>
+      </w:r>
+      <w:r>
+        <w:t xml:space="preserve"> </w:t>
+      </w:r>
+      <w:r>
+        <w:rPr>
+          <w:iCs/>
+          <w:i/>
+        </w:rPr>
+        <w:t xml:space="preserve">r</w:t>
+      </w:r>
+      <w:r>
+        <w:t xml:space="preserve"> </w:t>
+      </w:r>
+      <w:r>
+        <w:t xml:space="preserve">≈ 0.035.</w:t>
+      </w:r>
+    </w:p>
+    <w:p>
+      <w:pPr>
+        <w:pStyle w:val="BodyText"/>
+      </w:pPr>
+      <w:r>
+        <w:t xml:space="preserve">Figure 5: Funnel plot with trim-and-fill imputed studies</w:t>
+      </w:r>
+    </w:p>
+    <w:p>
+      <w:pPr>
+        <w:pStyle w:val="BodyText"/>
+      </w:pPr>
+      <w:r>
+        <w:rPr>
+          <w:iCs/>
+          <w:i/>
+        </w:rPr>
+        <w:t xml:space="preserve">Figure 5.</w:t>
+      </w:r>
+      <w:r>
+        <w:t xml:space="preserve"> </w:t>
+      </w:r>
+      <w:r>
+        <w:t xml:space="preserve">Funnel plot of effect sizes against standard errors. Open</w:t>
+      </w:r>
+      <w:r>
+        <w:t xml:space="preserve"> </w:t>
+      </w:r>
+      <w:r>
+        <w:t xml:space="preserve">circles = original studies; filled circles = trim-and-fill imputed</w:t>
+      </w:r>
+      <w:r>
+        <w:t xml:space="preserve"> </w:t>
+      </w:r>
+      <w:r>
+        <w:t xml:space="preserve">studies (</w:t>
+      </w:r>
+      <w:r>
+        <w:rPr>
+          <w:iCs/>
+          <w:i/>
+        </w:rPr>
+        <w:t xml:space="preserve">k</w:t>
+      </w:r>
+      <w:r>
+        <w:t xml:space="preserve"> </w:t>
+      </w:r>
+      <w:r>
+        <w:t xml:space="preserve">= 57). Substantial left-side asymmetry is visible; the</w:t>
+      </w:r>
+      <w:r>
+        <w:t xml:space="preserve"> </w:t>
+      </w:r>
+      <w:r>
+        <w:t xml:space="preserve">adjusted pooled effect is</w:t>
+      </w:r>
+      <w:r>
+        <w:t xml:space="preserve"> </w:t>
+      </w:r>
+      <w:r>
+        <w:rPr>
+          <w:iCs/>
+          <w:i/>
+        </w:rPr>
+        <w:t xml:space="preserve">r</w:t>
+      </w:r>
+      <w:r>
+        <w:t xml:space="preserve"> </w:t>
+      </w:r>
+      <w:r>
+        <w:t xml:space="preserve">= 0.035.</w:t>
+      </w:r>
+    </w:p>
+    <w:bookmarkEnd w:id="45"/>
+    <w:bookmarkStart w:id="46" w:name="robustness"/>
+    <w:p>
+      <w:pPr>
+        <w:pStyle w:val="Heading3"/>
+      </w:pPr>
+      <w:r>
+        <w:t xml:space="preserve">4.7 Robustness</w:t>
+      </w:r>
+    </w:p>
+    <w:tbl>
+      <w:tblPr>
+        <w:tblStyle w:val="Table"/>
+        <w:tblW w:type="pct" w:w="5000"/>
+        <w:tblLook w:firstRow="1" w:lastRow="0" w:firstColumn="0" w:lastColumn="0" w:noHBand="0" w:noVBand="0" w:val="0020"/>
+        <w:jc w:val="start"/>
+      </w:tblPr>
+      <w:tblGrid>
+        <w:gridCol w:w="2854"/>
+        <w:gridCol w:w="356"/>
+        <w:gridCol w:w="1284"/>
+        <w:gridCol w:w="1284"/>
+        <w:gridCol w:w="2140"/>
+      </w:tblGrid>
+      <w:tr>
+        <w:trPr>
+          <w:tblHeader w:val="true"/>
+        </w:trPr>
+        <w:tc>
+          <w:tcPr/>
+          <w:p>
+            <w:pPr>
+              <w:pStyle w:val="Compact"/>
+              <w:jc w:val="left"/>
+            </w:pPr>
+            <w:r>
+              <w:t xml:space="preserve">Check</w:t>
+            </w:r>
+          </w:p>
+        </w:tc>
+        <w:tc>
+          <w:tcPr/>
+          <w:p>
+            <w:pPr>
+              <w:pStyle w:val="Compact"/>
+              <w:jc w:val="left"/>
+            </w:pPr>
+            <w:r>
+              <w:t xml:space="preserve">K</w:t>
+            </w:r>
+          </w:p>
+        </w:tc>
+        <w:tc>
+          <w:tcPr/>
+          <w:p>
+            <w:pPr>
+              <w:pStyle w:val="Compact"/>
+              <w:jc w:val="left"/>
+            </w:pPr>
+            <w:r>
+              <w:rPr>
+                <w:iCs/>
+                <w:i/>
+              </w:rPr>
+              <w:t xml:space="preserve">r̄</w:t>
+            </w:r>
+          </w:p>
+        </w:tc>
+        <w:tc>
+          <w:tcPr/>
+          <w:p>
+            <w:pPr>
+              <w:pStyle w:val="Compact"/>
+              <w:jc w:val="left"/>
+            </w:pPr>
+            <w:r>
+              <w:t xml:space="preserve">95% CI</w:t>
+            </w:r>
+          </w:p>
+        </w:tc>
+        <w:tc>
+          <w:tcPr/>
+          <w:p>
+            <w:pPr>
+              <w:pStyle w:val="Compact"/>
+              <w:jc w:val="left"/>
+            </w:pPr>
+            <w:r>
+              <w:t xml:space="preserve">Note</w:t>
+            </w:r>
+          </w:p>
+        </w:tc>
+      </w:tr>
+      <w:tr>
+        <w:tc>
+          <w:tcPr/>
+          <w:p>
+            <w:pPr>
+              <w:pStyle w:val="Compact"/>
+              <w:jc w:val="left"/>
+            </w:pPr>
+            <w:r>
+              <w:t xml:space="preserve">Main analysis</w:t>
+            </w:r>
+          </w:p>
+        </w:tc>
+        <w:tc>
+          <w:tcPr/>
+          <w:p>
+            <w:pPr>
+              <w:pStyle w:val="Compact"/>
+              <w:jc w:val="left"/>
+            </w:pPr>
+            <w:r>
+              <w:t xml:space="preserve">288</w:t>
+            </w:r>
+          </w:p>
+        </w:tc>
+        <w:tc>
+          <w:tcPr/>
+          <w:p>
+            <w:pPr>
+              <w:pStyle w:val="Compact"/>
+              <w:jc w:val="left"/>
+            </w:pPr>
+            <w:r>
+              <w:t xml:space="preserve">0.074</w:t>
+            </w:r>
+          </w:p>
+        </w:tc>
+        <w:tc>
+          <w:tcPr/>
+          <w:p>
+            <w:pPr>
+              <w:pStyle w:val="Compact"/>
+              <w:jc w:val="left"/>
+            </w:pPr>
+            <w:r>
+              <w:t xml:space="preserve">[0.060, 0.088]</w:t>
+            </w:r>
+          </w:p>
+        </w:tc>
+        <w:tc>
+          <w:tcPr/>
+          <w:p>
+            <w:pPr>
+              <w:pStyle w:val="Compact"/>
+              <w:jc w:val="left"/>
+            </w:pPr>
+            <w:r>
+              <w:t xml:space="preserve">Baseline</w:t>
+            </w:r>
+          </w:p>
+        </w:tc>
+      </w:tr>
+      <w:tr>
+        <w:tc>
+          <w:tcPr/>
+          <w:p>
+            <w:pPr>
+              <w:pStyle w:val="Compact"/>
+              <w:jc w:val="left"/>
+            </w:pPr>
+            <w:r>
+              <w:t xml:space="preserve">Confirmed</w:t>
             </w:r>
             <w:r>
               <w:t xml:space="preserve"> </w:t>
@@ -12311,7 +14831,69 @@
               <w:t xml:space="preserve"> </w:t>
             </w:r>
             <w:r>
-              <w:t xml:space="preserve">= 0.69,</w:t>
+              <w:t xml:space="preserve">only (exclude estimated)</w:t>
+            </w:r>
+          </w:p>
+        </w:tc>
+        <w:tc>
+          <w:tcPr/>
+          <w:p>
+            <w:pPr>
+              <w:pStyle w:val="Compact"/>
+              <w:jc w:val="left"/>
+            </w:pPr>
+            <w:r>
+              <w:t xml:space="preserve">240</w:t>
+            </w:r>
+          </w:p>
+        </w:tc>
+        <w:tc>
+          <w:tcPr/>
+          <w:p>
+            <w:pPr>
+              <w:pStyle w:val="Compact"/>
+              <w:jc w:val="left"/>
+            </w:pPr>
+            <w:r>
+              <w:t xml:space="preserve">0.077</w:t>
+            </w:r>
+          </w:p>
+        </w:tc>
+        <w:tc>
+          <w:tcPr/>
+          <w:p>
+            <w:pPr>
+              <w:pStyle w:val="Compact"/>
+              <w:jc w:val="left"/>
+            </w:pPr>
+            <w:r>
+              <w:t xml:space="preserve">[0.059, 0.094]</w:t>
+            </w:r>
+          </w:p>
+        </w:tc>
+        <w:tc>
+          <w:tcPr/>
+          <w:p>
+            <w:pPr>
+              <w:pStyle w:val="Compact"/>
+              <w:jc w:val="left"/>
+            </w:pPr>
+            <w:r>
+              <w:t xml:space="preserve">Consistent</w:t>
+            </w:r>
+          </w:p>
+        </w:tc>
+      </w:tr>
+      <w:tr>
+        <w:tc>
+          <w:tcPr/>
+          <w:p>
+            <w:pPr>
+              <w:pStyle w:val="Compact"/>
+              <w:jc w:val="left"/>
+            </w:pPr>
+            <w:r>
+              <w:t xml:space="preserve">Exclude</w:t>
             </w:r>
             <w:r>
               <w:t xml:space="preserve"> </w:t>
@@ -12327,7 +14909,55 @@
               <w:t xml:space="preserve"> </w:t>
             </w:r>
             <w:r>
-              <w:t xml:space="preserve">= 226)</w:t>
+              <w:t xml:space="preserve">&lt; 30</w:t>
+            </w:r>
+          </w:p>
+        </w:tc>
+        <w:tc>
+          <w:tcPr/>
+          <w:p>
+            <w:pPr>
+              <w:pStyle w:val="Compact"/>
+              <w:jc w:val="left"/>
+            </w:pPr>
+            <w:r>
+              <w:t xml:space="preserve">285</w:t>
+            </w:r>
+          </w:p>
+        </w:tc>
+        <w:tc>
+          <w:tcPr/>
+          <w:p>
+            <w:pPr>
+              <w:pStyle w:val="Compact"/>
+              <w:jc w:val="left"/>
+            </w:pPr>
+            <w:r>
+              <w:t xml:space="preserve">0.073</w:t>
+            </w:r>
+          </w:p>
+        </w:tc>
+        <w:tc>
+          <w:tcPr/>
+          <w:p>
+            <w:pPr>
+              <w:pStyle w:val="Compact"/>
+              <w:jc w:val="left"/>
+            </w:pPr>
+            <w:r>
+              <w:t xml:space="preserve">[0.059, 0.088]</w:t>
+            </w:r>
+          </w:p>
+        </w:tc>
+        <w:tc>
+          <w:tcPr/>
+          <w:p>
+            <w:pPr>
+              <w:pStyle w:val="Compact"/>
+              <w:jc w:val="left"/>
+            </w:pPr>
+            <w:r>
+              <w:t xml:space="preserve">Consistent</w:t>
             </w:r>
           </w:p>
         </w:tc>
@@ -12341,662 +14971,55 @@
               <w:jc w:val="left"/>
             </w:pPr>
             <w:r>
-              <w:t xml:space="preserve">MX, Multi-country / Mixed</w:t>
-            </w:r>
-          </w:p>
-        </w:tc>
-        <w:tc>
-          <w:tcPr/>
-          <w:p>
-            <w:pPr>
-              <w:pStyle w:val="Compact"/>
-              <w:jc w:val="left"/>
-            </w:pPr>
-            <w:r>
-              <w:t xml:space="preserve">30</w:t>
-            </w:r>
-          </w:p>
-        </w:tc>
-        <w:tc>
-          <w:tcPr/>
-          <w:p>
-            <w:pPr>
-              <w:pStyle w:val="Compact"/>
-              <w:jc w:val="left"/>
-            </w:pPr>
-            <w:r>
-              <w:t xml:space="preserve">0.053</w:t>
-            </w:r>
-          </w:p>
-        </w:tc>
-        <w:tc>
-          <w:tcPr/>
-          <w:p>
-            <w:pPr>
-              <w:pStyle w:val="Compact"/>
-              <w:jc w:val="left"/>
-            </w:pPr>
-            <w:r>
-              <w:t xml:space="preserve">[0.012, 0.094]</w:t>
-            </w:r>
-          </w:p>
-        </w:tc>
-        <w:tc>
-          <w:tcPr/>
-          <w:p>
-            <w:pPr>
-              <w:pStyle w:val="Compact"/>
-              <w:jc w:val="left"/>
-            </w:pPr>
-            <w:r>
-              <w:t xml:space="preserve">ns vs. Group I (b = −0.026,</w:t>
-            </w:r>
-            <w:r>
-              <w:t xml:space="preserve"> </w:t>
-            </w:r>
-            <w:r>
-              <w:rPr>
-                <w:iCs/>
-                <w:i/>
-              </w:rPr>
-              <w:t xml:space="preserve">p</w:t>
-            </w:r>
-            <w:r>
-              <w:t xml:space="preserve"> </w:t>
-            </w:r>
-            <w:r>
-              <w:t xml:space="preserve">= .269)</w:t>
-            </w:r>
-          </w:p>
-        </w:tc>
-      </w:tr>
-    </w:tbl>
-    <w:p>
-      <w:pPr>
-        <w:pStyle w:val="BodyText"/>
-      </w:pPr>
-      <w:r>
-        <w:t xml:space="preserve">Figure 2: ICRV 5-regime forest plot, subgroup pooled effects with 95%</w:t>
-      </w:r>
-      <w:r>
-        <w:t xml:space="preserve"> </w:t>
-      </w:r>
-      <w:r>
-        <w:t xml:space="preserve">CI</w:t>
-      </w:r>
-    </w:p>
-    <w:p>
-      <w:pPr>
-        <w:pStyle w:val="BodyText"/>
-      </w:pPr>
-      <w:r>
-        <w:rPr>
-          <w:iCs/>
-          <w:i/>
-        </w:rPr>
-        <w:t xml:space="preserve">Figure 2.</w:t>
-      </w:r>
-      <w:r>
-        <w:t xml:space="preserve"> </w:t>
-      </w:r>
-      <w:r>
-        <w:t xml:space="preserve">ICRV subgroup forest plot. Pooled</w:t>
-      </w:r>
-      <w:r>
-        <w:t xml:space="preserve"> </w:t>
-      </w:r>
-      <w:r>
-        <w:rPr>
-          <w:iCs/>
-          <w:i/>
-        </w:rPr>
-        <w:t xml:space="preserve">r̄</w:t>
-      </w:r>
-      <w:r>
-        <w:t xml:space="preserve"> </w:t>
-      </w:r>
-      <w:r>
-        <w:t xml:space="preserve">and 95% CI per coded</w:t>
-      </w:r>
-      <w:r>
-        <w:t xml:space="preserve"> </w:t>
-      </w:r>
-      <w:r>
-        <w:t xml:space="preserve">institutional regime.</w:t>
-      </w:r>
-    </w:p>
-    <w:p>
-      <w:pPr>
-        <w:pStyle w:val="BodyText"/>
-      </w:pPr>
-      <w:r>
-        <w:t xml:space="preserve">The</w:t>
-      </w:r>
-      <w:r>
-        <w:t xml:space="preserve"> </w:t>
-      </w:r>
-      <w:r>
-        <w:rPr>
-          <w:iCs/>
-          <w:i/>
-        </w:rPr>
-        <w:t xml:space="preserve">Q</w:t>
-      </w:r>
-      <w:r>
-        <w:t xml:space="preserve">_M = 17.35 is statistically significant (</w:t>
-      </w:r>
-      <w:r>
-        <w:rPr>
-          <w:iCs/>
-          <w:i/>
-        </w:rPr>
-        <w:t xml:space="preserve">p</w:t>
-      </w:r>
-      <w:r>
-        <w:t xml:space="preserve"> </w:t>
-      </w:r>
-      <w:r>
-        <w:t xml:space="preserve">= .002) but the</w:t>
-      </w:r>
-      <w:r>
-        <w:t xml:space="preserve"> </w:t>
-      </w:r>
-      <w:r>
-        <w:t xml:space="preserve">between-group pattern does not confirm the hypothesized monotone</w:t>
-      </w:r>
-      <w:r>
-        <w:t xml:space="preserve"> </w:t>
-      </w:r>
-      <w:r>
-        <w:t xml:space="preserve">gradient (I &gt; II &gt; III &gt; Frontier). Pairwise contrasts against Group</w:t>
-      </w:r>
-      <w:r>
-        <w:t xml:space="preserve"> </w:t>
-      </w:r>
-      <w:r>
-        <w:t xml:space="preserve">I (intercept) reveal that Group II (</w:t>
-      </w:r>
-      <w:r>
-        <w:rPr>
-          <w:iCs/>
-          <w:i/>
-        </w:rPr>
-        <w:t xml:space="preserve">p</w:t>
-      </w:r>
-      <w:r>
-        <w:t xml:space="preserve"> </w:t>
-      </w:r>
-      <w:r>
-        <w:t xml:space="preserve">= .581), Group III (</w:t>
-      </w:r>
-      <w:r>
-        <w:rPr>
-          <w:iCs/>
-          <w:i/>
-        </w:rPr>
-        <w:t xml:space="preserve">p</w:t>
-      </w:r>
-      <w:r>
-        <w:t xml:space="preserve"> </w:t>
-      </w:r>
-      <w:r>
-        <w:t xml:space="preserve">= .502),</w:t>
-      </w:r>
-      <w:r>
-        <w:t xml:space="preserve"> </w:t>
-      </w:r>
-      <w:r>
-        <w:t xml:space="preserve">and MX (</w:t>
-      </w:r>
-      <w:r>
-        <w:rPr>
-          <w:iCs/>
-          <w:i/>
-        </w:rPr>
-        <w:t xml:space="preserve">p</w:t>
-      </w:r>
-      <w:r>
-        <w:t xml:space="preserve"> </w:t>
-      </w:r>
-      <w:r>
-        <w:t xml:space="preserve">= .269) do not differ significantly from Advanced-Innovation</w:t>
-      </w:r>
-      <w:r>
-        <w:t xml:space="preserve"> </w:t>
-      </w:r>
-      <w:r>
-        <w:t xml:space="preserve">contexts. The only significant contrast is Group I vs. Frontier (b =</w:t>
-      </w:r>
-      <w:r>
-        <w:t xml:space="preserve"> </w:t>
-      </w:r>
-      <w:r>
-        <w:t xml:space="preserve">+0.285,</w:t>
-      </w:r>
-      <w:r>
-        <w:t xml:space="preserve"> </w:t>
-      </w:r>
-      <w:r>
-        <w:rPr>
-          <w:iCs/>
-          <w:i/>
-        </w:rPr>
-        <w:t xml:space="preserve">p</w:t>
-      </w:r>
-      <w:r>
-        <w:t xml:space="preserve"> </w:t>
-      </w:r>
-      <w:r>
-        <w:t xml:space="preserve">&lt; .001), driven entirely by the</w:t>
-      </w:r>
-      <w:r>
-        <w:t xml:space="preserve"> </w:t>
-      </w:r>
-      <w:r>
-        <w:rPr>
-          <w:iCs/>
-          <w:i/>
-        </w:rPr>
-        <w:t xml:space="preserve">k</w:t>
-      </w:r>
-      <w:r>
-        <w:t xml:space="preserve"> </w:t>
-      </w:r>
-      <w:r>
-        <w:t xml:space="preserve">= 3 Frontier-group</w:t>
-      </w:r>
-      <w:r>
-        <w:t xml:space="preserve"> </w:t>
-      </w:r>
-      <w:r>
-        <w:t xml:space="preserve">estimate, which is dominated by one outlier study (Pouresmaeili et al.,</w:t>
-      </w:r>
-      <w:r>
-        <w:t xml:space="preserve"> </w:t>
-      </w:r>
-      <w:r>
-        <w:t xml:space="preserve">2018,</w:t>
-      </w:r>
-      <w:r>
-        <w:t xml:space="preserve"> </w:t>
-      </w:r>
-      <w:r>
-        <w:rPr>
-          <w:iCs/>
-          <w:i/>
-        </w:rPr>
-        <w:t xml:space="preserve">r</w:t>
-      </w:r>
-      <w:r>
-        <w:t xml:space="preserve"> </w:t>
-      </w:r>
-      <w:r>
-        <w:t xml:space="preserve">= 0.69). Excluding the Frontier group, no between-group</w:t>
-      </w:r>
-      <w:r>
-        <w:t xml:space="preserve"> </w:t>
-      </w:r>
-      <w:r>
-        <w:t xml:space="preserve">differences approach significance.</w:t>
-      </w:r>
-    </w:p>
-    <w:p>
-      <w:pPr>
-        <w:pStyle w:val="BodyText"/>
-      </w:pPr>
-      <w:r>
-        <w:t xml:space="preserve">Group I (k=139, primarily Western MNEs and Asian advanced economies)</w:t>
-      </w:r>
-      <w:r>
-        <w:t xml:space="preserve"> </w:t>
-      </w:r>
-      <w:r>
-        <w:t xml:space="preserve">shows the highest reliable I→P effect (</w:t>
-      </w:r>
-      <w:r>
-        <w:rPr>
-          <w:iCs/>
-          <w:i/>
-        </w:rPr>
-        <w:t xml:space="preserve">r̄</w:t>
-      </w:r>
-      <w:r>
-        <w:t xml:space="preserve"> </w:t>
-      </w:r>
-      <w:r>
-        <w:t xml:space="preserve">= 0.079), and Group III</w:t>
-      </w:r>
-      <w:r>
-        <w:t xml:space="preserve"> </w:t>
-      </w:r>
-      <w:r>
-        <w:t xml:space="preserve">(k=91, Emerging) shows</w:t>
-      </w:r>
-      <w:r>
-        <w:t xml:space="preserve"> </w:t>
-      </w:r>
-      <w:r>
-        <w:rPr>
-          <w:iCs/>
-          <w:i/>
-        </w:rPr>
-        <w:t xml:space="preserve">r̄</w:t>
-      </w:r>
-      <w:r>
-        <w:t xml:space="preserve"> </w:t>
-      </w:r>
-      <w:r>
-        <w:t xml:space="preserve">= 0.068, a difference of 0.011 that is</w:t>
-      </w:r>
-      <w:r>
-        <w:t xml:space="preserve"> </w:t>
-      </w:r>
-      <w:r>
-        <w:t xml:space="preserve">directionally consistent with CIMT but not statistically significant</w:t>
-      </w:r>
-      <w:r>
-        <w:t xml:space="preserve"> </w:t>
-      </w:r>
-      <w:r>
-        <w:t xml:space="preserve">given within-group heterogeneity. H1 (between-regime heterogeneity</w:t>
-      </w:r>
-      <w:r>
-        <w:t xml:space="preserve"> </w:t>
-      </w:r>
-      <w:r>
-        <w:rPr>
-          <w:iCs/>
-          <w:i/>
-        </w:rPr>
-        <w:t xml:space="preserve">Q</w:t>
-      </w:r>
-      <w:r>
-        <w:t xml:space="preserve">_M significant) is confirmed, establishing that I→P effect sizes</w:t>
-      </w:r>
-      <w:r>
-        <w:t xml:space="preserve"> </w:t>
-      </w:r>
-      <w:r>
-        <w:t xml:space="preserve">vary systematically across ICRV regimes. However, E1a's predicted</w:t>
-      </w:r>
-      <w:r>
-        <w:t xml:space="preserve"> </w:t>
-      </w:r>
-      <w:r>
-        <w:t xml:space="preserve">directional ordering (Advanced &gt; Emerging) and E1b's predicted Frontier</w:t>
-      </w:r>
-      <w:r>
-        <w:t xml:space="preserve"> </w:t>
-      </w:r>
-      <w:r>
-        <w:t xml:space="preserve">floor are not statistically confirmable at</w:t>
-      </w:r>
-      <w:r>
-        <w:t xml:space="preserve"> </w:t>
-      </w:r>
-      <w:r>
-        <w:rPr>
-          <w:iCs/>
-          <w:i/>
-        </w:rPr>
-        <w:t xml:space="preserve">k</w:t>
-      </w:r>
-      <w:r>
-        <w:t xml:space="preserve"> </w:t>
-      </w:r>
-      <w:r>
-        <w:t xml:space="preserve">= 3 Frontier. The</w:t>
-      </w:r>
-      <w:r>
-        <w:t xml:space="preserve"> </w:t>
-      </w:r>
-      <w:r>
-        <w:t xml:space="preserve">gradient-specific propositions require larger</w:t>
-      </w:r>
-      <w:r>
-        <w:t xml:space="preserve"> </w:t>
-      </w:r>
-      <w:r>
-        <w:rPr>
-          <w:iCs/>
-          <w:i/>
-        </w:rPr>
-        <w:t xml:space="preserve">k</w:t>
-      </w:r>
-      <w:r>
-        <w:t xml:space="preserve"> </w:t>
-      </w:r>
-      <w:r>
-        <w:t xml:space="preserve">per regime before they</w:t>
-      </w:r>
-      <w:r>
-        <w:t xml:space="preserve"> </w:t>
-      </w:r>
-      <w:r>
-        <w:t xml:space="preserve">can be properly tested.</w:t>
-      </w:r>
-    </w:p>
-    <w:bookmarkEnd w:id="42"/>
-    <w:bookmarkStart w:id="43" w:name="X541c92fe8ae9c523bbb1875dcc9c5525c218523"/>
-    <w:p>
-      <w:pPr>
-        <w:pStyle w:val="Heading3"/>
-      </w:pPr>
-      <w:r>
-        <w:t xml:space="preserve">4.4 cDAI Moderation (H3)</w:t>
-      </w:r>
-    </w:p>
-    <w:p>
-      <w:pPr>
-        <w:pStyle w:val="FirstParagraph"/>
-      </w:pPr>
-      <w:r>
-        <w:rPr>
-          <w:iCs/>
-          <w:i/>
-        </w:rPr>
-        <w:t xml:space="preserve">Q</w:t>
-      </w:r>
-      <w:r>
-        <w:t xml:space="preserve">_M(cDAI) = 1.23 (</w:t>
-      </w:r>
-      <w:r>
-        <w:rPr>
-          <w:iCs/>
-          <w:i/>
-        </w:rPr>
-        <w:t xml:space="preserve">df</w:t>
-      </w:r>
-      <w:r>
-        <w:t xml:space="preserve"> </w:t>
-      </w:r>
-      <w:r>
-        <w:t xml:space="preserve">= 2,</w:t>
-      </w:r>
-      <w:r>
-        <w:t xml:space="preserve"> </w:t>
-      </w:r>
-      <w:r>
-        <w:rPr>
-          <w:iCs/>
-          <w:i/>
-        </w:rPr>
-        <w:t xml:space="preserve">p</w:t>
-      </w:r>
-      <w:r>
-        <w:t xml:space="preserve"> </w:t>
-      </w:r>
-      <w:r>
-        <w:t xml:space="preserve">= .541). H3</w:t>
-      </w:r>
-      <w:r>
-        <w:t xml:space="preserve"> </w:t>
-      </w:r>
-      <w:r>
-        <w:rPr>
-          <w:bCs/>
-          <w:b/>
-        </w:rPr>
-        <w:t xml:space="preserve">not supported</w:t>
-      </w:r>
-      <w:r>
-        <w:t xml:space="preserve">.</w:t>
-      </w:r>
-    </w:p>
-    <w:p>
-      <w:pPr>
-        <w:pStyle w:val="BodyText"/>
-      </w:pPr>
-      <w:r>
-        <w:t xml:space="preserve">Meta-regression with continuous cDAI score: β_cDAI = +0.003 (</w:t>
-      </w:r>
-      <w:r>
-        <w:rPr>
-          <w:iCs/>
-          <w:i/>
-        </w:rPr>
-        <w:t xml:space="preserve">SE</w:t>
-      </w:r>
-      <w:r>
-        <w:t xml:space="preserve"> </w:t>
-      </w:r>
-      <w:r>
-        <w:t xml:space="preserve">=</w:t>
-      </w:r>
-      <w:r>
-        <w:t xml:space="preserve"> </w:t>
-      </w:r>
-      <w:r>
-        <w:t xml:space="preserve">0.010,</w:t>
-      </w:r>
-      <w:r>
-        <w:t xml:space="preserve"> </w:t>
-      </w:r>
-      <w:r>
-        <w:rPr>
-          <w:iCs/>
-          <w:i/>
-        </w:rPr>
-        <w:t xml:space="preserve">p</w:t>
-      </w:r>
-      <w:r>
-        <w:t xml:space="preserve"> </w:t>
-      </w:r>
-      <w:r>
-        <w:t xml:space="preserve">= .744). Neither the categorical between-group test nor the</w:t>
-      </w:r>
-      <w:r>
-        <w:t xml:space="preserve"> </w:t>
-      </w:r>
-      <w:r>
-        <w:t xml:space="preserve">continuous linear trend shows significant cDAI moderation.</w:t>
-      </w:r>
-    </w:p>
-    <w:p>
-      <w:pPr>
-        <w:pStyle w:val="BodyText"/>
-      </w:pPr>
-      <w:r>
-        <w:rPr>
-          <w:bCs/>
-          <w:b/>
-        </w:rPr>
-        <w:t xml:space="preserve">Table 4.2, cDAI subgroup</w:t>
-      </w:r>
-      <w:r>
-        <w:t xml:space="preserve"> </w:t>
-      </w:r>
-      <w:r>
-        <w:rPr>
-          <w:iCs/>
-          <w:i/>
-        </w:rPr>
-        <w:t xml:space="preserve">(actual MARA output)</w:t>
-      </w:r>
-    </w:p>
-    <w:tbl>
-      <w:tblPr>
-        <w:tblStyle w:val="Table"/>
-        <w:tblW w:type="auto" w:w="0"/>
-        <w:tblLook w:firstRow="1" w:lastRow="0" w:firstColumn="0" w:lastColumn="0" w:noHBand="0" w:noVBand="0" w:val="0020"/>
-        <w:jc w:val="start"/>
-      </w:tblPr>
-      <w:tblGrid>
-        <w:gridCol w:w="1584"/>
-        <w:gridCol w:w="1584"/>
-        <w:gridCol w:w="1584"/>
-        <w:gridCol w:w="1584"/>
-        <w:gridCol w:w="1584"/>
-      </w:tblGrid>
-      <w:tr>
-        <w:trPr>
-          <w:tblHeader w:val="true"/>
-        </w:trPr>
-        <w:tc>
-          <w:tcPr/>
-          <w:p>
-            <w:pPr>
-              <w:pStyle w:val="Compact"/>
-              <w:jc w:val="left"/>
-            </w:pPr>
-            <w:r>
-              <w:t xml:space="preserve">cDAI Group</w:t>
-            </w:r>
-          </w:p>
-        </w:tc>
-        <w:tc>
-          <w:tcPr/>
-          <w:p>
-            <w:pPr>
-              <w:pStyle w:val="Compact"/>
-              <w:jc w:val="left"/>
-            </w:pPr>
-            <w:r>
-              <w:rPr>
-                <w:iCs/>
-                <w:i/>
-              </w:rPr>
-              <w:t xml:space="preserve">k</w:t>
-            </w:r>
-          </w:p>
-        </w:tc>
-        <w:tc>
-          <w:tcPr/>
-          <w:p>
-            <w:pPr>
-              <w:pStyle w:val="Compact"/>
-              <w:jc w:val="left"/>
-            </w:pPr>
-            <w:r>
-              <w:rPr>
-                <w:iCs/>
-                <w:i/>
-              </w:rPr>
-              <w:t xml:space="preserve">r̄</w:t>
-            </w:r>
-          </w:p>
-        </w:tc>
-        <w:tc>
-          <w:tcPr/>
-          <w:p>
-            <w:pPr>
-              <w:pStyle w:val="Compact"/>
-              <w:jc w:val="left"/>
-            </w:pPr>
-            <w:r>
-              <w:t xml:space="preserve">95% CI</w:t>
-            </w:r>
-          </w:p>
-        </w:tc>
-        <w:tc>
-          <w:tcPr/>
-          <w:p>
-            <w:pPr>
-              <w:pStyle w:val="Compact"/>
-              <w:jc w:val="left"/>
-            </w:pPr>
-            <w:r>
-              <w:t xml:space="preserve">Δ vs. Low</w:t>
+              <w:t xml:space="preserve">ACC performance only</w:t>
+            </w:r>
+          </w:p>
+        </w:tc>
+        <w:tc>
+          <w:tcPr/>
+          <w:p>
+            <w:pPr>
+              <w:pStyle w:val="Compact"/>
+              <w:jc w:val="left"/>
+            </w:pPr>
+            <w:r>
+              <w:t xml:space="preserve">246</w:t>
+            </w:r>
+          </w:p>
+        </w:tc>
+        <w:tc>
+          <w:tcPr/>
+          <w:p>
+            <w:pPr>
+              <w:pStyle w:val="Compact"/>
+              <w:jc w:val="left"/>
+            </w:pPr>
+            <w:r>
+              <w:t xml:space="preserve">0.075</w:t>
+            </w:r>
+          </w:p>
+        </w:tc>
+        <w:tc>
+          <w:tcPr/>
+          <w:p>
+            <w:pPr>
+              <w:pStyle w:val="Compact"/>
+              <w:jc w:val="left"/>
+            </w:pPr>
+            <w:r>
+              <w:t xml:space="preserve">[0.059, 0.091]</w:t>
+            </w:r>
+          </w:p>
+        </w:tc>
+        <w:tc>
+          <w:tcPr/>
+          <w:p>
+            <w:pPr>
+              <w:pStyle w:val="Compact"/>
+              <w:jc w:val="left"/>
+            </w:pPr>
+            <w:r>
+              <w:t xml:space="preserve">Consistent</w:t>
             </w:r>
           </w:p>
         </w:tc>
@@ -13010,55 +15033,55 @@
               <w:jc w:val="left"/>
             </w:pPr>
             <w:r>
-              <w:t xml:space="preserve">Low</w:t>
-            </w:r>
-          </w:p>
-        </w:tc>
-        <w:tc>
-          <w:tcPr/>
-          <w:p>
-            <w:pPr>
-              <w:pStyle w:val="Compact"/>
-              <w:jc w:val="left"/>
-            </w:pPr>
-            <w:r>
-              <w:t xml:space="preserve">174</w:t>
-            </w:r>
-          </w:p>
-        </w:tc>
-        <w:tc>
-          <w:tcPr/>
-          <w:p>
-            <w:pPr>
-              <w:pStyle w:val="Compact"/>
-              <w:jc w:val="left"/>
-            </w:pPr>
-            <w:r>
-              <w:t xml:space="preserve">0.075</w:t>
-            </w:r>
-          </w:p>
-        </w:tc>
-        <w:tc>
-          <w:tcPr/>
-          <w:p>
-            <w:pPr>
-              <w:pStyle w:val="Compact"/>
-              <w:jc w:val="left"/>
-            </w:pPr>
-            <w:r>
-              <w:t xml:space="preserve">[0.056, 0.094]</w:t>
-            </w:r>
-          </w:p>
-        </w:tc>
-        <w:tc>
-          <w:tcPr/>
-          <w:p>
-            <w:pPr>
-              <w:pStyle w:val="Compact"/>
-              <w:jc w:val="left"/>
-            </w:pPr>
-            <w:r>
-              <w:t xml:space="preserve">,</w:t>
+              <w:t xml:space="preserve">FSTS DOI measure only</w:t>
+            </w:r>
+          </w:p>
+        </w:tc>
+        <w:tc>
+          <w:tcPr/>
+          <w:p>
+            <w:pPr>
+              <w:pStyle w:val="Compact"/>
+              <w:jc w:val="left"/>
+            </w:pPr>
+            <w:r>
+              <w:t xml:space="preserve">137</w:t>
+            </w:r>
+          </w:p>
+        </w:tc>
+        <w:tc>
+          <w:tcPr/>
+          <w:p>
+            <w:pPr>
+              <w:pStyle w:val="Compact"/>
+              <w:jc w:val="left"/>
+            </w:pPr>
+            <w:r>
+              <w:t xml:space="preserve">0.060</w:t>
+            </w:r>
+          </w:p>
+        </w:tc>
+        <w:tc>
+          <w:tcPr/>
+          <w:p>
+            <w:pPr>
+              <w:pStyle w:val="Compact"/>
+              <w:jc w:val="left"/>
+            </w:pPr>
+            <w:r>
+              <w:t xml:space="preserve">[0.041, 0.078]</w:t>
+            </w:r>
+          </w:p>
+        </w:tc>
+        <w:tc>
+          <w:tcPr/>
+          <w:p>
+            <w:pPr>
+              <w:pStyle w:val="Compact"/>
+              <w:jc w:val="left"/>
+            </w:pPr>
+            <w:r>
+              <w:t xml:space="preserve">Attenuated but positive</w:t>
             </w:r>
           </w:p>
         </w:tc>
@@ -13072,1532 +15095,7 @@
               <w:jc w:val="left"/>
             </w:pPr>
             <w:r>
-              <w:t xml:space="preserve">Medium</w:t>
-            </w:r>
-          </w:p>
-        </w:tc>
-        <w:tc>
-          <w:tcPr/>
-          <w:p>
-            <w:pPr>
-              <w:pStyle w:val="Compact"/>
-              <w:jc w:val="left"/>
-            </w:pPr>
-            <w:r>
-              <w:t xml:space="preserve">76</w:t>
-            </w:r>
-          </w:p>
-        </w:tc>
-        <w:tc>
-          <w:tcPr/>
-          <w:p>
-            <w:pPr>
-              <w:pStyle w:val="Compact"/>
-              <w:jc w:val="left"/>
-            </w:pPr>
-            <w:r>
-              <w:t xml:space="preserve">0.063</w:t>
-            </w:r>
-          </w:p>
-        </w:tc>
-        <w:tc>
-          <w:tcPr/>
-          <w:p>
-            <w:pPr>
-              <w:pStyle w:val="Compact"/>
-              <w:jc w:val="left"/>
-            </w:pPr>
-            <w:r>
-              <w:t xml:space="preserve">[0.036, 0.090]</w:t>
-            </w:r>
-          </w:p>
-        </w:tc>
-        <w:tc>
-          <w:tcPr/>
-          <w:p>
-            <w:pPr>
-              <w:pStyle w:val="Compact"/>
-              <w:jc w:val="left"/>
-            </w:pPr>
-            <w:r>
-              <w:t xml:space="preserve">b = −0.012,</w:t>
-            </w:r>
-            <w:r>
-              <w:t xml:space="preserve"> </w:t>
-            </w:r>
-            <w:r>
-              <w:rPr>
-                <w:iCs/>
-                <w:i/>
-              </w:rPr>
-              <w:t xml:space="preserve">p</w:t>
-            </w:r>
-            <w:r>
-              <w:t xml:space="preserve"> </w:t>
-            </w:r>
-            <w:r>
-              <w:t xml:space="preserve">= .489</w:t>
-            </w:r>
-          </w:p>
-        </w:tc>
-      </w:tr>
-      <w:tr>
-        <w:tc>
-          <w:tcPr/>
-          <w:p>
-            <w:pPr>
-              <w:pStyle w:val="Compact"/>
-              <w:jc w:val="left"/>
-            </w:pPr>
-            <w:r>
-              <w:t xml:space="preserve">High</w:t>
-            </w:r>
-          </w:p>
-        </w:tc>
-        <w:tc>
-          <w:tcPr/>
-          <w:p>
-            <w:pPr>
-              <w:pStyle w:val="Compact"/>
-              <w:jc w:val="left"/>
-            </w:pPr>
-            <w:r>
-              <w:t xml:space="preserve">38</w:t>
-            </w:r>
-          </w:p>
-        </w:tc>
-        <w:tc>
-          <w:tcPr/>
-          <w:p>
-            <w:pPr>
-              <w:pStyle w:val="Compact"/>
-              <w:jc w:val="left"/>
-            </w:pPr>
-            <w:r>
-              <w:t xml:space="preserve">0.091</w:t>
-            </w:r>
-          </w:p>
-        </w:tc>
-        <w:tc>
-          <w:tcPr/>
-          <w:p>
-            <w:pPr>
-              <w:pStyle w:val="Compact"/>
-              <w:jc w:val="left"/>
-            </w:pPr>
-            <w:r>
-              <w:t xml:space="preserve">[0.052, 0.129]</w:t>
-            </w:r>
-          </w:p>
-        </w:tc>
-        <w:tc>
-          <w:tcPr/>
-          <w:p>
-            <w:pPr>
-              <w:pStyle w:val="Compact"/>
-              <w:jc w:val="left"/>
-            </w:pPr>
-            <w:r>
-              <w:t xml:space="preserve">b = +0.016,</w:t>
-            </w:r>
-            <w:r>
-              <w:t xml:space="preserve"> </w:t>
-            </w:r>
-            <w:r>
-              <w:rPr>
-                <w:iCs/>
-                <w:i/>
-              </w:rPr>
-              <w:t xml:space="preserve">p</w:t>
-            </w:r>
-            <w:r>
-              <w:t xml:space="preserve"> </w:t>
-            </w:r>
-            <w:r>
-              <w:t xml:space="preserve">= .469</w:t>
-            </w:r>
-          </w:p>
-        </w:tc>
-      </w:tr>
-    </w:tbl>
-    <w:p>
-      <w:pPr>
-        <w:pStyle w:val="BodyText"/>
-      </w:pPr>
-      <w:r>
-        <w:t xml:space="preserve">The three cDAI subgroup means are all significantly positive (</w:t>
-      </w:r>
-      <w:r>
-        <w:rPr>
-          <w:iCs/>
-          <w:i/>
-        </w:rPr>
-        <w:t xml:space="preserve">p</w:t>
-      </w:r>
-      <w:r>
-        <w:t xml:space="preserve"> </w:t>
-      </w:r>
-      <w:r>
-        <w:t xml:space="preserve">&lt;</w:t>
-      </w:r>
-      <w:r>
-        <w:t xml:space="preserve"> </w:t>
-      </w:r>
-      <w:r>
-        <w:t xml:space="preserve">.001) but do not differ significantly from each other. The non-monotone</w:t>
-      </w:r>
-      <w:r>
-        <w:t xml:space="preserve"> </w:t>
-      </w:r>
-      <w:r>
-        <w:t xml:space="preserve">ordering (Low &gt; Medium &lt; High) and small, non-significant contrasts</w:t>
-      </w:r>
-      <w:r>
-        <w:t xml:space="preserve"> </w:t>
-      </w:r>
-      <w:r>
-        <w:t xml:space="preserve">fail to support the predicted positive linear gradient. The cDAI × DPL</w:t>
-      </w:r>
-      <w:r>
-        <w:t xml:space="preserve"> </w:t>
-      </w:r>
-      <w:r>
-        <w:t xml:space="preserve">interaction cannot be reliably estimated in the current sample given the</w:t>
-      </w:r>
-      <w:r>
-        <w:t xml:space="preserve"> </w:t>
-      </w:r>
-      <w:r>
-        <w:t xml:space="preserve">non-significant main moderation. H3 is not supported: country-level</w:t>
-      </w:r>
-      <w:r>
-        <w:t xml:space="preserve"> </w:t>
-      </w:r>
-      <w:r>
-        <w:t xml:space="preserve">digital adoption (cDAI, measured via World Bank DAI / ITU Digital</w:t>
-      </w:r>
-      <w:r>
-        <w:t xml:space="preserve"> </w:t>
-      </w:r>
-      <w:r>
-        <w:t xml:space="preserve">Development Index) does not significantly amplify the pooled I→P effect</w:t>
-      </w:r>
-      <w:r>
-        <w:t xml:space="preserve"> </w:t>
-      </w:r>
-      <w:r>
-        <w:t xml:space="preserve">in this</w:t>
-      </w:r>
-      <w:r>
-        <w:t xml:space="preserve"> </w:t>
-      </w:r>
-      <w:r>
-        <w:rPr>
-          <w:iCs/>
-          <w:i/>
-        </w:rPr>
-        <w:t xml:space="preserve">k</w:t>
-      </w:r>
-      <w:r>
-        <w:t xml:space="preserve"> </w:t>
-      </w:r>
-      <w:r>
-        <w:t xml:space="preserve">= 238 sample. A larger sample with better resolution across</w:t>
-      </w:r>
-      <w:r>
-        <w:t xml:space="preserve"> </w:t>
-      </w:r>
-      <w:r>
-        <w:t xml:space="preserve">the cDAI spectrum is required to test the cDAI amplification (H3) gradient hypothesis.</w:t>
-      </w:r>
-    </w:p>
-    <w:bookmarkEnd w:id="43"/>
-    <w:bookmarkStart w:id="44" w:name="X0f13fb15b20194b37c5b9d050ad7a7079c0644a"/>
-    <w:p>
-      <w:pPr>
-        <w:pStyle w:val="Heading3"/>
-      </w:pPr>
-      <w:r>
-        <w:t xml:space="preserve">4.5 DPL Phase Moderation (H2)</w:t>
-      </w:r>
-    </w:p>
-    <w:p>
-      <w:pPr>
-        <w:pStyle w:val="FirstParagraph"/>
-      </w:pPr>
-      <w:r>
-        <w:rPr>
-          <w:iCs/>
-          <w:i/>
-        </w:rPr>
-        <w:t xml:space="preserve">Q</w:t>
-      </w:r>
-      <w:r>
-        <w:t xml:space="preserve">_M(DPL) = 0.62 (</w:t>
-      </w:r>
-      <w:r>
-        <w:rPr>
-          <w:iCs/>
-          <w:i/>
-        </w:rPr>
-        <w:t xml:space="preserve">df</w:t>
-      </w:r>
-      <w:r>
-        <w:t xml:space="preserve"> </w:t>
-      </w:r>
-      <w:r>
-        <w:t xml:space="preserve">= 2,</w:t>
-      </w:r>
-      <w:r>
-        <w:t xml:space="preserve"> </w:t>
-      </w:r>
-      <w:r>
-        <w:rPr>
-          <w:iCs/>
-          <w:i/>
-        </w:rPr>
-        <w:t xml:space="preserve">p</w:t>
-      </w:r>
-      <w:r>
-        <w:t xml:space="preserve"> </w:t>
-      </w:r>
-      <w:r>
-        <w:t xml:space="preserve">= .734). H2</w:t>
-      </w:r>
-      <w:r>
-        <w:t xml:space="preserve"> </w:t>
-      </w:r>
-      <w:r>
-        <w:rPr>
-          <w:bCs/>
-          <w:b/>
-        </w:rPr>
-        <w:t xml:space="preserve">not supported</w:t>
-      </w:r>
-      <w:r>
-        <w:t xml:space="preserve">.</w:t>
-      </w:r>
-    </w:p>
-    <w:p>
-      <w:pPr>
-        <w:pStyle w:val="BodyText"/>
-      </w:pPr>
-      <w:r>
-        <w:rPr>
-          <w:bCs/>
-          <w:b/>
-        </w:rPr>
-        <w:t xml:space="preserve">Table 4.3, DPL phase subgroup</w:t>
-      </w:r>
-      <w:r>
-        <w:t xml:space="preserve"> </w:t>
-      </w:r>
-      <w:r>
-        <w:rPr>
-          <w:iCs/>
-          <w:i/>
-        </w:rPr>
-        <w:t xml:space="preserve">(actual MARA output)</w:t>
-      </w:r>
-    </w:p>
-    <w:tbl>
-      <w:tblPr>
-        <w:tblStyle w:val="Table"/>
-        <w:tblW w:type="auto" w:w="0"/>
-        <w:tblLook w:firstRow="1" w:lastRow="0" w:firstColumn="0" w:lastColumn="0" w:noHBand="0" w:noVBand="0" w:val="0020"/>
-        <w:jc w:val="start"/>
-      </w:tblPr>
-      <w:tblGrid>
-        <w:gridCol w:w="1320"/>
-        <w:gridCol w:w="1320"/>
-        <w:gridCol w:w="1320"/>
-        <w:gridCol w:w="1320"/>
-        <w:gridCol w:w="1320"/>
-        <w:gridCol w:w="1320"/>
-      </w:tblGrid>
-      <w:tr>
-        <w:trPr>
-          <w:tblHeader w:val="true"/>
-        </w:trPr>
-        <w:tc>
-          <w:tcPr/>
-          <w:p>
-            <w:pPr>
-              <w:pStyle w:val="Compact"/>
-              <w:jc w:val="left"/>
-            </w:pPr>
-            <w:r>
-              <w:t xml:space="preserve">DPL Phase</w:t>
-            </w:r>
-          </w:p>
-        </w:tc>
-        <w:tc>
-          <w:tcPr/>
-          <w:p>
-            <w:pPr>
-              <w:pStyle w:val="Compact"/>
-              <w:jc w:val="left"/>
-            </w:pPr>
-            <w:r>
-              <w:t xml:space="preserve">Definition</w:t>
-            </w:r>
-          </w:p>
-        </w:tc>
-        <w:tc>
-          <w:tcPr/>
-          <w:p>
-            <w:pPr>
-              <w:pStyle w:val="Compact"/>
-              <w:jc w:val="left"/>
-            </w:pPr>
-            <w:r>
-              <w:rPr>
-                <w:iCs/>
-                <w:i/>
-              </w:rPr>
-              <w:t xml:space="preserve">k</w:t>
-            </w:r>
-          </w:p>
-        </w:tc>
-        <w:tc>
-          <w:tcPr/>
-          <w:p>
-            <w:pPr>
-              <w:pStyle w:val="Compact"/>
-              <w:jc w:val="left"/>
-            </w:pPr>
-            <w:r>
-              <w:rPr>
-                <w:iCs/>
-                <w:i/>
-              </w:rPr>
-              <w:t xml:space="preserve">r̄</w:t>
-            </w:r>
-          </w:p>
-        </w:tc>
-        <w:tc>
-          <w:tcPr/>
-          <w:p>
-            <w:pPr>
-              <w:pStyle w:val="Compact"/>
-              <w:jc w:val="left"/>
-            </w:pPr>
-            <w:r>
-              <w:t xml:space="preserve">95% CI</w:t>
-            </w:r>
-          </w:p>
-        </w:tc>
-        <w:tc>
-          <w:tcPr/>
-          <w:p>
-            <w:pPr>
-              <w:pStyle w:val="Compact"/>
-              <w:jc w:val="left"/>
-            </w:pPr>
-            <w:r>
-              <w:t xml:space="preserve">Δ vs. PRE</w:t>
-            </w:r>
-          </w:p>
-        </w:tc>
-      </w:tr>
-      <w:tr>
-        <w:tc>
-          <w:tcPr/>
-          <w:p>
-            <w:pPr>
-              <w:pStyle w:val="Compact"/>
-              <w:jc w:val="left"/>
-            </w:pPr>
-            <w:r>
-              <w:t xml:space="preserve">Precede (PRE)</w:t>
-            </w:r>
-          </w:p>
-        </w:tc>
-        <w:tc>
-          <w:tcPr/>
-          <w:p>
-            <w:pPr>
-              <w:pStyle w:val="Compact"/>
-              <w:jc w:val="left"/>
-            </w:pPr>
-            <w:r>
-              <w:t xml:space="preserve">Sample data predominantly pre-2009</w:t>
-            </w:r>
-          </w:p>
-        </w:tc>
-        <w:tc>
-          <w:tcPr/>
-          <w:p>
-            <w:pPr>
-              <w:pStyle w:val="Compact"/>
-              <w:jc w:val="left"/>
-            </w:pPr>
-            <w:r>
-              <w:t xml:space="preserve">100</w:t>
-            </w:r>
-          </w:p>
-        </w:tc>
-        <w:tc>
-          <w:tcPr/>
-          <w:p>
-            <w:pPr>
-              <w:pStyle w:val="Compact"/>
-              <w:jc w:val="left"/>
-            </w:pPr>
-            <w:r>
-              <w:t xml:space="preserve">0.082</w:t>
-            </w:r>
-          </w:p>
-        </w:tc>
-        <w:tc>
-          <w:tcPr/>
-          <w:p>
-            <w:pPr>
-              <w:pStyle w:val="Compact"/>
-              <w:jc w:val="left"/>
-            </w:pPr>
-            <w:r>
-              <w:t xml:space="preserve">[0.057, 0.107]</w:t>
-            </w:r>
-          </w:p>
-        </w:tc>
-        <w:tc>
-          <w:tcPr/>
-          <w:p>
-            <w:pPr>
-              <w:pStyle w:val="Compact"/>
-              <w:jc w:val="left"/>
-            </w:pPr>
-            <w:r>
-              <w:t xml:space="preserve">,</w:t>
-            </w:r>
-          </w:p>
-        </w:tc>
-      </w:tr>
-      <w:tr>
-        <w:tc>
-          <w:tcPr/>
-          <w:p>
-            <w:pPr>
-              <w:pStyle w:val="Compact"/>
-              <w:jc w:val="left"/>
-            </w:pPr>
-            <w:r>
-              <w:t xml:space="preserve">Span (SPN)</w:t>
-            </w:r>
-          </w:p>
-        </w:tc>
-        <w:tc>
-          <w:tcPr/>
-          <w:p>
-            <w:pPr>
-              <w:pStyle w:val="Compact"/>
-              <w:jc w:val="left"/>
-            </w:pPr>
-            <w:r>
-              <w:t xml:space="preserve">Sample spans the 2009 inflection</w:t>
-            </w:r>
-          </w:p>
-        </w:tc>
-        <w:tc>
-          <w:tcPr/>
-          <w:p>
-            <w:pPr>
-              <w:pStyle w:val="Compact"/>
-              <w:jc w:val="left"/>
-            </w:pPr>
-            <w:r>
-              <w:t xml:space="preserve">108</w:t>
-            </w:r>
-          </w:p>
-        </w:tc>
-        <w:tc>
-          <w:tcPr/>
-          <w:p>
-            <w:pPr>
-              <w:pStyle w:val="Compact"/>
-              <w:jc w:val="left"/>
-            </w:pPr>
-            <w:r>
-              <w:t xml:space="preserve">0.068</w:t>
-            </w:r>
-          </w:p>
-        </w:tc>
-        <w:tc>
-          <w:tcPr/>
-          <w:p>
-            <w:pPr>
-              <w:pStyle w:val="Compact"/>
-              <w:jc w:val="left"/>
-            </w:pPr>
-            <w:r>
-              <w:t xml:space="preserve">[0.045, 0.091]</w:t>
-            </w:r>
-          </w:p>
-        </w:tc>
-        <w:tc>
-          <w:tcPr/>
-          <w:p>
-            <w:pPr>
-              <w:pStyle w:val="Compact"/>
-              <w:jc w:val="left"/>
-            </w:pPr>
-            <w:r>
-              <w:t xml:space="preserve">b = −0.014,</w:t>
-            </w:r>
-            <w:r>
-              <w:t xml:space="preserve"> </w:t>
-            </w:r>
-            <w:r>
-              <w:rPr>
-                <w:iCs/>
-                <w:i/>
-              </w:rPr>
-              <w:t xml:space="preserve">p</w:t>
-            </w:r>
-            <w:r>
-              <w:t xml:space="preserve"> </w:t>
-            </w:r>
-            <w:r>
-              <w:t xml:space="preserve">= .434</w:t>
-            </w:r>
-          </w:p>
-        </w:tc>
-      </w:tr>
-      <w:tr>
-        <w:tc>
-          <w:tcPr/>
-          <w:p>
-            <w:pPr>
-              <w:pStyle w:val="Compact"/>
-              <w:jc w:val="left"/>
-            </w:pPr>
-            <w:r>
-              <w:t xml:space="preserve">Follow (FOL)</w:t>
-            </w:r>
-          </w:p>
-        </w:tc>
-        <w:tc>
-          <w:tcPr/>
-          <w:p>
-            <w:pPr>
-              <w:pStyle w:val="Compact"/>
-              <w:jc w:val="left"/>
-            </w:pPr>
-            <w:r>
-              <w:t xml:space="preserve">Sample data predominantly post-2014</w:t>
-            </w:r>
-          </w:p>
-        </w:tc>
-        <w:tc>
-          <w:tcPr/>
-          <w:p>
-            <w:pPr>
-              <w:pStyle w:val="Compact"/>
-              <w:jc w:val="left"/>
-            </w:pPr>
-            <w:r>
-              <w:t xml:space="preserve">80</w:t>
-            </w:r>
-          </w:p>
-        </w:tc>
-        <w:tc>
-          <w:tcPr/>
-          <w:p>
-            <w:pPr>
-              <w:pStyle w:val="Compact"/>
-              <w:jc w:val="left"/>
-            </w:pPr>
-            <w:r>
-              <w:t xml:space="preserve">0.073</w:t>
-            </w:r>
-          </w:p>
-        </w:tc>
-        <w:tc>
-          <w:tcPr/>
-          <w:p>
-            <w:pPr>
-              <w:pStyle w:val="Compact"/>
-              <w:jc w:val="left"/>
-            </w:pPr>
-            <w:r>
-              <w:t xml:space="preserve">[0.046, 0.100]</w:t>
-            </w:r>
-          </w:p>
-        </w:tc>
-        <w:tc>
-          <w:tcPr/>
-          <w:p>
-            <w:pPr>
-              <w:pStyle w:val="Compact"/>
-              <w:jc w:val="left"/>
-            </w:pPr>
-            <w:r>
-              <w:t xml:space="preserve">b = −0.009,</w:t>
-            </w:r>
-            <w:r>
-              <w:t xml:space="preserve"> </w:t>
-            </w:r>
-            <w:r>
-              <w:rPr>
-                <w:iCs/>
-                <w:i/>
-              </w:rPr>
-              <w:t xml:space="preserve">p</w:t>
-            </w:r>
-            <w:r>
-              <w:t xml:space="preserve"> </w:t>
-            </w:r>
-            <w:r>
-              <w:t xml:space="preserve">= .645</w:t>
-            </w:r>
-          </w:p>
-        </w:tc>
-      </w:tr>
-    </w:tbl>
-    <w:p>
-      <w:pPr>
-        <w:pStyle w:val="BodyText"/>
-      </w:pPr>
-      <w:r>
-        <w:t xml:space="preserve">Pairwise comparisons: PRE vs. FOL (</w:t>
-      </w:r>
-      <w:r>
-        <w:rPr>
-          <w:iCs/>
-          <w:i/>
-        </w:rPr>
-        <w:t xml:space="preserve">z</w:t>
-      </w:r>
-      <w:r>
-        <w:t xml:space="preserve"> </w:t>
-      </w:r>
-      <w:r>
-        <w:t xml:space="preserve">= 0.46,</w:t>
-      </w:r>
-      <w:r>
-        <w:t xml:space="preserve"> </w:t>
-      </w:r>
-      <w:r>
-        <w:rPr>
-          <w:iCs/>
-          <w:i/>
-        </w:rPr>
-        <w:t xml:space="preserve">p</w:t>
-      </w:r>
-      <w:r>
-        <w:t xml:space="preserve"> </w:t>
-      </w:r>
-      <w:r>
-        <w:t xml:space="preserve">= .645); PRE vs. SPN</w:t>
-      </w:r>
-      <w:r>
-        <w:t xml:space="preserve"> </w:t>
-      </w:r>
-      <w:r>
-        <w:t xml:space="preserve">(</w:t>
-      </w:r>
-      <w:r>
-        <w:rPr>
-          <w:iCs/>
-          <w:i/>
-        </w:rPr>
-        <w:t xml:space="preserve">z</w:t>
-      </w:r>
-      <w:r>
-        <w:t xml:space="preserve"> </w:t>
-      </w:r>
-      <w:r>
-        <w:t xml:space="preserve">= 0.78,</w:t>
-      </w:r>
-      <w:r>
-        <w:t xml:space="preserve"> </w:t>
-      </w:r>
-      <w:r>
-        <w:rPr>
-          <w:iCs/>
-          <w:i/>
-        </w:rPr>
-        <w:t xml:space="preserve">p</w:t>
-      </w:r>
-      <w:r>
-        <w:t xml:space="preserve"> </w:t>
-      </w:r>
-      <w:r>
-        <w:t xml:space="preserve">= .434); FOL vs. SPN (</w:t>
-      </w:r>
-      <w:r>
-        <w:rPr>
-          <w:iCs/>
-          <w:i/>
-        </w:rPr>
-        <w:t xml:space="preserve">z</w:t>
-      </w:r>
-      <w:r>
-        <w:t xml:space="preserve"> </w:t>
-      </w:r>
-      <w:r>
-        <w:t xml:space="preserve">= 0.28,</w:t>
-      </w:r>
-      <w:r>
-        <w:t xml:space="preserve"> </w:t>
-      </w:r>
-      <w:r>
-        <w:rPr>
-          <w:iCs/>
-          <w:i/>
-        </w:rPr>
-        <w:t xml:space="preserve">p</w:t>
-      </w:r>
-      <w:r>
-        <w:t xml:space="preserve"> </w:t>
-      </w:r>
-      <w:r>
-        <w:t xml:space="preserve">= .782). No</w:t>
-      </w:r>
-      <w:r>
-        <w:t xml:space="preserve"> </w:t>
-      </w:r>
-      <w:r>
-        <w:t xml:space="preserve">pairwise difference approaches significance.</w:t>
-      </w:r>
-    </w:p>
-    <w:p>
-      <w:pPr>
-        <w:pStyle w:val="BodyText"/>
-      </w:pPr>
-      <w:r>
-        <w:t xml:space="preserve">The ordering (PRE &gt; FOL &gt; SPN) is opposite to H2's prediction (FOL &gt;</w:t>
-      </w:r>
-      <w:r>
-        <w:t xml:space="preserve"> </w:t>
-      </w:r>
-      <w:r>
-        <w:t xml:space="preserve">SPN &gt; PRE). However, the between-group differences are negligible and</w:t>
-      </w:r>
-      <w:r>
-        <w:t xml:space="preserve"> </w:t>
-      </w:r>
-      <w:r>
-        <w:t xml:space="preserve">non-significant, so this pattern should not be over-interpreted. The</w:t>
-      </w:r>
-      <w:r>
-        <w:t xml:space="preserve"> </w:t>
-      </w:r>
-      <w:r>
-        <w:t xml:space="preserve">null DPL result may reflect that the</w:t>
-      </w:r>
-      <w:r>
-        <w:t xml:space="preserve"> </w:t>
-      </w:r>
-      <w:r>
-        <w:rPr>
-          <w:iCs/>
-          <w:i/>
-        </w:rPr>
-        <w:t xml:space="preserve">k</w:t>
-      </w:r>
-      <w:r>
-        <w:t xml:space="preserve"> </w:t>
-      </w:r>
-      <w:r>
-        <w:t xml:space="preserve">= 238 sample does not have</w:t>
-      </w:r>
-      <w:r>
-        <w:t xml:space="preserve"> </w:t>
-      </w:r>
-      <w:r>
-        <w:t xml:space="preserve">sufficient power to detect small temporal trends, that DPL phase is</w:t>
-      </w:r>
-      <w:r>
-        <w:t xml:space="preserve"> </w:t>
-      </w:r>
-      <w:r>
-        <w:t xml:space="preserve">confounded with ICRV composition (pre-2009 studies concentrated in</w:t>
-      </w:r>
-      <w:r>
-        <w:t xml:space="preserve"> </w:t>
-      </w:r>
-      <w:r>
-        <w:t xml:space="preserve">advanced economies), or that the Digital Paradox Lifecycle inflection</w:t>
-      </w:r>
-      <w:r>
-        <w:t xml:space="preserve"> </w:t>
-      </w:r>
-      <w:r>
-        <w:t xml:space="preserve">does not manifest at meta-analytic resolution with the current sample</w:t>
-      </w:r>
-      <w:r>
-        <w:t xml:space="preserve"> </w:t>
-      </w:r>
-      <w:r>
-        <w:t xml:space="preserve">size. H2 is not supported.</w:t>
-      </w:r>
-    </w:p>
-    <w:p>
-      <w:pPr>
-        <w:pStyle w:val="BodyText"/>
-      </w:pPr>
-      <w:r>
-        <w:t xml:space="preserve">Figure 3: DPL phase moderation, pooled I→P effect by digital adoption</w:t>
-      </w:r>
-      <w:r>
-        <w:t xml:space="preserve"> </w:t>
-      </w:r>
-      <w:r>
-        <w:t xml:space="preserve">epoch</w:t>
-      </w:r>
-    </w:p>
-    <w:p>
-      <w:pPr>
-        <w:pStyle w:val="BodyText"/>
-      </w:pPr>
-      <w:r>
-        <w:rPr>
-          <w:iCs/>
-          <w:i/>
-        </w:rPr>
-        <w:t xml:space="preserve">Figure 3.</w:t>
-      </w:r>
-      <w:r>
-        <w:t xml:space="preserve"> </w:t>
-      </w:r>
-      <w:r>
-        <w:t xml:space="preserve">DPL phase subgroup results. Pooled effect sizes by Precede /</w:t>
-      </w:r>
-      <w:r>
-        <w:t xml:space="preserve"> </w:t>
-      </w:r>
-      <w:r>
-        <w:t xml:space="preserve">Span / Follow epoch with 95% CI. The between-phase differences are small</w:t>
-      </w:r>
-      <w:r>
-        <w:t xml:space="preserve"> </w:t>
-      </w:r>
-      <w:r>
-        <w:t xml:space="preserve">and non-significant.</w:t>
-      </w:r>
-    </w:p>
-    <w:bookmarkEnd w:id="44"/>
-    <w:bookmarkStart w:id="45" w:name="X19c46ecf699f27e790e5a8fa6520cb51f104e4a"/>
-    <w:p>
-      <w:pPr>
-        <w:pStyle w:val="Heading3"/>
-      </w:pPr>
-      <w:r>
-        <w:t xml:space="preserve">4.6 Publication Bias (H4)</w:t>
-      </w:r>
-    </w:p>
-    <w:p>
-      <w:pPr>
-        <w:pStyle w:val="FirstParagraph"/>
-      </w:pPr>
-      <w:r>
-        <w:t xml:space="preserve">H4</w:t>
-      </w:r>
-      <w:r>
-        <w:t xml:space="preserve"> </w:t>
-      </w:r>
-      <w:r>
-        <w:rPr>
-          <w:bCs/>
-          <w:b/>
-        </w:rPr>
-        <w:t xml:space="preserve">supported</w:t>
-      </w:r>
-      <w:r>
-        <w:t xml:space="preserve">: multiple indicators consistently detect publication</w:t>
-      </w:r>
-      <w:r>
-        <w:t xml:space="preserve"> </w:t>
-      </w:r>
-      <w:r>
-        <w:t xml:space="preserve">bias, though the positive I→P effect survives correction.</w:t>
-      </w:r>
-    </w:p>
-    <w:p>
-      <w:pPr>
-        <w:pStyle w:val="BodyText"/>
-      </w:pPr>
-      <w:r>
-        <w:rPr>
-          <w:bCs/>
-          <w:b/>
-        </w:rPr>
-        <w:t xml:space="preserve">Egger's regression test</w:t>
-      </w:r>
-      <w:r>
-        <w:t xml:space="preserve"> </w:t>
-      </w:r>
-      <w:r>
-        <w:t xml:space="preserve">(SE as moderator):</w:t>
-      </w:r>
-      <w:r>
-        <w:t xml:space="preserve"> </w:t>
-      </w:r>
-      <w:r>
-        <w:rPr>
-          <w:iCs/>
-          <w:i/>
-        </w:rPr>
-        <w:t xml:space="preserve">b</w:t>
-      </w:r>
-      <w:r>
-        <w:t xml:space="preserve"> </w:t>
-      </w:r>
-      <w:r>
-        <w:t xml:space="preserve">= 0.487 (</w:t>
-      </w:r>
-      <w:r>
-        <w:rPr>
-          <w:iCs/>
-          <w:i/>
-        </w:rPr>
-        <w:t xml:space="preserve">SE</w:t>
-      </w:r>
-      <w:r>
-        <w:t xml:space="preserve"> </w:t>
-      </w:r>
-      <w:r>
-        <w:t xml:space="preserve">=</w:t>
-      </w:r>
-      <w:r>
-        <w:t xml:space="preserve"> </w:t>
-      </w:r>
-      <w:r>
-        <w:t xml:space="preserve">0.251,</w:t>
-      </w:r>
-      <w:r>
-        <w:t xml:space="preserve"> </w:t>
-      </w:r>
-      <w:r>
-        <w:rPr>
-          <w:iCs/>
-          <w:i/>
-        </w:rPr>
-        <w:t xml:space="preserve">p</w:t>
-      </w:r>
-      <w:r>
-        <w:t xml:space="preserve"> </w:t>
-      </w:r>
-      <w:r>
-        <w:t xml:space="preserve">= .052), just above the conventional α = .05 threshold; this</w:t>
-      </w:r>
-      <w:r>
-        <w:t xml:space="preserve"> </w:t>
-      </w:r>
-      <w:r>
-        <w:t xml:space="preserve">criterion does not reach statistical significance, and funnel asymmetry</w:t>
-      </w:r>
-      <w:r>
-        <w:t xml:space="preserve"> </w:t>
-      </w:r>
-      <w:r>
-        <w:t xml:space="preserve">by Egger's test alone is not confirmed.</w:t>
-      </w:r>
-    </w:p>
-    <w:p>
-      <w:pPr>
-        <w:pStyle w:val="BodyText"/>
-      </w:pPr>
-      <w:r>
-        <w:rPr>
-          <w:bCs/>
-          <w:b/>
-        </w:rPr>
-        <w:t xml:space="preserve">Begg's rank correlation</w:t>
-      </w:r>
-      <w:r>
-        <w:t xml:space="preserve"> </w:t>
-      </w:r>
-      <w:r>
-        <w:t xml:space="preserve">(Kendall's τ): τ = −0.132,</w:t>
-      </w:r>
-      <w:r>
-        <w:t xml:space="preserve"> </w:t>
-      </w:r>
-      <w:r>
-        <w:rPr>
-          <w:iCs/>
-          <w:i/>
-        </w:rPr>
-        <w:t xml:space="preserve">p</w:t>
-      </w:r>
-      <w:r>
-        <w:t xml:space="preserve"> </w:t>
-      </w:r>
-      <w:r>
-        <w:t xml:space="preserve">= .001</w:t>
-      </w:r>
-      <w:r>
-        <w:t xml:space="preserve"> </w:t>
-      </w:r>
-      <w:r>
-        <w:t xml:space="preserve">significant funnel asymmetry; studies with larger standard errors</w:t>
-      </w:r>
-      <w:r>
-        <w:t xml:space="preserve"> </w:t>
-      </w:r>
-      <w:r>
-        <w:t xml:space="preserve">(smaller</w:t>
-      </w:r>
-      <w:r>
-        <w:t xml:space="preserve"> </w:t>
-      </w:r>
-      <w:r>
-        <w:rPr>
-          <w:iCs/>
-          <w:i/>
-        </w:rPr>
-        <w:t xml:space="preserve">n</w:t>
-      </w:r>
-      <w:r>
-        <w:t xml:space="preserve">) report systematically lower effect sizes, consistent with</w:t>
-      </w:r>
-      <w:r>
-        <w:t xml:space="preserve"> </w:t>
-      </w:r>
-      <w:r>
-        <w:t xml:space="preserve">publication bias against null or negative findings.</w:t>
-      </w:r>
-    </w:p>
-    <w:p>
-      <w:pPr>
-        <w:pStyle w:val="BodyText"/>
-      </w:pPr>
-      <w:r>
-        <w:rPr>
-          <w:bCs/>
-          <w:b/>
-        </w:rPr>
-        <w:t xml:space="preserve">Trim-and-fill</w:t>
-      </w:r>
-      <w:r>
-        <w:t xml:space="preserve">: imputes</w:t>
-      </w:r>
-      <w:r>
-        <w:t xml:space="preserve"> </w:t>
-      </w:r>
-      <w:r>
-        <w:rPr>
-          <w:iCs/>
-          <w:i/>
-        </w:rPr>
-        <w:t xml:space="preserve">k</w:t>
-      </w:r>
-      <w:r>
-        <w:t xml:space="preserve"> </w:t>
-      </w:r>
-      <w:r>
-        <w:t xml:space="preserve">= 57 missing studies (left side);</w:t>
-      </w:r>
-      <w:r>
-        <w:t xml:space="preserve"> </w:t>
-      </w:r>
-      <w:r>
-        <w:t xml:space="preserve">adjusted pooled</w:t>
-      </w:r>
-      <w:r>
-        <w:t xml:space="preserve"> </w:t>
-      </w:r>
-      <w:r>
-        <w:rPr>
-          <w:iCs/>
-          <w:i/>
-        </w:rPr>
-        <w:t xml:space="preserve">r̄</w:t>
-      </w:r>
-      <w:r>
-        <w:t xml:space="preserve"> </w:t>
-      </w:r>
-      <w:r>
-        <w:t xml:space="preserve">= 0.035 (95% CI [0.018, 0.051]), a conservative</w:t>
-      </w:r>
-      <w:r>
-        <w:t xml:space="preserve"> </w:t>
-      </w:r>
-      <w:r>
-        <w:t xml:space="preserve">lower bound. The effect remains positive and significant but is</w:t>
-      </w:r>
-      <w:r>
-        <w:t xml:space="preserve"> </w:t>
-      </w:r>
-      <w:r>
-        <w:t xml:space="preserve">substantially attenuated from the raw estimate (0.074 → 0.035).</w:t>
-      </w:r>
-    </w:p>
-    <w:p>
-      <w:pPr>
-        <w:pStyle w:val="BodyText"/>
-      </w:pPr>
-      <w:r>
-        <w:rPr>
-          <w:bCs/>
-          <w:b/>
-        </w:rPr>
-        <w:t xml:space="preserve">Fail-safe</w:t>
-      </w:r>
-      <w:r>
-        <w:rPr>
-          <w:bCs/>
-          <w:b/>
-        </w:rPr>
-        <w:t xml:space="preserve"> </w:t>
-      </w:r>
-      <w:r>
-        <w:rPr>
-          <w:iCs/>
-          <w:i/>
-          <w:bCs/>
-          <w:b/>
-        </w:rPr>
-        <w:t xml:space="preserve">N</w:t>
-      </w:r>
-      <w:r>
-        <w:t xml:space="preserve"> </w:t>
-      </w:r>
-      <w:r>
-        <w:t xml:space="preserve">(Rosenthal, 1991):</w:t>
-      </w:r>
-      <w:r>
-        <w:t xml:space="preserve"> </w:t>
-      </w:r>
-      <w:r>
-        <w:rPr>
-          <w:iCs/>
-          <w:i/>
-        </w:rPr>
-        <w:t xml:space="preserve">N</w:t>
-      </w:r>
-      <w:r>
-        <w:t xml:space="preserve"> </w:t>
-      </w:r>
-      <w:r>
-        <w:t xml:space="preserve">= 44,782, far exceeding the</w:t>
-      </w:r>
-      <w:r>
-        <w:t xml:space="preserve"> </w:t>
-      </w:r>
-      <w:r>
-        <w:t xml:space="preserve">criterion of 5</w:t>
-      </w:r>
-      <w:r>
-        <w:rPr>
-          <w:iCs/>
-          <w:i/>
-        </w:rPr>
-        <w:t xml:space="preserve">k</w:t>
-      </w:r>
-      <w:r>
-        <w:t xml:space="preserve"> </w:t>
-      </w:r>
-      <w:r>
-        <w:t xml:space="preserve">+ 10 = 1,195; even under extreme publication</w:t>
-      </w:r>
-      <w:r>
-        <w:t xml:space="preserve"> </w:t>
-      </w:r>
-      <w:r>
-        <w:t xml:space="preserve">suppression assumptions, a trivially small effect would require 44,782</w:t>
-      </w:r>
-      <w:r>
-        <w:t xml:space="preserve"> </w:t>
-      </w:r>
-      <w:r>
-        <w:t xml:space="preserve">unpublished null studies, implausible.</w:t>
-      </w:r>
-    </w:p>
-    <w:p>
-      <w:pPr>
-        <w:pStyle w:val="BodyText"/>
-      </w:pPr>
-      <w:r>
-        <w:t xml:space="preserve">The trim-and-fill correction (</w:t>
-      </w:r>
-      <w:r>
-        <w:rPr>
-          <w:iCs/>
-          <w:i/>
-        </w:rPr>
-        <w:t xml:space="preserve">k</w:t>
-      </w:r>
-      <w:r>
-        <w:t xml:space="preserve"> </w:t>
-      </w:r>
-      <w:r>
-        <w:t xml:space="preserve">= 57 imputed, adj.</w:t>
-      </w:r>
-      <w:r>
-        <w:t xml:space="preserve"> </w:t>
-      </w:r>
-      <w:r>
-        <w:rPr>
-          <w:iCs/>
-          <w:i/>
-        </w:rPr>
-        <w:t xml:space="preserve">r</w:t>
-      </w:r>
-      <w:r>
-        <w:t xml:space="preserve"> </w:t>
-      </w:r>
-      <w:r>
-        <w:t xml:space="preserve">= 0.035) is the</w:t>
-      </w:r>
-      <w:r>
-        <w:t xml:space="preserve"> </w:t>
-      </w:r>
-      <w:r>
-        <w:t xml:space="preserve">most conservative bias-corrected estimate and represents a meaningful</w:t>
-      </w:r>
-      <w:r>
-        <w:t xml:space="preserve"> </w:t>
-      </w:r>
-      <w:r>
-        <w:t xml:space="preserve">reduction from the raw</w:t>
-      </w:r>
-      <w:r>
-        <w:t xml:space="preserve"> </w:t>
-      </w:r>
-      <w:r>
-        <w:rPr>
-          <w:iCs/>
-          <w:i/>
-        </w:rPr>
-        <w:t xml:space="preserve">r</w:t>
-      </w:r>
-      <w:r>
-        <w:t xml:space="preserve"> </w:t>
-      </w:r>
-      <w:r>
-        <w:t xml:space="preserve">= 0.074. Together with the substantial</w:t>
-      </w:r>
-      <w:r>
-        <w:t xml:space="preserve"> </w:t>
-      </w:r>
-      <w:r>
-        <w:t xml:space="preserve">unexplained heterogeneity (</w:t>
-      </w:r>
-      <w:r>
-        <w:rPr>
-          <w:iCs/>
-          <w:i/>
-        </w:rPr>
-        <w:t xml:space="preserve">I</w:t>
-      </w:r>
-      <w:r>
-        <w:t xml:space="preserve">² = 62.4%) and non-significant moderator</w:t>
-      </w:r>
-      <w:r>
-        <w:t xml:space="preserve"> </w:t>
-      </w:r>
-      <w:r>
-        <w:t xml:space="preserve">tests (§§4.3–4.5), the publication bias evidence suggests that the</w:t>
-      </w:r>
-      <w:r>
-        <w:t xml:space="preserve"> </w:t>
-      </w:r>
-      <w:r>
-        <w:t xml:space="preserve">apparent average I→P effect is upwardly inflated in the published</w:t>
-      </w:r>
-      <w:r>
-        <w:t xml:space="preserve"> </w:t>
-      </w:r>
-      <w:r>
-        <w:t xml:space="preserve">literature. The true population effect may be closer to</w:t>
-      </w:r>
-      <w:r>
-        <w:t xml:space="preserve"> </w:t>
-      </w:r>
-      <w:r>
-        <w:rPr>
-          <w:iCs/>
-          <w:i/>
-        </w:rPr>
-        <w:t xml:space="preserve">r</w:t>
-      </w:r>
-      <w:r>
-        <w:t xml:space="preserve"> </w:t>
-      </w:r>
-      <w:r>
-        <w:t xml:space="preserve">≈ 0.035.</w:t>
-      </w:r>
-    </w:p>
-    <w:p>
-      <w:pPr>
-        <w:pStyle w:val="BodyText"/>
-      </w:pPr>
-      <w:r>
-        <w:t xml:space="preserve">Figure 5: Funnel plot with trim-and-fill imputed studies</w:t>
-      </w:r>
-    </w:p>
-    <w:p>
-      <w:pPr>
-        <w:pStyle w:val="BodyText"/>
-      </w:pPr>
-      <w:r>
-        <w:rPr>
-          <w:iCs/>
-          <w:i/>
-        </w:rPr>
-        <w:t xml:space="preserve">Figure 5.</w:t>
-      </w:r>
-      <w:r>
-        <w:t xml:space="preserve"> </w:t>
-      </w:r>
-      <w:r>
-        <w:t xml:space="preserve">Funnel plot of effect sizes against standard errors. Open</w:t>
-      </w:r>
-      <w:r>
-        <w:t xml:space="preserve"> </w:t>
-      </w:r>
-      <w:r>
-        <w:t xml:space="preserve">circles = original studies; filled circles = trim-and-fill imputed</w:t>
-      </w:r>
-      <w:r>
-        <w:t xml:space="preserve"> </w:t>
-      </w:r>
-      <w:r>
-        <w:t xml:space="preserve">studies (</w:t>
-      </w:r>
-      <w:r>
-        <w:rPr>
-          <w:iCs/>
-          <w:i/>
-        </w:rPr>
-        <w:t xml:space="preserve">k</w:t>
-      </w:r>
-      <w:r>
-        <w:t xml:space="preserve"> </w:t>
-      </w:r>
-      <w:r>
-        <w:t xml:space="preserve">= 57). Substantial left-side asymmetry is visible; the</w:t>
-      </w:r>
-      <w:r>
-        <w:t xml:space="preserve"> </w:t>
-      </w:r>
-      <w:r>
-        <w:t xml:space="preserve">adjusted pooled effect is</w:t>
-      </w:r>
-      <w:r>
-        <w:t xml:space="preserve"> </w:t>
-      </w:r>
-      <w:r>
-        <w:rPr>
-          <w:iCs/>
-          <w:i/>
-        </w:rPr>
-        <w:t xml:space="preserve">r</w:t>
-      </w:r>
-      <w:r>
-        <w:t xml:space="preserve"> </w:t>
-      </w:r>
-      <w:r>
-        <w:t xml:space="preserve">= 0.035.</w:t>
-      </w:r>
-    </w:p>
-    <w:bookmarkEnd w:id="45"/>
-    <w:bookmarkStart w:id="46" w:name="X2944bef6cd2d25cd29d80b35f2bf895bc8ca4c2"/>
-    <w:p>
-      <w:pPr>
-        <w:pStyle w:val="Heading3"/>
-      </w:pPr>
-      <w:r>
-        <w:t xml:space="preserve">4.7 Robustness</w:t>
-      </w:r>
-    </w:p>
-    <w:tbl>
-      <w:tblPr>
-        <w:tblStyle w:val="Table"/>
-        <w:tblW w:type="auto" w:w="0"/>
-        <w:tblLook w:firstRow="1" w:lastRow="0" w:firstColumn="0" w:lastColumn="0" w:noHBand="0" w:noVBand="0" w:val="0020"/>
-        <w:jc w:val="start"/>
-      </w:tblPr>
-      <w:tblGrid>
-        <w:gridCol w:w="1584"/>
-        <w:gridCol w:w="1584"/>
-        <w:gridCol w:w="1584"/>
-        <w:gridCol w:w="1584"/>
-        <w:gridCol w:w="1584"/>
-      </w:tblGrid>
-      <w:tr>
-        <w:trPr>
-          <w:tblHeader w:val="true"/>
-        </w:trPr>
-        <w:tc>
-          <w:tcPr/>
-          <w:p>
-            <w:pPr>
-              <w:pStyle w:val="Compact"/>
-              <w:jc w:val="left"/>
-            </w:pPr>
-            <w:r>
-              <w:t xml:space="preserve">Check</w:t>
-            </w:r>
-          </w:p>
-        </w:tc>
-        <w:tc>
-          <w:tcPr/>
-          <w:p>
-            <w:pPr>
-              <w:pStyle w:val="Compact"/>
-              <w:jc w:val="left"/>
-            </w:pPr>
-            <w:r>
-              <w:t xml:space="preserve">K</w:t>
-            </w:r>
-          </w:p>
-        </w:tc>
-        <w:tc>
-          <w:tcPr/>
-          <w:p>
-            <w:pPr>
-              <w:pStyle w:val="Compact"/>
-              <w:jc w:val="left"/>
-            </w:pPr>
-            <w:r>
-              <w:rPr>
-                <w:iCs/>
-                <w:i/>
-              </w:rPr>
-              <w:t xml:space="preserve">r̄</w:t>
-            </w:r>
-          </w:p>
-        </w:tc>
-        <w:tc>
-          <w:tcPr/>
-          <w:p>
-            <w:pPr>
-              <w:pStyle w:val="Compact"/>
-              <w:jc w:val="left"/>
-            </w:pPr>
-            <w:r>
-              <w:t xml:space="preserve">95% CI</w:t>
-            </w:r>
-          </w:p>
-        </w:tc>
-        <w:tc>
-          <w:tcPr/>
-          <w:p>
-            <w:pPr>
-              <w:pStyle w:val="Compact"/>
-              <w:jc w:val="left"/>
-            </w:pPr>
-            <w:r>
-              <w:t xml:space="preserve">Note</w:t>
-            </w:r>
-          </w:p>
-        </w:tc>
-      </w:tr>
-      <w:tr>
-        <w:tc>
-          <w:tcPr/>
-          <w:p>
-            <w:pPr>
-              <w:pStyle w:val="Compact"/>
-              <w:jc w:val="left"/>
-            </w:pPr>
-            <w:r>
-              <w:t xml:space="preserve">Main analysis</w:t>
+              <w:t xml:space="preserve">DL estimator (two-level)</w:t>
             </w:r>
           </w:p>
         </w:tc>
@@ -14633,36 +15131,19 @@
               <w:jc w:val="left"/>
             </w:pPr>
             <w:r>
-              <w:t xml:space="preserve">[0.060, 0.088]</w:t>
-            </w:r>
-          </w:p>
-        </w:tc>
-        <w:tc>
-          <w:tcPr/>
-          <w:p>
-            <w:pPr>
-              <w:pStyle w:val="Compact"/>
-              <w:jc w:val="left"/>
-            </w:pPr>
-            <w:r>
-              <w:t xml:space="preserve">Baseline</w:t>
-            </w:r>
-          </w:p>
-        </w:tc>
-      </w:tr>
-      <w:tr>
-        <w:tc>
-          <w:tcPr/>
-          <w:p>
-            <w:pPr>
-              <w:pStyle w:val="Compact"/>
-              <w:jc w:val="left"/>
-            </w:pPr>
-            <w:r>
-              <w:t xml:space="preserve">Confirmed</w:t>
-            </w:r>
-            <w:r>
-              <w:t xml:space="preserve"> </w:t>
+              <w:t xml:space="preserve">[0.061, 0.086]</w:t>
+            </w:r>
+          </w:p>
+        </w:tc>
+        <w:tc>
+          <w:tcPr/>
+          <w:p>
+            <w:pPr>
+              <w:pStyle w:val="Compact"/>
+              <w:jc w:val="left"/>
+            </w:pPr>
+            <w:r>
+              <w:t xml:space="preserve">Δ</w:t>
             </w:r>
             <w:r>
               <w:rPr>
@@ -14675,55 +15156,7 @@
               <w:t xml:space="preserve"> </w:t>
             </w:r>
             <w:r>
-              <w:t xml:space="preserve">only (exclude estimated)</w:t>
-            </w:r>
-          </w:p>
-        </w:tc>
-        <w:tc>
-          <w:tcPr/>
-          <w:p>
-            <w:pPr>
-              <w:pStyle w:val="Compact"/>
-              <w:jc w:val="left"/>
-            </w:pPr>
-            <w:r>
-              <w:t xml:space="preserve">240</w:t>
-            </w:r>
-          </w:p>
-        </w:tc>
-        <w:tc>
-          <w:tcPr/>
-          <w:p>
-            <w:pPr>
-              <w:pStyle w:val="Compact"/>
-              <w:jc w:val="left"/>
-            </w:pPr>
-            <w:r>
-              <w:t xml:space="preserve">0.077</w:t>
-            </w:r>
-          </w:p>
-        </w:tc>
-        <w:tc>
-          <w:tcPr/>
-          <w:p>
-            <w:pPr>
-              <w:pStyle w:val="Compact"/>
-              <w:jc w:val="left"/>
-            </w:pPr>
-            <w:r>
-              <w:t xml:space="preserve">[0.059, 0.094]</w:t>
-            </w:r>
-          </w:p>
-        </w:tc>
-        <w:tc>
-          <w:tcPr/>
-          <w:p>
-            <w:pPr>
-              <w:pStyle w:val="Compact"/>
-              <w:jc w:val="left"/>
-            </w:pPr>
-            <w:r>
-              <w:t xml:space="preserve">Consistent</w:t>
+              <w:t xml:space="preserve">&lt; 0.01 vs. three-level</w:t>
             </w:r>
           </w:p>
         </w:tc>
@@ -14737,283 +15170,6 @@
               <w:jc w:val="left"/>
             </w:pPr>
             <w:r>
-              <w:t xml:space="preserve">Exclude</w:t>
-            </w:r>
-            <w:r>
-              <w:t xml:space="preserve"> </w:t>
-            </w:r>
-            <w:r>
-              <w:rPr>
-                <w:iCs/>
-                <w:i/>
-              </w:rPr>
-              <w:t xml:space="preserve">n</w:t>
-            </w:r>
-            <w:r>
-              <w:t xml:space="preserve"> </w:t>
-            </w:r>
-            <w:r>
-              <w:t xml:space="preserve">&lt; 30</w:t>
-            </w:r>
-          </w:p>
-        </w:tc>
-        <w:tc>
-          <w:tcPr/>
-          <w:p>
-            <w:pPr>
-              <w:pStyle w:val="Compact"/>
-              <w:jc w:val="left"/>
-            </w:pPr>
-            <w:r>
-              <w:t xml:space="preserve">285</w:t>
-            </w:r>
-          </w:p>
-        </w:tc>
-        <w:tc>
-          <w:tcPr/>
-          <w:p>
-            <w:pPr>
-              <w:pStyle w:val="Compact"/>
-              <w:jc w:val="left"/>
-            </w:pPr>
-            <w:r>
-              <w:t xml:space="preserve">0.073</w:t>
-            </w:r>
-          </w:p>
-        </w:tc>
-        <w:tc>
-          <w:tcPr/>
-          <w:p>
-            <w:pPr>
-              <w:pStyle w:val="Compact"/>
-              <w:jc w:val="left"/>
-            </w:pPr>
-            <w:r>
-              <w:t xml:space="preserve">[0.059, 0.088]</w:t>
-            </w:r>
-          </w:p>
-        </w:tc>
-        <w:tc>
-          <w:tcPr/>
-          <w:p>
-            <w:pPr>
-              <w:pStyle w:val="Compact"/>
-              <w:jc w:val="left"/>
-            </w:pPr>
-            <w:r>
-              <w:t xml:space="preserve">Consistent</w:t>
-            </w:r>
-          </w:p>
-        </w:tc>
-      </w:tr>
-      <w:tr>
-        <w:tc>
-          <w:tcPr/>
-          <w:p>
-            <w:pPr>
-              <w:pStyle w:val="Compact"/>
-              <w:jc w:val="left"/>
-            </w:pPr>
-            <w:r>
-              <w:t xml:space="preserve">ACC performance only</w:t>
-            </w:r>
-          </w:p>
-        </w:tc>
-        <w:tc>
-          <w:tcPr/>
-          <w:p>
-            <w:pPr>
-              <w:pStyle w:val="Compact"/>
-              <w:jc w:val="left"/>
-            </w:pPr>
-            <w:r>
-              <w:t xml:space="preserve">246</w:t>
-            </w:r>
-          </w:p>
-        </w:tc>
-        <w:tc>
-          <w:tcPr/>
-          <w:p>
-            <w:pPr>
-              <w:pStyle w:val="Compact"/>
-              <w:jc w:val="left"/>
-            </w:pPr>
-            <w:r>
-              <w:t xml:space="preserve">0.075</w:t>
-            </w:r>
-          </w:p>
-        </w:tc>
-        <w:tc>
-          <w:tcPr/>
-          <w:p>
-            <w:pPr>
-              <w:pStyle w:val="Compact"/>
-              <w:jc w:val="left"/>
-            </w:pPr>
-            <w:r>
-              <w:t xml:space="preserve">[0.059, 0.091]</w:t>
-            </w:r>
-          </w:p>
-        </w:tc>
-        <w:tc>
-          <w:tcPr/>
-          <w:p>
-            <w:pPr>
-              <w:pStyle w:val="Compact"/>
-              <w:jc w:val="left"/>
-            </w:pPr>
-            <w:r>
-              <w:t xml:space="preserve">Consistent</w:t>
-            </w:r>
-          </w:p>
-        </w:tc>
-      </w:tr>
-      <w:tr>
-        <w:tc>
-          <w:tcPr/>
-          <w:p>
-            <w:pPr>
-              <w:pStyle w:val="Compact"/>
-              <w:jc w:val="left"/>
-            </w:pPr>
-            <w:r>
-              <w:t xml:space="preserve">FSTS DOI measure only</w:t>
-            </w:r>
-          </w:p>
-        </w:tc>
-        <w:tc>
-          <w:tcPr/>
-          <w:p>
-            <w:pPr>
-              <w:pStyle w:val="Compact"/>
-              <w:jc w:val="left"/>
-            </w:pPr>
-            <w:r>
-              <w:t xml:space="preserve">137</w:t>
-            </w:r>
-          </w:p>
-        </w:tc>
-        <w:tc>
-          <w:tcPr/>
-          <w:p>
-            <w:pPr>
-              <w:pStyle w:val="Compact"/>
-              <w:jc w:val="left"/>
-            </w:pPr>
-            <w:r>
-              <w:t xml:space="preserve">0.060</w:t>
-            </w:r>
-          </w:p>
-        </w:tc>
-        <w:tc>
-          <w:tcPr/>
-          <w:p>
-            <w:pPr>
-              <w:pStyle w:val="Compact"/>
-              <w:jc w:val="left"/>
-            </w:pPr>
-            <w:r>
-              <w:t xml:space="preserve">[0.041, 0.078]</w:t>
-            </w:r>
-          </w:p>
-        </w:tc>
-        <w:tc>
-          <w:tcPr/>
-          <w:p>
-            <w:pPr>
-              <w:pStyle w:val="Compact"/>
-              <w:jc w:val="left"/>
-            </w:pPr>
-            <w:r>
-              <w:t xml:space="preserve">Attenuated but positive</w:t>
-            </w:r>
-          </w:p>
-        </w:tc>
-      </w:tr>
-      <w:tr>
-        <w:tc>
-          <w:tcPr/>
-          <w:p>
-            <w:pPr>
-              <w:pStyle w:val="Compact"/>
-              <w:jc w:val="left"/>
-            </w:pPr>
-            <w:r>
-              <w:t xml:space="preserve">DL estimator (two-level)</w:t>
-            </w:r>
-          </w:p>
-        </w:tc>
-        <w:tc>
-          <w:tcPr/>
-          <w:p>
-            <w:pPr>
-              <w:pStyle w:val="Compact"/>
-              <w:jc w:val="left"/>
-            </w:pPr>
-            <w:r>
-              <w:t xml:space="preserve">288</w:t>
-            </w:r>
-          </w:p>
-        </w:tc>
-        <w:tc>
-          <w:tcPr/>
-          <w:p>
-            <w:pPr>
-              <w:pStyle w:val="Compact"/>
-              <w:jc w:val="left"/>
-            </w:pPr>
-            <w:r>
-              <w:t xml:space="preserve">0.074</w:t>
-            </w:r>
-          </w:p>
-        </w:tc>
-        <w:tc>
-          <w:tcPr/>
-          <w:p>
-            <w:pPr>
-              <w:pStyle w:val="Compact"/>
-              <w:jc w:val="left"/>
-            </w:pPr>
-            <w:r>
-              <w:t xml:space="preserve">[0.061, 0.086]</w:t>
-            </w:r>
-          </w:p>
-        </w:tc>
-        <w:tc>
-          <w:tcPr/>
-          <w:p>
-            <w:pPr>
-              <w:pStyle w:val="Compact"/>
-              <w:jc w:val="left"/>
-            </w:pPr>
-            <w:r>
-              <w:t xml:space="preserve">Δ</w:t>
-            </w:r>
-            <w:r>
-              <w:rPr>
-                <w:iCs/>
-                <w:i/>
-              </w:rPr>
-              <w:t xml:space="preserve">r</w:t>
-            </w:r>
-            <w:r>
-              <w:t xml:space="preserve"> </w:t>
-            </w:r>
-            <w:r>
-              <w:t xml:space="preserve">&lt; 0.01 vs. three-level</w:t>
-            </w:r>
-          </w:p>
-        </w:tc>
-      </w:tr>
-      <w:tr>
-        <w:tc>
-          <w:tcPr/>
-          <w:p>
-            <w:pPr>
-              <w:pStyle w:val="Compact"/>
-              <w:jc w:val="left"/>
-            </w:pPr>
-            <w:r>
               <w:t xml:space="preserve">Leave-one-out range</w:t>
             </w:r>
           </w:p>
@@ -15219,7 +15375,7 @@
     </w:p>
     <w:bookmarkEnd w:id="46"/>
     <w:bookmarkEnd w:id="47"/>
-    <w:bookmarkStart w:id="52" w:name="X735612638e4e736e4693e459c258977262c0dfc"/>
+    <w:bookmarkStart w:id="52" w:name="discussion"/>
     <w:p>
       <w:pPr>
         <w:pStyle w:val="Heading2"/>
@@ -15228,7 +15384,7 @@
         <w:t xml:space="preserve">5. Discussion</w:t>
       </w:r>
     </w:p>
-    <w:bookmarkStart w:id="48" w:name="X358d8a6bfbc612aa554abb1739dd28765579392"/>
+    <w:bookmarkStart w:id="48" w:name="alignment-with-country-level-evidence"/>
     <w:p>
       <w:pPr>
         <w:pStyle w:val="Heading3"/>
@@ -15289,7 +15445,7 @@
         <w:t xml:space="preserve"> </w:t>
       </w:r>
       <w:r>
-        <w:t xml:space="preserve">2025 baseline (Do &amp; Phan, 2024). The pooled effect is positive and</w:t>
+        <w:t xml:space="preserve">2025 baseline (Authors, 2024). The pooled effect is positive and</w:t>
       </w:r>
       <w:r>
         <w:t xml:space="preserve"> </w:t>
@@ -15410,7 +15566,7 @@
         <w:t xml:space="preserve"> </w:t>
       </w:r>
       <w:r>
-        <w:t xml:space="preserve">predicted, and the I→III difference is not statistically significant</w:t>
+        <w:t xml:space="preserve">predicted, and the I–III difference is not statistically significant</w:t>
       </w:r>
       <w:r>
         <w:t xml:space="preserve"> </w:t>
@@ -15505,13 +15661,13 @@
         <w:t xml:space="preserve"> </w:t>
       </w:r>
       <w:r>
-        <w:t xml:space="preserve">consistent with CIMT's institutional friction argument. At the</w:t>
-      </w:r>
-      <w:r>
-        <w:t xml:space="preserve"> </w:t>
-      </w:r>
-      <w:r>
-        <w:t xml:space="preserve">primary-study level, Do &amp; Phan (2025) document a negative aggregate DOI</w:t>
+        <w:t xml:space="preserve">consistent with CIMT’s institutional friction argument. At the</w:t>
+      </w:r>
+      <w:r>
+        <w:t xml:space="preserve"> </w:t>
+      </w:r>
+      <w:r>
+        <w:t xml:space="preserve">primary-study level, Authors (2025) document a negative aggregate DOI</w:t>
       </w:r>
       <w:r>
         <w:t xml:space="preserve"> </w:t>
@@ -15529,7 +15685,7 @@
         <w:t xml:space="preserve"> </w:t>
       </w:r>
       <w:r>
-        <w:t xml:space="preserve">factors, a pattern consistent with CIMT's prediction that firm-level</w:t>
+        <w:t xml:space="preserve">factors, a pattern consistent with CIMT’s prediction that firm-level</w:t>
       </w:r>
       <w:r>
         <w:t xml:space="preserve"> </w:t>
@@ -15649,7 +15805,7 @@
         <w:t xml:space="preserve"> </w:t>
       </w:r>
       <w:r>
-        <w:t xml:space="preserve">interpreted as a reliable Frontier I→P effect; it instead reflects the</w:t>
+        <w:t xml:space="preserve">interpreted as a reliable Frontier I to P effect; it instead reflects the</w:t>
       </w:r>
       <w:r>
         <w:t xml:space="preserve"> </w:t>
@@ -15661,7 +15817,7 @@
         <w:t xml:space="preserve"> </w:t>
       </w:r>
       <w:r>
-        <w:t xml:space="preserve">studies populate a regime cell. The actual Frontier I→P effect could be</w:t>
+        <w:t xml:space="preserve">studies populate a regime cell. The actual Frontier I to P effect could be</w:t>
       </w:r>
       <w:r>
         <w:t xml:space="preserve"> </w:t>
@@ -15739,7 +15895,7 @@
         <w:t xml:space="preserve"> </w:t>
       </w:r>
       <w:r>
-        <w:t xml:space="preserve">that I→P effect sizes vary across institutional regimes as theorized.</w:t>
+        <w:t xml:space="preserve">that I to P effect sizes vary across institutional regimes as theorized.</w:t>
       </w:r>
       <w:r>
         <w:t xml:space="preserve"> </w:t>
@@ -15785,7 +15941,7 @@
         <w:t xml:space="preserve"> </w:t>
       </w:r>
       <w:r>
-        <w:t xml:space="preserve">current sample. The substantiated finding is that the baseline I→P</w:t>
+        <w:t xml:space="preserve">current sample. The substantiated finding is that the baseline I to P</w:t>
       </w:r>
       <w:r>
         <w:t xml:space="preserve"> </w:t>
@@ -15829,17 +15985,17 @@
         <w:t xml:space="preserve"> </w:t>
       </w:r>
       <w:r>
-        <w:t xml:space="preserve">= 0.079 vs. 0.068) does not reach significance, a result that</w:t>
-      </w:r>
-      <w:r>
-        <w:t xml:space="preserve"> </w:t>
-      </w:r>
-      <w:r>
-        <w:t xml:space="preserve">bounds, rather than refutes, CIMT's institutional gradient prediction.</w:t>
+        <w:t xml:space="preserve">= 0.079 vs. 0.068) does not reach significance, a result that</w:t>
+      </w:r>
+      <w:r>
+        <w:t xml:space="preserve"> </w:t>
+      </w:r>
+      <w:r>
+        <w:t xml:space="preserve">bounds, rather than refutes, CIMT’s institutional gradient prediction.</w:t>
       </w:r>
     </w:p>
     <w:bookmarkEnd w:id="48"/>
-    <w:bookmarkStart w:id="49" w:name="X688563909f8febb75275ad832e560c448093230"/>
+    <w:bookmarkStart w:id="49" w:name="theoretical-contributions"/>
     <w:p>
       <w:pPr>
         <w:pStyle w:val="Heading3"/>
@@ -15857,7 +16013,7 @@
           <w:bCs/>
           <w:b/>
         </w:rPr>
-        <w:t xml:space="preserve">Contribution 1: Largest globally representative I→P meta-analysis to</w:t>
+        <w:t xml:space="preserve">Contribution 1: Largest globally representative I to P meta-analysis to</w:t>
       </w:r>
       <w:r>
         <w:rPr>
@@ -15918,7 +16074,7 @@
         <w:t xml:space="preserve"> </w:t>
       </w:r>
       <w:r>
-        <w:t xml:space="preserve">I→P evidence to apply three-level modeling, extending the ICBEF 2025</w:t>
+        <w:t xml:space="preserve">I to P evidence to apply three-level modeling, extending the ICBEF 2025</w:t>
       </w:r>
       <w:r>
         <w:t xml:space="preserve"> </w:t>
@@ -16059,7 +16215,7 @@
         <w:t xml:space="preserve"> </w:t>
       </w:r>
       <w:r>
-        <w:t xml:space="preserve">establishing that I→P effect sizes vary systematically across</w:t>
+        <w:t xml:space="preserve">establishing that I to P effect sizes vary systematically across</w:t>
       </w:r>
       <w:r>
         <w:t xml:space="preserve"> </w:t>
@@ -16214,7 +16370,7 @@
         <w:t xml:space="preserve"> </w:t>
       </w:r>
       <w:r>
-        <w:t xml:space="preserve">and significant Begg's τ (</w:t>
+        <w:t xml:space="preserve">and significant Begg’s τ (</w:t>
       </w:r>
       <w:r>
         <w:rPr>
@@ -16227,7 +16383,7 @@
         <w:t xml:space="preserve"> </w:t>
       </w:r>
       <w:r>
-        <w:t xml:space="preserve">= .001) together indicate that the I→P</w:t>
+        <w:t xml:space="preserve">= .001) together indicate that the I to P</w:t>
       </w:r>
       <w:r>
         <w:t xml:space="preserve"> </w:t>
@@ -16283,7 +16439,7 @@
         <w:t xml:space="preserve"> </w:t>
       </w:r>
       <w:r>
-        <w:t xml:space="preserve">globally comprehensive three-level MARA of I→P to date, is the most</w:t>
+        <w:t xml:space="preserve">globally comprehensive three-level MARA of I to P to date, is the most</w:t>
       </w:r>
       <w:r>
         <w:t xml:space="preserve"> </w:t>
@@ -16295,7 +16451,25 @@
         <w:t xml:space="preserve"> </w:t>
       </w:r>
       <w:r>
-        <w:t xml:space="preserve">literature's widely cited "positive I→P relationship" is partially an</w:t>
+        <w:t xml:space="preserve">literature’s widely cited</w:t>
+      </w:r>
+      <w:r>
+        <w:t xml:space="preserve"> </w:t>
+      </w:r>
+      <w:r>
+        <w:t xml:space="preserve">“</w:t>
+      </w:r>
+      <w:r>
+        <w:t xml:space="preserve">positive I to P relationship</w:t>
+      </w:r>
+      <w:r>
+        <w:t xml:space="preserve">”</w:t>
+      </w:r>
+      <w:r>
+        <w:t xml:space="preserve"> </w:t>
+      </w:r>
+      <w:r>
+        <w:t xml:space="preserve">is partially an</w:t>
       </w:r>
       <w:r>
         <w:t xml:space="preserve"> </w:t>
@@ -16305,7 +16479,7 @@
       </w:r>
     </w:p>
     <w:bookmarkEnd w:id="49"/>
-    <w:bookmarkStart w:id="50" w:name="Xb1fcf2c8d5f0b973be8539a5c4cf4005bf85f3d"/>
+    <w:bookmarkStart w:id="50" w:name="managerial-and-policy-implications"/>
     <w:p>
       <w:pPr>
         <w:pStyle w:val="Heading3"/>
@@ -16432,7 +16606,19 @@
         <w:t xml:space="preserve"> </w:t>
       </w:r>
       <w:r>
-        <w:t xml:space="preserve">"internationalization improves performance" unconditionally.</w:t>
+        <w:t xml:space="preserve">“</w:t>
+      </w:r>
+      <w:r>
+        <w:t xml:space="preserve">internationalization improves performance</w:t>
+      </w:r>
+      <w:r>
+        <w:t xml:space="preserve">”</w:t>
+      </w:r>
+      <w:r>
+        <w:t xml:space="preserve"> </w:t>
+      </w:r>
+      <w:r>
+        <w:t xml:space="preserve">unconditionally.</w:t>
       </w:r>
     </w:p>
     <w:p>
@@ -16491,7 +16677,7 @@
         <w:t xml:space="preserve"> </w:t>
       </w:r>
       <w:r>
-        <w:t xml:space="preserve">null-hypothesis reporting. Publication practices in the I→P literature,</w:t>
+        <w:t xml:space="preserve">null-hypothesis reporting. Publication practices in the I to P literature,</w:t>
       </w:r>
       <w:r>
         <w:t xml:space="preserve"> </w:t>
@@ -16503,7 +16689,7 @@
         <w:t xml:space="preserve"> </w:t>
       </w:r>
       <w:r>
-        <w:t xml:space="preserve">field's understanding of when and why internationalization helps.</w:t>
+        <w:t xml:space="preserve">field’s understanding of when and why internationalization helps.</w:t>
       </w:r>
       <w:r>
         <w:t xml:space="preserve"> </w:t>
@@ -16515,7 +16701,7 @@
         <w:t xml:space="preserve"> </w:t>
       </w:r>
       <w:r>
-        <w:t xml:space="preserve">trim-and-fill correction should become standard in future I→P</w:t>
+        <w:t xml:space="preserve">trim-and-fill correction should become standard in future I to P</w:t>
       </w:r>
       <w:r>
         <w:t xml:space="preserve"> </w:t>
@@ -16592,7 +16778,7 @@
       </w:r>
     </w:p>
     <w:bookmarkEnd w:id="50"/>
-    <w:bookmarkStart w:id="51" w:name="X0f6e89d87400594fb1abd2d07a881153acd68bb"/>
+    <w:bookmarkStart w:id="51" w:name="limitations-and-inferential-bounds"/>
     <w:p>
       <w:pPr>
         <w:pStyle w:val="Heading3"/>
@@ -16643,7 +16829,19 @@
         <w:t xml:space="preserve"> </w:t>
       </w:r>
       <w:r>
-        <w:t xml:space="preserve">CI) does not permit definitive conclusions about the "forced-penalty"</w:t>
+        <w:t xml:space="preserve">CI) does not permit definitive conclusions about the</w:t>
+      </w:r>
+      <w:r>
+        <w:t xml:space="preserve"> </w:t>
+      </w:r>
+      <w:r>
+        <w:t xml:space="preserve">“</w:t>
+      </w:r>
+      <w:r>
+        <w:t xml:space="preserve">forced-penalty</w:t>
+      </w:r>
+      <w:r>
+        <w:t xml:space="preserve">”</w:t>
       </w:r>
       <w:r>
         <w:t xml:space="preserve"> </w:t>
@@ -16793,7 +16991,7 @@
     </w:p>
     <w:bookmarkEnd w:id="51"/>
     <w:bookmarkEnd w:id="52"/>
-    <w:bookmarkStart w:id="53" w:name="X6b297cc947e0db5526be369b1f0f4ddc67b2415"/>
+    <w:bookmarkStart w:id="53" w:name="conclusion"/>
     <w:p>
       <w:pPr>
         <w:pStyle w:val="Heading2"/>
@@ -16926,7 +17124,7 @@
         <w:t xml:space="preserve"> </w:t>
       </w:r>
       <w:r>
-        <w:t xml:space="preserve">confirms a small but consistent positive I→P relationship globally,</w:t>
+        <w:t xml:space="preserve">confirms a small but consistent positive I to P relationship globally,</w:t>
       </w:r>
       <w:r>
         <w:t xml:space="preserve"> </w:t>
@@ -16972,7 +17170,7 @@
         <w:t xml:space="preserve"> </w:t>
       </w:r>
       <w:r>
-        <w:t xml:space="preserve">.002), establishing that I→P effect sizes vary systematically across</w:t>
+        <w:t xml:space="preserve">.002), establishing that I to P effect sizes vary systematically across</w:t>
       </w:r>
       <w:r>
         <w:t xml:space="preserve"> </w:t>
@@ -17174,7 +17372,7 @@
         <w:t xml:space="preserve"> </w:t>
       </w:r>
       <w:r>
-        <w:t xml:space="preserve">positive but considerably attenuated. This suggests that the I→P field's</w:t>
+        <w:t xml:space="preserve">positive but considerably attenuated. This suggests that the I to P field’s</w:t>
       </w:r>
       <w:r>
         <w:t xml:space="preserve"> </w:t>
@@ -17389,7 +17587,7 @@
         <w:t xml:space="preserve"> </w:t>
       </w:r>
       <w:r>
-        <w:t xml:space="preserve">Pouresmaeili et al. 2018) is the sole driver of ICRV significance;</w:t>
+        <w:t xml:space="preserve">Pouresmaeili et al. 2018) is the sole driver of ICRV significance;</w:t>
       </w:r>
       <w:r>
         <w:t xml:space="preserve"> </w:t>
@@ -17431,7 +17629,7 @@
         <w:t xml:space="preserve"> </w:t>
       </w:r>
       <w:r>
-        <w:t xml:space="preserve">vintage mismatch between the study's data period and the DAI score's</w:t>
+        <w:t xml:space="preserve">vintage mismatch between the study’s data period and the DAI score’s</w:t>
       </w:r>
       <w:r>
         <w:t xml:space="preserve"> </w:t>
@@ -17504,7 +17702,7 @@
         <w:t xml:space="preserve"> </w:t>
       </w:r>
       <w:r>
-        <w:t xml:space="preserve">targeting Frontier and SIDS economy I→P studies (targeted search</w:t>
+        <w:t xml:space="preserve">targeting Frontier and SIDS economy I to P studies (targeted search</w:t>
       </w:r>
       <w:r>
         <w:t xml:space="preserve"> </w:t>
@@ -17613,7 +17811,7 @@
         <w:t xml:space="preserve"> </w:t>
       </w:r>
       <w:r>
-        <w:t xml:space="preserve">0.035) motivates a dedicated publication bias audit: surveying I→P</w:t>
+        <w:t xml:space="preserve">0.035) motivates a dedicated publication bias audit: surveying I to P</w:t>
       </w:r>
       <w:r>
         <w:t xml:space="preserve"> </w:t>
@@ -17745,11 +17943,11 @@
         <w:pStyle w:val="FirstParagraph"/>
       </w:pPr>
       <w:r>
-        <w:t xml:space="preserve">During the preparation of this work, the authors used two software aids, each under full human control and verification. First, a purpose-built large-language-model-assisted tool (M-AIDA, using Anthropic Claude) was used to assist effect-size extraction and statistical conversion from the primary studies; every value proposed by the tool was independently checked, corrected where necessary, and permanently locked by the Principal Investigator before entry into the analysis database. Second, Grammarly was used to correct spelling, grammar, and punctuation in the authors' own text. No generative AI tool selected studies, made eligibility decisions, performed the statistical analysis, or generated any interpretive or written content; the authors reviewed all outputs and take full responsibility for the content of the publication.</w:t>
+        <w:t xml:space="preserve">During the preparation of this work, the authors used two software aids, each under full human control and verification. First, a purpose-built large-language-model-assisted tool (M-AIDA, using Anthropic Claude) was used to assist effect-size extraction and statistical conversion from the primary studies; every value proposed by the tool was independently checked, corrected where necessary, and permanently locked by the Principal Investigator before entry into the analysis database. Second, Grammarly was used to correct spelling, grammar, and punctuation in the authors’ own text. No generative AI tool selected studies, made eligibility decisions, performed the statistical analysis, or generated any interpretive or written content; the authors reviewed all outputs and take full responsibility for the content of the publication.</w:t>
       </w:r>
     </w:p>
     <w:bookmarkEnd w:id="57"/>
-    <w:bookmarkStart w:id="63" w:name="references"/>
+    <w:bookmarkStart w:id="61" w:name="references"/>
     <w:p>
       <w:pPr>
         <w:pStyle w:val="Heading2"/>
@@ -18220,49 +18418,7 @@
         <w:pStyle w:val="BodyText"/>
       </w:pPr>
       <w:r>
-        <w:t xml:space="preserve">Do, T. H., &amp; Phan, A. T. (2024, December).</w:t>
-      </w:r>
-      <w:r>
-        <w:t xml:space="preserve"> </w:t>
-      </w:r>
-      <w:r>
-        <w:rPr>
-          <w:iCs/>
-          <w:i/>
-        </w:rPr>
-        <w:t xml:space="preserve">Internationalization and</w:t>
-      </w:r>
-      <w:r>
-        <w:rPr>
-          <w:iCs/>
-          <w:i/>
-        </w:rPr>
-        <w:t xml:space="preserve"> </w:t>
-      </w:r>
-      <w:r>
-        <w:rPr>
-          <w:iCs/>
-          <w:i/>
-        </w:rPr>
-        <w:t xml:space="preserve">firm performance: A meta-analysis review</w:t>
-      </w:r>
-      <w:r>
-        <w:t xml:space="preserve"> </w:t>
-      </w:r>
-      <w:r>
-        <w:t xml:space="preserve">[Paper presentation]. The</w:t>
-      </w:r>
-      <w:r>
-        <w:t xml:space="preserve"> </w:t>
-      </w:r>
-      <w:r>
-        <w:t xml:space="preserve">Sixth International Conference on Sustainable Development in Economics,</w:t>
-      </w:r>
-      <w:r>
-        <w:t xml:space="preserve"> </w:t>
-      </w:r>
-      <w:r>
-        <w:t xml:space="preserve">Business, and Finance (ICBEF).</w:t>
+        <w:t xml:space="preserve">Authors. (2024, December). Details omitted for double-blind review.</w:t>
       </w:r>
     </w:p>
     <w:p>
@@ -18270,46 +18426,7 @@
         <w:pStyle w:val="BodyText"/>
       </w:pPr>
       <w:r>
-        <w:t xml:space="preserve">Do, T. H., &amp; Phan, A. T. (2025). Internationalization and firm</w:t>
-      </w:r>
-      <w:r>
-        <w:t xml:space="preserve"> </w:t>
-      </w:r>
-      <w:r>
-        <w:t xml:space="preserve">performance of firms in India: The role of top management. In M.</w:t>
-      </w:r>
-      <w:r>
-        <w:t xml:space="preserve"> </w:t>
-      </w:r>
-      <w:r>
-        <w:t xml:space="preserve">Bartekova (Ed.),</w:t>
-      </w:r>
-      <w:r>
-        <w:t xml:space="preserve"> </w:t>
-      </w:r>
-      <w:r>
-        <w:rPr>
-          <w:iCs/>
-          <w:i/>
-        </w:rPr>
-        <w:t xml:space="preserve">International business research: Traditional and</w:t>
-      </w:r>
-      <w:r>
-        <w:rPr>
-          <w:iCs/>
-          <w:i/>
-        </w:rPr>
-        <w:t xml:space="preserve"> </w:t>
-      </w:r>
-      <w:r>
-        <w:rPr>
-          <w:iCs/>
-          <w:i/>
-        </w:rPr>
-        <w:t xml:space="preserve">creative approaches</w:t>
-      </w:r>
-      <w:r>
-        <w:t xml:space="preserve">. IntechOpen.</w:t>
+        <w:t xml:space="preserve">Authors. (2025). Details omitted for double-blind review.</w:t>
       </w:r>
       <w:r>
         <w:t xml:space="preserve"> </w:t>
@@ -18570,429 +18687,407 @@
         <w:t xml:space="preserve">Global Strategy Journal, 14</w:t>
       </w:r>
       <w:r>
-        <w:t xml:space="preserve">(1), 56–83.</w:t>
+        <w:t xml:space="preserve">(1), 56–83. https://doi.org/10.1002/gsj.1479</w:t>
+      </w:r>
+    </w:p>
+    <w:p>
+      <w:pPr>
+        <w:pStyle w:val="BodyText"/>
+      </w:pPr>
+      <w:r>
+        <w:t xml:space="preserve">Katz, R., &amp; Callorda, F. (2018).</w:t>
+      </w:r>
+      <w:r>
+        <w:t xml:space="preserve"> </w:t>
+      </w:r>
+      <w:r>
+        <w:rPr>
+          <w:iCs/>
+          <w:i/>
+        </w:rPr>
+        <w:t xml:space="preserve">The economic contribution of</w:t>
+      </w:r>
+      <w:r>
+        <w:rPr>
+          <w:iCs/>
+          <w:i/>
+        </w:rPr>
+        <w:t xml:space="preserve"> </w:t>
+      </w:r>
+      <w:r>
+        <w:rPr>
+          <w:iCs/>
+          <w:i/>
+        </w:rPr>
+        <w:t xml:space="preserve">broadband, digitization and ICT regulation</w:t>
+      </w:r>
+      <w:r>
+        <w:t xml:space="preserve">. ITU Telecommunication</w:t>
+      </w:r>
+      <w:r>
+        <w:t xml:space="preserve"> </w:t>
+      </w:r>
+      <w:r>
+        <w:t xml:space="preserve">Development Sector.</w:t>
+      </w:r>
+    </w:p>
+    <w:p>
+      <w:pPr>
+        <w:pStyle w:val="BodyText"/>
+      </w:pPr>
+      <w:r>
+        <w:t xml:space="preserve">Khanna, T., &amp; Palepu, K. G. (2010).</w:t>
+      </w:r>
+      <w:r>
+        <w:t xml:space="preserve"> </w:t>
+      </w:r>
+      <w:r>
+        <w:rPr>
+          <w:iCs/>
+          <w:i/>
+        </w:rPr>
+        <w:t xml:space="preserve">Winning in emerging markets: A road</w:t>
+      </w:r>
+      <w:r>
+        <w:rPr>
+          <w:iCs/>
+          <w:i/>
+        </w:rPr>
+        <w:t xml:space="preserve"> </w:t>
+      </w:r>
+      <w:r>
+        <w:rPr>
+          <w:iCs/>
+          <w:i/>
+        </w:rPr>
+        <w:t xml:space="preserve">map for strategy and execution</w:t>
+      </w:r>
+      <w:r>
+        <w:t xml:space="preserve">. Harvard Business Press.</w:t>
+      </w:r>
+    </w:p>
+    <w:p>
+      <w:pPr>
+        <w:pStyle w:val="BodyText"/>
+      </w:pPr>
+      <w:r>
+        <w:t xml:space="preserve">Kirca, A. H., Hult, G. T. M., Deligonul, S., Perryman, A. A., &amp; Cavusgil,</w:t>
+      </w:r>
+      <w:r>
+        <w:t xml:space="preserve"> </w:t>
+      </w:r>
+      <w:r>
+        <w:t xml:space="preserve">S. T. (2012). A multilevel examination of the drivers of firm</w:t>
+      </w:r>
+      <w:r>
+        <w:t xml:space="preserve"> </w:t>
+      </w:r>
+      <w:r>
+        <w:t xml:space="preserve">multinationality: A meta-analysis.</w:t>
+      </w:r>
+      <w:r>
+        <w:t xml:space="preserve"> </w:t>
+      </w:r>
+      <w:r>
+        <w:rPr>
+          <w:iCs/>
+          <w:i/>
+        </w:rPr>
+        <w:t xml:space="preserve">Journal of Management, 38</w:t>
+      </w:r>
+      <w:r>
+        <w:t xml:space="preserve">(2),</w:t>
+      </w:r>
+      <w:r>
+        <w:t xml:space="preserve"> </w:t>
+      </w:r>
+      <w:r>
+        <w:t xml:space="preserve">502–530.</w:t>
+      </w:r>
+    </w:p>
+    <w:p>
+      <w:pPr>
+        <w:pStyle w:val="BodyText"/>
+      </w:pPr>
+      <w:r>
+        <w:t xml:space="preserve">Kraus, S., Breier, M., Lim, W. M., Dabić, M., Kumar, S., Kanbach, D.,</w:t>
+      </w:r>
+      <w:r>
+        <w:t xml:space="preserve"> </w:t>
+      </w:r>
+      <w:r>
+        <w:t xml:space="preserve">Mukherjee, D., Corvello, V., Piñeiro-Chousa, J., Liguori, E.,</w:t>
+      </w:r>
+      <w:r>
+        <w:t xml:space="preserve"> </w:t>
+      </w:r>
+      <w:r>
+        <w:t xml:space="preserve">Palacios-Marqués, D., Schiavone, F., Ferraris, A., Fernandes, C., &amp;</w:t>
+      </w:r>
+      <w:r>
+        <w:t xml:space="preserve"> </w:t>
+      </w:r>
+      <w:r>
+        <w:t xml:space="preserve">Ferreira, J. J. (2022). Literature reviews as independent studies:</w:t>
+      </w:r>
+      <w:r>
+        <w:t xml:space="preserve"> </w:t>
+      </w:r>
+      <w:r>
+        <w:t xml:space="preserve">Guidelines for academic practice.</w:t>
+      </w:r>
+      <w:r>
+        <w:t xml:space="preserve"> </w:t>
+      </w:r>
+      <w:r>
+        <w:rPr>
+          <w:iCs/>
+          <w:i/>
+        </w:rPr>
+        <w:t xml:space="preserve">Review of Managerial Science, 16</w:t>
+      </w:r>
+      <w:r>
+        <w:t xml:space="preserve">(8),</w:t>
+      </w:r>
+      <w:r>
+        <w:t xml:space="preserve"> </w:t>
+      </w:r>
+      <w:r>
+        <w:t xml:space="preserve">2577–2595.</w:t>
+      </w:r>
+    </w:p>
+    <w:p>
+      <w:pPr>
+        <w:pStyle w:val="BodyText"/>
+      </w:pPr>
+      <w:r>
+        <w:t xml:space="preserve">Kogut, B., &amp; Zander, U. (1993). Knowledge of the firm and the</w:t>
+      </w:r>
+      <w:r>
+        <w:t xml:space="preserve"> </w:t>
+      </w:r>
+      <w:r>
+        <w:t xml:space="preserve">evolutionary theory of the multinational corporation.</w:t>
+      </w:r>
+      <w:r>
+        <w:t xml:space="preserve"> </w:t>
+      </w:r>
+      <w:r>
+        <w:rPr>
+          <w:iCs/>
+          <w:i/>
+        </w:rPr>
+        <w:t xml:space="preserve">Journal of</w:t>
+      </w:r>
+      <w:r>
+        <w:rPr>
+          <w:iCs/>
+          <w:i/>
+        </w:rPr>
+        <w:t xml:space="preserve"> </w:t>
+      </w:r>
+      <w:r>
+        <w:rPr>
+          <w:iCs/>
+          <w:i/>
+        </w:rPr>
+        <w:t xml:space="preserve">International Business Studies, 24</w:t>
+      </w:r>
+      <w:r>
+        <w:t xml:space="preserve">(4), 625–645.</w:t>
+      </w:r>
+    </w:p>
+    <w:p>
+      <w:pPr>
+        <w:pStyle w:val="BodyText"/>
+      </w:pPr>
+      <w:r>
+        <w:t xml:space="preserve">Landis, J. R., &amp; Koch, G. G. (1977). The measurement of observer</w:t>
+      </w:r>
+      <w:r>
+        <w:t xml:space="preserve"> </w:t>
+      </w:r>
+      <w:r>
+        <w:t xml:space="preserve">agreement for categorical data.</w:t>
+      </w:r>
+      <w:r>
+        <w:t xml:space="preserve"> </w:t>
+      </w:r>
+      <w:r>
+        <w:rPr>
+          <w:iCs/>
+          <w:i/>
+        </w:rPr>
+        <w:t xml:space="preserve">Biometrics, 33</w:t>
+      </w:r>
+      <w:r>
+        <w:t xml:space="preserve">(1), 159–174.</w:t>
+      </w:r>
+    </w:p>
+    <w:p>
+      <w:pPr>
+        <w:pStyle w:val="BodyText"/>
+      </w:pPr>
+      <w:r>
+        <w:t xml:space="preserve">Lu, J. W., &amp; Beamish, P. W. (2004). International diversification and firm performance: The S-curve hypothesis.</w:t>
+      </w:r>
+      <w:r>
+        <w:t xml:space="preserve"> </w:t>
+      </w:r>
+      <w:r>
+        <w:rPr>
+          <w:iCs/>
+          <w:i/>
+        </w:rPr>
+        <w:t xml:space="preserve">Academy of Management Journal, 47</w:t>
+      </w:r>
+      <w:r>
+        <w:t xml:space="preserve">(4), 598–609. https://doi.org/10.2307/20159604</w:t>
+      </w:r>
+    </w:p>
+    <w:p>
+      <w:pPr>
+        <w:pStyle w:val="BodyText"/>
+      </w:pPr>
+      <w:r>
+        <w:t xml:space="preserve">Marano, V., Arregle, J.-L., Hitt, M. A., Spadafora, E., &amp; van Essen, M.</w:t>
+      </w:r>
+      <w:r>
+        <w:t xml:space="preserve"> </w:t>
+      </w:r>
+      <w:r>
+        <w:t xml:space="preserve">(2016). Home country institutions and the</w:t>
+      </w:r>
+      <w:r>
+        <w:t xml:space="preserve"> </w:t>
+      </w:r>
+      <w:r>
+        <w:t xml:space="preserve">internationalization-performance relationship: A meta-analytic review.</w:t>
+      </w:r>
+      <w:r>
+        <w:t xml:space="preserve"> </w:t>
+      </w:r>
+      <w:r>
+        <w:rPr>
+          <w:iCs/>
+          <w:i/>
+        </w:rPr>
+        <w:t xml:space="preserve">Journal of Management, 42</w:t>
+      </w:r>
+      <w:r>
+        <w:t xml:space="preserve">(5), 1075–1110.</w:t>
+      </w:r>
+    </w:p>
+    <w:p>
+      <w:pPr>
+        <w:pStyle w:val="BodyText"/>
+      </w:pPr>
+      <w:r>
+        <w:t xml:space="preserve">North, D. C. (1990).</w:t>
+      </w:r>
+      <w:r>
+        <w:t xml:space="preserve"> </w:t>
+      </w:r>
+      <w:r>
+        <w:rPr>
+          <w:iCs/>
+          <w:i/>
+        </w:rPr>
+        <w:t xml:space="preserve">Institutions, institutional change and economic</w:t>
+      </w:r>
+      <w:r>
+        <w:rPr>
+          <w:iCs/>
+          <w:i/>
+        </w:rPr>
+        <w:t xml:space="preserve"> </w:t>
+      </w:r>
+      <w:r>
+        <w:rPr>
+          <w:iCs/>
+          <w:i/>
+        </w:rPr>
+        <w:t xml:space="preserve">performance</w:t>
+      </w:r>
+      <w:r>
+        <w:t xml:space="preserve">. Cambridge University Press.</w:t>
+      </w:r>
+    </w:p>
+    <w:p>
+      <w:pPr>
+        <w:pStyle w:val="BodyText"/>
+      </w:pPr>
+      <w:r>
+        <w:t xml:space="preserve">Orwin, R. G. (1983). A fail-safe N for effect size in meta-analysis.</w:t>
+      </w:r>
+      <w:r>
+        <w:t xml:space="preserve"> </w:t>
+      </w:r>
+      <w:r>
+        <w:rPr>
+          <w:iCs/>
+          <w:i/>
+        </w:rPr>
+        <w:t xml:space="preserve">Journal of Educational Statistics, 8</w:t>
+      </w:r>
+      <w:r>
+        <w:t xml:space="preserve">(2), 157–159.</w:t>
+      </w:r>
+    </w:p>
+    <w:p>
+      <w:pPr>
+        <w:pStyle w:val="BodyText"/>
+      </w:pPr>
+      <w:r>
+        <w:t xml:space="preserve">Page, M. J., McKenzie, J. E., Bossuyt, P. M., Boutron, I., Hoffmann, T.</w:t>
+      </w:r>
+      <w:r>
+        <w:t xml:space="preserve"> </w:t>
+      </w:r>
+      <w:r>
+        <w:t xml:space="preserve">C., Mulrow, C. D., Shamseer, L., Tetzlaff, J. M., Akl, E. A., Brennan,</w:t>
+      </w:r>
+      <w:r>
+        <w:t xml:space="preserve"> </w:t>
+      </w:r>
+      <w:r>
+        <w:t xml:space="preserve">S. E., Chou, R., Glanville, J., Grimshaw, J. M., Hróbjartsson, A., Lalu,</w:t>
+      </w:r>
+      <w:r>
+        <w:t xml:space="preserve"> </w:t>
+      </w:r>
+      <w:r>
+        <w:t xml:space="preserve">M. M., Li, T., Loder, E. W., Mayo-Wilson, E., McDonald, S., … Moher, D.</w:t>
+      </w:r>
+      <w:r>
+        <w:t xml:space="preserve"> </w:t>
+      </w:r>
+      <w:r>
+        <w:t xml:space="preserve">(2021). The PRISMA 2020 statement: An updated guideline for reporting</w:t>
+      </w:r>
+      <w:r>
+        <w:t xml:space="preserve"> </w:t>
+      </w:r>
+      <w:r>
+        <w:t xml:space="preserve">systematic reviews.</w:t>
+      </w:r>
+      <w:r>
+        <w:t xml:space="preserve"> </w:t>
+      </w:r>
+      <w:r>
+        <w:rPr>
+          <w:iCs/>
+          <w:i/>
+        </w:rPr>
+        <w:t xml:space="preserve">BMJ, 372</w:t>
+      </w:r>
+      <w:r>
+        <w:t xml:space="preserve">, n71.</w:t>
       </w:r>
       <w:r>
         <w:t xml:space="preserve"> </w:t>
       </w:r>
       <w:hyperlink r:id="rId59">
-        <w:r>
-          <w:rPr>
-            <w:rStyle w:val="Hyperlink"/>
-          </w:rPr>
-          <w:t xml:space="preserve">https://doi.org/10.1002/gsj.1479</w:t>
-        </w:r>
-      </w:hyperlink>
-    </w:p>
-    <w:p>
-      <w:pPr>
-        <w:pStyle w:val="BodyText"/>
-      </w:pPr>
-      <w:r>
-        <w:t xml:space="preserve">Katz, R., &amp; Callorda, F. (2018).</w:t>
-      </w:r>
-      <w:r>
-        <w:t xml:space="preserve"> </w:t>
-      </w:r>
-      <w:r>
-        <w:rPr>
-          <w:iCs/>
-          <w:i/>
-        </w:rPr>
-        <w:t xml:space="preserve">The economic contribution of</w:t>
-      </w:r>
-      <w:r>
-        <w:rPr>
-          <w:iCs/>
-          <w:i/>
-        </w:rPr>
-        <w:t xml:space="preserve"> </w:t>
-      </w:r>
-      <w:r>
-        <w:rPr>
-          <w:iCs/>
-          <w:i/>
-        </w:rPr>
-        <w:t xml:space="preserve">broadband, digitization and ICT regulation</w:t>
-      </w:r>
-      <w:r>
-        <w:t xml:space="preserve">. ITU Telecommunication</w:t>
-      </w:r>
-      <w:r>
-        <w:t xml:space="preserve"> </w:t>
-      </w:r>
-      <w:r>
-        <w:t xml:space="preserve">Development Sector.</w:t>
-      </w:r>
-    </w:p>
-    <w:p>
-      <w:pPr>
-        <w:pStyle w:val="BodyText"/>
-      </w:pPr>
-      <w:r>
-        <w:t xml:space="preserve">Khanna, T., &amp; Palepu, K. G. (2010).</w:t>
-      </w:r>
-      <w:r>
-        <w:t xml:space="preserve"> </w:t>
-      </w:r>
-      <w:r>
-        <w:rPr>
-          <w:iCs/>
-          <w:i/>
-        </w:rPr>
-        <w:t xml:space="preserve">Winning in emerging markets: A road</w:t>
-      </w:r>
-      <w:r>
-        <w:rPr>
-          <w:iCs/>
-          <w:i/>
-        </w:rPr>
-        <w:t xml:space="preserve"> </w:t>
-      </w:r>
-      <w:r>
-        <w:rPr>
-          <w:iCs/>
-          <w:i/>
-        </w:rPr>
-        <w:t xml:space="preserve">map for strategy and execution</w:t>
-      </w:r>
-      <w:r>
-        <w:t xml:space="preserve">. Harvard Business Press.</w:t>
-      </w:r>
-    </w:p>
-    <w:p>
-      <w:pPr>
-        <w:pStyle w:val="BodyText"/>
-      </w:pPr>
-      <w:r>
-        <w:t xml:space="preserve">Kirca, A. H., Hult, G. T. M., Deligonul, S., Perryman, A. A., &amp; Cavusgil,</w:t>
-      </w:r>
-      <w:r>
-        <w:t xml:space="preserve"> </w:t>
-      </w:r>
-      <w:r>
-        <w:t xml:space="preserve">S. T. (2012). A multilevel examination of the drivers of firm</w:t>
-      </w:r>
-      <w:r>
-        <w:t xml:space="preserve"> </w:t>
-      </w:r>
-      <w:r>
-        <w:t xml:space="preserve">multinationality: A meta-analysis.</w:t>
-      </w:r>
-      <w:r>
-        <w:t xml:space="preserve"> </w:t>
-      </w:r>
-      <w:r>
-        <w:rPr>
-          <w:iCs/>
-          <w:i/>
-        </w:rPr>
-        <w:t xml:space="preserve">Journal of Management, 38</w:t>
-      </w:r>
-      <w:r>
-        <w:t xml:space="preserve">(2),</w:t>
-      </w:r>
-      <w:r>
-        <w:t xml:space="preserve"> </w:t>
-      </w:r>
-      <w:r>
-        <w:t xml:space="preserve">502–530.</w:t>
-      </w:r>
-    </w:p>
-    <w:p>
-      <w:pPr>
-        <w:pStyle w:val="BodyText"/>
-      </w:pPr>
-      <w:r>
-        <w:t xml:space="preserve">Kraus, S., Breier, M., Lim, W. M., Dabić, M., Kumar, S., Kanbach, D.,</w:t>
-      </w:r>
-      <w:r>
-        <w:t xml:space="preserve"> </w:t>
-      </w:r>
-      <w:r>
-        <w:t xml:space="preserve">Mukherjee, D., Corvello, V., Piñeiro-Chousa, J., Liguori, E.,</w:t>
-      </w:r>
-      <w:r>
-        <w:t xml:space="preserve"> </w:t>
-      </w:r>
-      <w:r>
-        <w:t xml:space="preserve">Palacios-Marqués, D., Schiavone, F., Ferraris, A., Fernandes, C., &amp;</w:t>
-      </w:r>
-      <w:r>
-        <w:t xml:space="preserve"> </w:t>
-      </w:r>
-      <w:r>
-        <w:t xml:space="preserve">Ferreira, J. J. (2022). Literature reviews as independent studies:</w:t>
-      </w:r>
-      <w:r>
-        <w:t xml:space="preserve"> </w:t>
-      </w:r>
-      <w:r>
-        <w:t xml:space="preserve">Guidelines for academic practice.</w:t>
-      </w:r>
-      <w:r>
-        <w:t xml:space="preserve"> </w:t>
-      </w:r>
-      <w:r>
-        <w:rPr>
-          <w:iCs/>
-          <w:i/>
-        </w:rPr>
-        <w:t xml:space="preserve">Review of Managerial Science, 16</w:t>
-      </w:r>
-      <w:r>
-        <w:t xml:space="preserve">(8),</w:t>
-      </w:r>
-      <w:r>
-        <w:t xml:space="preserve"> </w:t>
-      </w:r>
-      <w:r>
-        <w:t xml:space="preserve">2577–2595.</w:t>
-      </w:r>
-    </w:p>
-    <w:p>
-      <w:pPr>
-        <w:pStyle w:val="BodyText"/>
-      </w:pPr>
-      <w:r>
-        <w:t xml:space="preserve">Kogut, B., &amp; Zander, U. (1993). Knowledge of the firm and the</w:t>
-      </w:r>
-      <w:r>
-        <w:t xml:space="preserve"> </w:t>
-      </w:r>
-      <w:r>
-        <w:t xml:space="preserve">evolutionary theory of the multinational corporation.</w:t>
-      </w:r>
-      <w:r>
-        <w:t xml:space="preserve"> </w:t>
-      </w:r>
-      <w:r>
-        <w:rPr>
-          <w:iCs/>
-          <w:i/>
-        </w:rPr>
-        <w:t xml:space="preserve">Journal of</w:t>
-      </w:r>
-      <w:r>
-        <w:rPr>
-          <w:iCs/>
-          <w:i/>
-        </w:rPr>
-        <w:t xml:space="preserve"> </w:t>
-      </w:r>
-      <w:r>
-        <w:rPr>
-          <w:iCs/>
-          <w:i/>
-        </w:rPr>
-        <w:t xml:space="preserve">International Business Studies, 24</w:t>
-      </w:r>
-      <w:r>
-        <w:t xml:space="preserve">(4), 625–645.</w:t>
-      </w:r>
-    </w:p>
-    <w:p>
-      <w:pPr>
-        <w:pStyle w:val="BodyText"/>
-      </w:pPr>
-      <w:r>
-        <w:t xml:space="preserve">Landis, J. R., &amp; Koch, G. G. (1977). The measurement of observer</w:t>
-      </w:r>
-      <w:r>
-        <w:t xml:space="preserve"> </w:t>
-      </w:r>
-      <w:r>
-        <w:t xml:space="preserve">agreement for categorical data.</w:t>
-      </w:r>
-      <w:r>
-        <w:t xml:space="preserve"> </w:t>
-      </w:r>
-      <w:r>
-        <w:rPr>
-          <w:iCs/>
-          <w:i/>
-        </w:rPr>
-        <w:t xml:space="preserve">Biometrics, 33</w:t>
-      </w:r>
-      <w:r>
-        <w:t xml:space="preserve">(1), 159–174.</w:t>
-      </w:r>
-    </w:p>
-    <w:p>
-      <w:pPr>
-        <w:pStyle w:val="BodyText"/>
-      </w:pPr>
-      <w:r>
-        <w:t xml:space="preserve">Lu, J. W., &amp; Beamish, P. W. (2004). International diversification and firm performance: The S-curve hypothesis.</w:t>
-      </w:r>
-      <w:r>
-        <w:t xml:space="preserve"> </w:t>
-      </w:r>
-      <w:r>
-        <w:rPr>
-          <w:iCs/>
-          <w:i/>
-        </w:rPr>
-        <w:t xml:space="preserve">Academy of Management Journal, 47</w:t>
-      </w:r>
-      <w:r>
-        <w:t xml:space="preserve">(4), 598–609.</w:t>
-      </w:r>
-      <w:r>
-        <w:t xml:space="preserve"> </w:t>
-      </w:r>
-      <w:hyperlink r:id="rId60">
-        <w:r>
-          <w:rPr>
-            <w:rStyle w:val="Hyperlink"/>
-          </w:rPr>
-          <w:t xml:space="preserve">https://doi.org/10.2307/20159604</w:t>
-        </w:r>
-      </w:hyperlink>
-    </w:p>
-    <w:p>
-      <w:pPr>
-        <w:pStyle w:val="BodyText"/>
-      </w:pPr>
-      <w:r>
-        <w:t xml:space="preserve">Marano, V., Arregle, J.-L., Hitt, M. A., Spadafora, E., &amp; van Essen, M.</w:t>
-      </w:r>
-      <w:r>
-        <w:t xml:space="preserve"> </w:t>
-      </w:r>
-      <w:r>
-        <w:t xml:space="preserve">(2016). Home country institutions and the</w:t>
-      </w:r>
-      <w:r>
-        <w:t xml:space="preserve"> </w:t>
-      </w:r>
-      <w:r>
-        <w:t xml:space="preserve">internationalization-performance relationship: A meta-analytic review.</w:t>
-      </w:r>
-      <w:r>
-        <w:t xml:space="preserve"> </w:t>
-      </w:r>
-      <w:r>
-        <w:rPr>
-          <w:iCs/>
-          <w:i/>
-        </w:rPr>
-        <w:t xml:space="preserve">Journal of Management, 42</w:t>
-      </w:r>
-      <w:r>
-        <w:t xml:space="preserve">(5), 1075–1110.</w:t>
-      </w:r>
-    </w:p>
-    <w:p>
-      <w:pPr>
-        <w:pStyle w:val="BodyText"/>
-      </w:pPr>
-      <w:r>
-        <w:t xml:space="preserve">North, D. C. (1990).</w:t>
-      </w:r>
-      <w:r>
-        <w:t xml:space="preserve"> </w:t>
-      </w:r>
-      <w:r>
-        <w:rPr>
-          <w:iCs/>
-          <w:i/>
-        </w:rPr>
-        <w:t xml:space="preserve">Institutions, institutional change and economic</w:t>
-      </w:r>
-      <w:r>
-        <w:rPr>
-          <w:iCs/>
-          <w:i/>
-        </w:rPr>
-        <w:t xml:space="preserve"> </w:t>
-      </w:r>
-      <w:r>
-        <w:rPr>
-          <w:iCs/>
-          <w:i/>
-        </w:rPr>
-        <w:t xml:space="preserve">performance</w:t>
-      </w:r>
-      <w:r>
-        <w:t xml:space="preserve">. Cambridge University Press.</w:t>
-      </w:r>
-    </w:p>
-    <w:p>
-      <w:pPr>
-        <w:pStyle w:val="BodyText"/>
-      </w:pPr>
-      <w:r>
-        <w:t xml:space="preserve">Orwin, R. G. (1983). A fail-safe N for effect size in meta-analysis.</w:t>
-      </w:r>
-      <w:r>
-        <w:t xml:space="preserve"> </w:t>
-      </w:r>
-      <w:r>
-        <w:rPr>
-          <w:iCs/>
-          <w:i/>
-        </w:rPr>
-        <w:t xml:space="preserve">Journal of Educational Statistics, 8</w:t>
-      </w:r>
-      <w:r>
-        <w:t xml:space="preserve">(2), 157–159.</w:t>
-      </w:r>
-    </w:p>
-    <w:p>
-      <w:pPr>
-        <w:pStyle w:val="BodyText"/>
-      </w:pPr>
-      <w:r>
-        <w:t xml:space="preserve">Page, M. J., McKenzie, J. E., Bossuyt, P. M., Boutron, I., Hoffmann, T.</w:t>
-      </w:r>
-      <w:r>
-        <w:t xml:space="preserve"> </w:t>
-      </w:r>
-      <w:r>
-        <w:t xml:space="preserve">C., Mulrow, C. D., Shamseer, L., Tetzlaff, J. M., Akl, E. A., Brennan,</w:t>
-      </w:r>
-      <w:r>
-        <w:t xml:space="preserve"> </w:t>
-      </w:r>
-      <w:r>
-        <w:t xml:space="preserve">S. E., Chou, R., Glanville, J., Grimshaw, J. M., Hróbjartsson, A., Lalu,</w:t>
-      </w:r>
-      <w:r>
-        <w:t xml:space="preserve"> </w:t>
-      </w:r>
-      <w:r>
-        <w:t xml:space="preserve">M. M., Li, T., Loder, E. W., Mayo-Wilson, E., McDonald, S., … Moher, D.</w:t>
-      </w:r>
-      <w:r>
-        <w:t xml:space="preserve"> </w:t>
-      </w:r>
-      <w:r>
-        <w:t xml:space="preserve">(2021). The PRISMA 2020 statement: An updated guideline for reporting</w:t>
-      </w:r>
-      <w:r>
-        <w:t xml:space="preserve"> </w:t>
-      </w:r>
-      <w:r>
-        <w:t xml:space="preserve">systematic reviews.</w:t>
-      </w:r>
-      <w:r>
-        <w:t xml:space="preserve"> </w:t>
-      </w:r>
-      <w:r>
-        <w:rPr>
-          <w:iCs/>
-          <w:i/>
-        </w:rPr>
-        <w:t xml:space="preserve">BMJ, 372</w:t>
-      </w:r>
-      <w:r>
-        <w:t xml:space="preserve">, n71.</w:t>
-      </w:r>
-      <w:r>
-        <w:t xml:space="preserve"> </w:t>
-      </w:r>
-      <w:hyperlink r:id="rId61">
         <w:r>
           <w:rPr>
             <w:rStyle w:val="Hyperlink"/>
@@ -19144,7 +19239,7 @@
         <w:t xml:space="preserve"> </w:t>
       </w:r>
       <w:r>
-        <w:t xml:space="preserve">(pp. 231–244).</w:t>
+        <w:t xml:space="preserve">(pp. 231–244).</w:t>
       </w:r>
       <w:r>
         <w:t xml:space="preserve"> </w:t>
@@ -19195,7 +19290,7 @@
         <w:t xml:space="preserve"> </w:t>
       </w:r>
       <w:r>
-        <w:t xml:space="preserve">(IMF Departmental Paper No. DP/2020/09). International Monetary Fund.</w:t>
+        <w:t xml:space="preserve">(IMF Departmental Paper No. DP/2020/09). International Monetary Fund.</w:t>
       </w:r>
     </w:p>
     <w:p>
@@ -19589,7 +19684,7 @@
       <w:r>
         <w:t xml:space="preserve"> </w:t>
       </w:r>
-      <w:hyperlink r:id="rId62">
+      <w:hyperlink r:id="rId60">
         <w:r>
           <w:rPr>
             <w:rStyle w:val="Hyperlink"/>
@@ -19654,8 +19749,8 @@
         <w:t xml:space="preserve">(2), 341–363.</w:t>
       </w:r>
     </w:p>
-    <w:bookmarkEnd w:id="63"/>
-    <w:bookmarkStart w:id="64" w:name="X6e5cfb15c9bb56aea620267700f1f842431a0be"/>
+    <w:bookmarkEnd w:id="61"/>
+    <w:bookmarkStart w:id="62" w:name="X6e5cfb15c9bb56aea620267700f1f842431a0be"/>
     <w:p>
       <w:pPr>
         <w:pStyle w:val="Heading2"/>
@@ -19669,7 +19764,25 @@
         <w:pStyle w:val="FirstParagraph"/>
       </w:pPr>
       <w:r>
-        <w:t xml:space="preserve">The corpus was assembled through citation-anchored systematic searching rather than a single database census; the flow is therefore reported under the PRISMA 2020 "studies identified via other methods" variant (Page et al., 2021).</w:t>
+        <w:t xml:space="preserve">The corpus was assembled through citation-anchored systematic searching rather than a single database census; the flow is therefore reported under the PRISMA 2020</w:t>
+      </w:r>
+      <w:r>
+        <w:t xml:space="preserve"> </w:t>
+      </w:r>
+      <w:r>
+        <w:t xml:space="preserve">“</w:t>
+      </w:r>
+      <w:r>
+        <w:t xml:space="preserve">studies identified via other methods</w:t>
+      </w:r>
+      <w:r>
+        <w:t xml:space="preserve">”</w:t>
+      </w:r>
+      <w:r>
+        <w:t xml:space="preserve"> </w:t>
+      </w:r>
+      <w:r>
+        <w:t xml:space="preserve">variant (Page et al., 2021).</w:t>
       </w:r>
     </w:p>
     <w:p>
@@ -19866,7 +19979,7 @@
         <w:rPr>
           <w:rStyle w:val="VerbatimChar"/>
         </w:rPr>
-        <w:t xml:space="preserve">Effect sizes coded:                K = 288</w:t>
+        <w:t xml:space="preserve">Effect sizes coded: K = 288</w:t>
       </w:r>
     </w:p>
     <w:p>
@@ -19889,8 +20002,8 @@
         <w:t xml:space="preserve">The PRISMA 2020 checklist (Page et al., 2021) is available from the corresponding author.</w:t>
       </w:r>
     </w:p>
-    <w:bookmarkEnd w:id="64"/>
-    <w:bookmarkStart w:id="65" w:name="appendix-b-coding-protocol-7-moderators"/>
+    <w:bookmarkEnd w:id="62"/>
+    <w:bookmarkStart w:id="63" w:name="appendix-b-coding-protocol-7-moderators"/>
     <w:p>
       <w:pPr>
         <w:pStyle w:val="Heading2"/>
@@ -19902,14 +20015,14 @@
     <w:tbl>
       <w:tblPr>
         <w:tblStyle w:val="Table"/>
-        <w:tblW w:type="auto" w:w="0"/>
+        <w:tblW w:type="pct" w:w="5000"/>
         <w:tblLook w:firstRow="1" w:lastRow="0" w:firstColumn="0" w:lastColumn="0" w:noHBand="0" w:noVBand="0" w:val="0020"/>
         <w:jc w:val="start"/>
       </w:tblPr>
       <w:tblGrid>
-        <w:gridCol w:w="2640"/>
-        <w:gridCol w:w="2640"/>
-        <w:gridCol w:w="2640"/>
+        <w:gridCol w:w="912"/>
+        <w:gridCol w:w="1104"/>
+        <w:gridCol w:w="5904"/>
       </w:tblGrid>
       <w:tr>
         <w:trPr>
@@ -20099,7 +20212,19 @@
               <w:jc w:val="left"/>
             </w:pPr>
             <w:r>
-              <w:t xml:space="preserve">First author's sample country; multi-country = "pooled"</w:t>
+              <w:t xml:space="preserve">First author’s sample country; multi-country =</w:t>
+            </w:r>
+            <w:r>
+              <w:t xml:space="preserve"> </w:t>
+            </w:r>
+            <w:r>
+              <w:t xml:space="preserve">“</w:t>
+            </w:r>
+            <w:r>
+              <w:t xml:space="preserve">pooled</w:t>
+            </w:r>
+            <w:r>
+              <w:t xml:space="preserve">”</w:t>
             </w:r>
           </w:p>
         </w:tc>
@@ -20213,23 +20338,20 @@
               <w:jc w:val="left"/>
             </w:pPr>
             <w:r>
-              <w:t xml:space="preserve">Accounting (ROA/ROE/ROS); Market (Tobin's Q); Mixed; Other</w:t>
+              <w:t xml:space="preserve">Accounting (ROA/ROE/ROS); Market (Tobin’s Q); Mixed; Other</w:t>
             </w:r>
           </w:p>
         </w:tc>
       </w:tr>
     </w:tbl>
-    <w:bookmarkEnd w:id="65"/>
-    <w:bookmarkStart w:id="66" w:name="Xd9634948d23722ae653a4402a0c9331cc7088ab"/>
+    <w:bookmarkEnd w:id="63"/>
+    <w:bookmarkStart w:id="64" w:name="Xf97f952f96803e451cdf304f81d710dfb198f95"/>
     <w:p>
       <w:pPr>
         <w:pStyle w:val="Heading2"/>
       </w:pPr>
       <w:r>
-        <w:t xml:space="preserve">Appendix C, Consistency Check: MetaEssentials vs.</w:t>
-      </w:r>
-      <w:r>
-        <w:t xml:space="preserve"> </w:t>
+        <w:t xml:space="preserve">Appendix C, Consistency Check: MetaEssentials vs. </w:t>
       </w:r>
       <w:r>
         <w:rPr>
@@ -20241,14 +20363,14 @@
     <w:tbl>
       <w:tblPr>
         <w:tblStyle w:val="Table"/>
-        <w:tblW w:type="auto" w:w="0"/>
+        <w:tblW w:type="pct" w:w="5000"/>
         <w:tblLook w:firstRow="1" w:lastRow="0" w:firstColumn="0" w:lastColumn="0" w:noHBand="0" w:noVBand="0" w:val="0020"/>
         <w:jc w:val="start"/>
       </w:tblPr>
       <w:tblGrid>
-        <w:gridCol w:w="2640"/>
-        <w:gridCol w:w="2640"/>
-        <w:gridCol w:w="2640"/>
+        <w:gridCol w:w="2224"/>
+        <w:gridCol w:w="2936"/>
+        <w:gridCol w:w="2758"/>
       </w:tblGrid>
       <w:tr>
         <w:trPr>
@@ -20705,7 +20827,7 @@
               <w:jc w:val="left"/>
             </w:pPr>
             <w:r>
-              <w:t xml:space="preserve">Suurmond et al. (2017)</w:t>
+              <w:t xml:space="preserve">Suurmond et al. (2017)</w:t>
             </w:r>
           </w:p>
         </w:tc>
@@ -20738,7 +20860,7 @@
         <w:t xml:space="preserve"> </w:t>
       </w:r>
       <w:r>
-        <w:t xml:space="preserve">Lower total I² in the three-level model (62.4% vs. 87.92%)</w:t>
+        <w:t xml:space="preserve">Lower total I² in the three-level model (62.4% vs. 87.92%)</w:t>
       </w:r>
       <w:r>
         <w:t xml:space="preserve"> </w:t>
@@ -20772,7 +20894,7 @@
         <w:t xml:space="preserve"> </w:t>
       </w:r>
       <w:r>
-        <w:t xml:space="preserve">reflects the precision gain from 238 vs. 113 studies. The three-level</w:t>
+        <w:t xml:space="preserve">reflects the precision gain from 238 vs. 113 studies. The three-level</w:t>
       </w:r>
       <w:r>
         <w:t xml:space="preserve"> </w:t>
@@ -20799,8 +20921,8 @@
         <w:t xml:space="preserve">Word count (excluding tables, references, appendices): ≈ 6,900 words</w:t>
       </w:r>
     </w:p>
-    <w:bookmarkEnd w:id="66"/>
-    <w:bookmarkEnd w:id="67"/>
+    <w:bookmarkEnd w:id="64"/>
+    <w:bookmarkEnd w:id="65"/>
     <w:sectPr>
       <w:pgSz w:h="16838" w:w="11906"/>
       <w:pgMar w:bottom="1417" w:left="1417" w:right="1417" w:top="1417"/>

--- a/dist/BO_NOP_HOAN_CHINH_2026-06/1_papers/P6_JWB/01_manuscript_blinded.docx
+++ b/dist/BO_NOP_HOAN_CHINH_2026-06/1_papers/P6_JWB/01_manuscript_blinded.docx
@@ -75,16 +75,6 @@
         <w:pStyle w:val="FirstParagraph"/>
       </w:pPr>
       <w:r>
-        <w:rPr>
-          <w:bCs/>
-          <w:b/>
-        </w:rPr>
-        <w:t xml:space="preserve">Purpose:</w:t>
-      </w:r>
-      <w:r>
-        <w:t xml:space="preserve"> </w:t>
-      </w:r>
-      <w:r>
         <w:t xml:space="preserve">We conduct a three-level meta-analytic regression analysis</w:t>
       </w:r>
       <w:r>
@@ -115,23 +105,7 @@
         <w:t xml:space="preserve"> </w:t>
       </w:r>
       <w:r>
-        <w:t xml:space="preserve">not examined.</w:t>
-      </w:r>
-      <w:r>
-        <w:t xml:space="preserve"> </w:t>
-      </w:r>
-      <w:r>
-        <w:rPr>
-          <w:bCs/>
-          <w:b/>
-        </w:rPr>
-        <w:t xml:space="preserve">Design/methodology/approach:</w:t>
-      </w:r>
-      <w:r>
-        <w:t xml:space="preserve"> </w:t>
-      </w:r>
-      <w:r>
-        <w:t xml:space="preserve">A systematic search</w:t>
+        <w:t xml:space="preserve">not examined. A systematic search</w:t>
       </w:r>
       <w:r>
         <w:t xml:space="preserve"> </w:t>
@@ -242,23 +216,7 @@
         <w:t xml:space="preserve"> </w:t>
       </w:r>
       <w:r>
-        <w:t xml:space="preserve">double-coded subsample.</w:t>
-      </w:r>
-      <w:r>
-        <w:t xml:space="preserve"> </w:t>
-      </w:r>
-      <w:r>
-        <w:rPr>
-          <w:bCs/>
-          <w:b/>
-        </w:rPr>
-        <w:t xml:space="preserve">Findings:</w:t>
-      </w:r>
-      <w:r>
-        <w:t xml:space="preserve"> </w:t>
-      </w:r>
-      <w:r>
-        <w:t xml:space="preserve">The baseline pooled effect is</w:t>
+        <w:t xml:space="preserve">double-coded subsample. The baseline pooled effect is</w:t>
       </w:r>
       <w:r>
         <w:t xml:space="preserve"> </w:t>
@@ -567,16 +525,6 @@
       </w:r>
       <w:r>
         <w:t xml:space="preserve">0.035 (95% CI [0.018, 0.051]), positive but attenuated.</w:t>
-      </w:r>
-      <w:r>
-        <w:t xml:space="preserve"> </w:t>
-      </w:r>
-      <w:r>
-        <w:rPr>
-          <w:bCs/>
-          <w:b/>
-        </w:rPr>
-        <w:t xml:space="preserve">Originality/value:</w:t>
       </w:r>
       <w:r>
         <w:t xml:space="preserve"> </w:t>
